--- a/downloads/student/ai-5-week-32.docx
+++ b/downloads/student/ai-5-week-32.docx
@@ -1079,6 +1079,16 @@
     <w:p>
       <w:r>
         <w:t>Reconstructing one run verifies arithmetic and provenance, not population performance or educational learning impact.</w:t>
+      </w:r>
+    </w:p>
+    <w:p>
+      <w:r>
+        <w:t>Read the labelled picture: What additional evidence is needed for a final performance claim? Point to the relevant step in the picture, then write the changed result and the rule or evidence that supports it.</w:t>
+      </w:r>
+    </w:p>
+    <w:p>
+      <w:r>
+        <w:t>Change one thing: A teammate calls V4 a final test after using it to select a=1.25. Predict the result before checking the explanation. What remains the same?</w:t>
       </w:r>
     </w:p>
     <w:p>
@@ -2217,6 +2227,187 @@
         <w:t>Attempt the independent case before hints. Record whether you worked alone, used a hint or followed a model. After feedback, fix the first unsupported step and explain why it changed. A later check uses a changed case, not a copied answer.</w:t>
       </w:r>
     </w:p>
+    <w:p>
+      <w:pPr>
+        <w:pStyle w:val="Heading1"/>
+      </w:pPr>
+      <w:r>
+        <w:t>15. Your lesson route</w:t>
+      </w:r>
+    </w:p>
+    <w:p>
+      <w:r>
+        <w:t>Start with this question: Document checkpoint selection so another team can reconstruct every reported number.</w:t>
+      </w:r>
+    </w:p>
+    <w:tbl>
+      <w:tblPr>
+        <w:tblStyle w:val="LightShading-Accent1"/>
+        <w:tblW w:type="auto" w:w="0"/>
+        <w:tblLook w:firstColumn="1" w:firstRow="1" w:lastColumn="0" w:lastRow="0" w:noHBand="0" w:noVBand="1" w:val="04A0"/>
+      </w:tblPr>
+      <w:tblGrid>
+        <w:gridCol w:w="5112"/>
+        <w:gridCol w:w="5112"/>
+      </w:tblGrid>
+      <w:tr>
+        <w:trPr>
+          <w:tblHeader/>
+        </w:trPr>
+        <w:tc>
+          <w:tcPr>
+            <w:tcW w:type="dxa" w:w="5112"/>
+          </w:tcPr>
+          <w:p>
+            <w:r>
+              <w:t>By the end, I can</w:t>
+            </w:r>
+          </w:p>
+        </w:tc>
+        <w:tc>
+          <w:tcPr>
+            <w:tcW w:type="dxa" w:w="5112"/>
+          </w:tcPr>
+          <w:p>
+            <w:r>
+              <w:t>How I will show it</w:t>
+            </w:r>
+          </w:p>
+        </w:tc>
+      </w:tr>
+      <w:tr>
+        <w:tc>
+          <w:tcPr>
+            <w:tcW w:type="dxa" w:w="5112"/>
+          </w:tcPr>
+          <w:p>
+            <w:r>
+              <w:t>Record a network experiment with enough detail to replay its calculations</w:t>
+            </w:r>
+          </w:p>
+        </w:tc>
+        <w:tc>
+          <w:tcPr>
+            <w:tcW w:type="dxa" w:w="5112"/>
+          </w:tcPr>
+          <w:p>
+            <w:r>
+              <w:t>Explain the deciding step, show a trace or test, and state one limit.</w:t>
+            </w:r>
+          </w:p>
+        </w:tc>
+      </w:tr>
+      <w:tr>
+        <w:tc>
+          <w:tcPr>
+            <w:tcW w:type="dxa" w:w="5112"/>
+          </w:tcPr>
+          <w:p>
+            <w:r>
+              <w:t>Trace reported metrics to data roles and saved parameters</w:t>
+            </w:r>
+          </w:p>
+        </w:tc>
+        <w:tc>
+          <w:tcPr>
+            <w:tcW w:type="dxa" w:w="5112"/>
+          </w:tcPr>
+          <w:p>
+            <w:r>
+              <w:t>Explain the deciding step, show a trace or test, and state one limit.</w:t>
+            </w:r>
+          </w:p>
+        </w:tc>
+      </w:tr>
+      <w:tr>
+        <w:tc>
+          <w:tcPr>
+            <w:tcW w:type="dxa" w:w="5112"/>
+          </w:tcPr>
+          <w:p>
+            <w:r>
+              <w:t>Write a bounded conclusion and identify missing evaluation evidence</w:t>
+            </w:r>
+          </w:p>
+        </w:tc>
+        <w:tc>
+          <w:tcPr>
+            <w:tcW w:type="dxa" w:w="5112"/>
+          </w:tcPr>
+          <w:p>
+            <w:r>
+              <w:t>Explain the deciding step, show a trace or test, and state one limit.</w:t>
+            </w:r>
+          </w:p>
+        </w:tc>
+      </w:tr>
+    </w:tbl>
+    <w:p>
+      <w:r>
+        <w:t>Remember → watch and explain → try with help → investigate → try independently → keep project evidence. Your teacher may spread this lesson across several classes.</w:t>
+      </w:r>
+    </w:p>
+    <w:p>
+      <w:r>
+        <w:t>Keep your first prediction. Compare it with what the evidence shows and explain any change.</w:t>
+      </w:r>
+    </w:p>
+    <w:p>
+      <w:pPr>
+        <w:pStyle w:val="Heading1"/>
+      </w:pPr>
+      <w:r>
+        <w:t>16. Finish and return</w:t>
+      </w:r>
+    </w:p>
+    <w:p>
+      <w:r>
+        <w:t>Close your notes. Explain this goal in your own words: Record a network experiment with enough detail to replay its calculations</w:t>
+      </w:r>
+    </w:p>
+    <w:p>
+      <w:pPr>
+        <w:pStyle w:val="Heading3"/>
+      </w:pPr>
+      <w:r>
+        <w:t>My deciding step, evidence and one remaining question</w:t>
+      </w:r>
+    </w:p>
+    <w:p>
+      <w:r>
+        <w:t>________________________________________________________________</w:t>
+      </w:r>
+    </w:p>
+    <w:p>
+      <w:r>
+        <w:t>________________________________________________________________</w:t>
+      </w:r>
+    </w:p>
+    <w:p>
+      <w:r>
+        <w:t>________________________________________________________________</w:t>
+      </w:r>
+    </w:p>
+    <w:p>
+      <w:r>
+        <w:t>________________________________________________________________</w:t>
+      </w:r>
+    </w:p>
+    <w:p>
+      <w:r>
+        <w:t>________________________________________________________________</w:t>
+      </w:r>
+    </w:p>
+    <w:p>
+      <w:r>
+        <w:t>If you are unsure, return to the worked picture and explain one arrow. If you are ready, change an input or assumption and justify your prediction.</w:t>
+      </w:r>
+    </w:p>
+    <w:p>
+      <w:r>
+        <w:t>Save your workbook evidence. At the next review, try a different case before opening your old answer.</w:t>
+      </w:r>
+    </w:p>
     <w:sectPr>
       <w:pgSz w:w="12240" w:h="15840"/>
       <w:pgMar w:top="936" w:right="1008" w:bottom="936" w:left="1008" w:header="720" w:footer="720" w:gutter="0"/>

--- a/downloads/student/ai-5-week-32.docx
+++ b/downloads/student/ai-5-week-32.docx
@@ -2408,6 +2408,215 @@
         <w:t>Save your workbook evidence. At the next review, try a different case before opening your old answer.</w:t>
       </w:r>
     </w:p>
+    <w:p>
+      <w:pPr>
+        <w:pStyle w:val="Heading1"/>
+      </w:pPr>
+      <w:r>
+        <w:t>17. Supported practice, repair and portfolio</w:t>
+      </w:r>
+    </w:p>
+    <w:p>
+      <w:r>
+        <w:t>Use this supported practice once, in the browser or on paper. Keep the reserved independent assessment for a separate first attempt before teacher feedback.</w:t>
+      </w:r>
+    </w:p>
+    <w:p>
+      <w:r>
+        <w:t>Document checkpoint selection so another team can reconstruct every reported number.</w:t>
+      </w:r>
+    </w:p>
+    <w:p>
+      <w:pPr>
+        <w:pStyle w:val="Heading3"/>
+      </w:pPr>
+      <w:r>
+        <w:t>Practice 1: explain the deciding evidence</w:t>
+      </w:r>
+    </w:p>
+    <w:p>
+      <w:r>
+        <w:t>Which labelled step matches this detail? Choose a = 1.25; save R8, inputs, formula, checkpoint values, loss rule and validation role.</w:t>
+      </w:r>
+    </w:p>
+    <w:p>
+      <w:r>
+        <w:t>1. Checkpoint comparison</w:t>
+      </w:r>
+    </w:p>
+    <w:p>
+      <w:r>
+        <w:t>2. Select and record</w:t>
+      </w:r>
+    </w:p>
+    <w:p>
+      <w:r>
+        <w:t>3. Baseline prediction</w:t>
+      </w:r>
+    </w:p>
+    <w:p>
+      <w:pPr>
+        <w:pStyle w:val="Heading3"/>
+      </w:pPr>
+      <w:r>
+        <w:t>My selected conclusion, deciding fact and explanation</w:t>
+      </w:r>
+    </w:p>
+    <w:p>
+      <w:r>
+        <w:t>________________________________________________________________</w:t>
+      </w:r>
+    </w:p>
+    <w:p>
+      <w:r>
+        <w:t>________________________________________________________________</w:t>
+      </w:r>
+    </w:p>
+    <w:p>
+      <w:r>
+        <w:t>________________________________________________________________</w:t>
+      </w:r>
+    </w:p>
+    <w:p>
+      <w:r>
+        <w:t>________________________________________________________________</w:t>
+      </w:r>
+    </w:p>
+    <w:p>
+      <w:r>
+        <w:t>________________________________________________________________</w:t>
+      </w:r>
+    </w:p>
+    <w:p>
+      <w:r>
+        <w:t>Hint if needed: Read the steps in the pictorial case. Match the supplied detail to the stage that performs or records it.</w:t>
+      </w:r>
+    </w:p>
+    <w:p>
+      <w:r>
+        <w:t>After your attempt, compare with the supported explanation: Select and record Choose a = 1.25; save R8, inputs, formula, checkpoint values, loss rule and validation role. A reproducible record includes the actual input, formula, parameters and scoring rule, together with each dataset’s role. The validation case selects the best supplied checkpoint, so it is part of development. Save that selection history and freeze the checkpoint before evaluating fresh final cases. Renaming the same case a test does not change how it was used.</w:t>
+      </w:r>
+    </w:p>
+    <w:p>
+      <w:pPr>
+        <w:pStyle w:val="Heading3"/>
+      </w:pPr>
+      <w:r>
+        <w:t>Practice 2: explain the deciding evidence</w:t>
+      </w:r>
+    </w:p>
+    <w:p>
+      <w:r>
+        <w:t>Changed-case practice: A teammate calls V4 a final test after using it to select a=1.25. Which conclusion is supported by the supplied facts?</w:t>
+      </w:r>
+    </w:p>
+    <w:p>
+      <w:r>
+        <w:t>1. We can decide the result without examining the changed input or the procedure.</w:t>
+      </w:r>
+    </w:p>
+    <w:p>
+      <w:r>
+        <w:t>2. This one example guarantees correct results for every future input.</w:t>
+      </w:r>
+    </w:p>
+    <w:p>
+      <w:r>
+        <w:t>3. Correct its role to validation; it was used for selection.</w:t>
+      </w:r>
+    </w:p>
+    <w:p>
+      <w:pPr>
+        <w:pStyle w:val="Heading3"/>
+      </w:pPr>
+      <w:r>
+        <w:t>My selected conclusion, deciding fact and explanation</w:t>
+      </w:r>
+    </w:p>
+    <w:p>
+      <w:r>
+        <w:t>________________________________________________________________</w:t>
+      </w:r>
+    </w:p>
+    <w:p>
+      <w:r>
+        <w:t>________________________________________________________________</w:t>
+      </w:r>
+    </w:p>
+    <w:p>
+      <w:r>
+        <w:t>________________________________________________________________</w:t>
+      </w:r>
+    </w:p>
+    <w:p>
+      <w:r>
+        <w:t>________________________________________________________________</w:t>
+      </w:r>
+    </w:p>
+    <w:p>
+      <w:r>
+        <w:t>________________________________________________________________</w:t>
+      </w:r>
+    </w:p>
+    <w:p>
+      <w:r>
+        <w:t>Hint if needed: Use the changed condition and the deciding step in the pictorial trace. The answer must say what follows from those facts.</w:t>
+      </w:r>
+    </w:p>
+    <w:p>
+      <w:r>
+        <w:t>After your attempt, compare with the supported explanation: Correct its role to validation; it was used for selection. Changing the label on a dataset does not make its evidence untouched.</w:t>
+      </w:r>
+    </w:p>
+    <w:p>
+      <w:pPr>
+        <w:pStyle w:val="Heading3"/>
+      </w:pPr>
+      <w:r>
+        <w:t>Repair a missing building block</w:t>
+      </w:r>
+    </w:p>
+    <w:p>
+      <w:r>
+        <w:t>Review Efficiency and resource measurement (ai-5/31). Goal: Calculate throughput and amortised time per example from repeated timings. Short practice: Why is 10ms/case not necessarily a single-request latency? Point to the relevant step in the picture, then write the changed result and the rule or evidence that supports it.. Return to this week and explain what you changed.</w:t>
+      </w:r>
+    </w:p>
+    <w:p>
+      <w:r>
+        <w:t>Review Uncertainty and failure analysis (ai-5/29). Goal: Distinguish a predicted class, confidence score and observed correctness. Short practice: What is C’s positive-class probability and chosen-label confidence? Point to the relevant step in the picture, then write the changed result and the rule or evidence that supports it.. Return to this week and explain what you changed.</w:t>
+      </w:r>
+    </w:p>
+    <w:p>
+      <w:r>
+        <w:t>Review Embeddings and neighbourhoods (ai-5/26). Goal: Look up a vector using a token ID and preserve sequence shape. Short practice: What would justify claiming nearby vectors mean related topics? Point to the relevant step in the picture, then write the changed result and the rule or evidence that supports it.. Return to this week and explain what you changed.</w:t>
+      </w:r>
+    </w:p>
+    <w:p>
+      <w:pPr>
+        <w:pStyle w:val="Heading3"/>
+      </w:pPr>
+      <w:r>
+        <w:t>Predict, run and debug</w:t>
+      </w:r>
+    </w:p>
+    <w:p>
+      <w:r>
+        <w:t>The browser lab lets you edit the supported Python examples already included in this lesson. Predict first, run, inspect the actual output or error, change one input, then run again. Keep code, predictions, actual results and a reasoned revision together. On paper, label your result as a trace rather than an execution.</w:t>
+      </w:r>
+    </w:p>
+    <w:p>
+      <w:pPr>
+        <w:pStyle w:val="Heading3"/>
+      </w:pPr>
+      <w:r>
+        <w:t>Keep your completed work</w:t>
+      </w:r>
+    </w:p>
+    <w:p>
+      <w:r>
+        <w:t>Use Download completed work in the hosted lesson to export your answers, reflections, practice feedback and code-run evidence. Open the HTML copy to read or print it. Drafts stay in this browser when storage is available; clear drafts on a shared device.</w:t>
+      </w:r>
+    </w:p>
     <w:sectPr>
       <w:pgSz w:w="12240" w:h="15840"/>
       <w:pgMar w:top="936" w:right="1008" w:bottom="936" w:left="1008" w:header="720" w:footer="720" w:gutter="0"/>

--- a/downloads/student/ai-5-week-32.docx
+++ b/downloads/student/ai-5-week-32.docx
@@ -42,6 +42,11 @@
       </w:r>
     </w:p>
     <w:p>
+      <w:r>
+        <w:t>Start with the target: Record a network experiment with enough detail to replay its calculations. Try the recall before opening notes.</w:t>
+      </w:r>
+    </w:p>
+    <w:p>
       <w:pPr>
         <w:pStyle w:val="Heading3"/>
       </w:pPr>
@@ -50,18 +55,60 @@
       </w:r>
     </w:p>
     <w:p>
-      <w:r>
-        <w:t>I can record a network experiment with enough detail to replay its calculations.</w:t>
-      </w:r>
-    </w:p>
-    <w:p>
-      <w:r>
+      <w:pPr>
+        <w:spacing w:line="336" w:lineRule="auto" w:after="180"/>
+      </w:pPr>
+      <w:r>
+        <w:rPr>
+          <w:b w:val="0"/>
+        </w:rPr>
+        <w:t xml:space="preserve">I can record a network experiment with enough detail to </w:t>
+      </w:r>
+      <w:r>
+        <w:rPr>
+          <w:b/>
+        </w:rPr>
+        <w:t>replay</w:t>
+      </w:r>
+      <w:r>
+        <w:rPr>
+          <w:b w:val="0"/>
+        </w:rPr>
+        <w:t xml:space="preserve"> its calculations.</w:t>
+      </w:r>
+    </w:p>
+    <w:p>
+      <w:pPr>
+        <w:spacing w:line="336" w:lineRule="auto" w:after="180"/>
+      </w:pPr>
+      <w:r>
+        <w:rPr>
+          <w:b w:val="0"/>
+        </w:rPr>
         <w:t>I can trace reported metrics to data roles and saved parameters.</w:t>
       </w:r>
     </w:p>
     <w:p>
-      <w:r>
-        <w:t>I can write a bounded conclusion and identify missing evaluation evidence.</w:t>
+      <w:pPr>
+        <w:spacing w:line="336" w:lineRule="auto" w:after="180"/>
+      </w:pPr>
+      <w:r>
+        <w:rPr>
+          <w:b w:val="0"/>
+        </w:rPr>
+        <w:t xml:space="preserve">I can write a bounded conclusion and identify missing evaluation </w:t>
+      </w:r>
+      <w:r>
+        <w:rPr>
+          <w:b/>
+        </w:rPr>
+        <w:t>evidence</w:t>
+      </w:r>
+      <w:r>
+        <w:rPr>
+          <w:b w:val="0"/>
+        </w:rPr>
+        <w:t>.</w:t>
       </w:r>
     </w:p>
     <w:p>
@@ -73,48 +120,132 @@
       </w:r>
     </w:p>
     <w:p>
-      <w:r>
+      <w:pPr>
+        <w:spacing w:line="336" w:lineRule="auto" w:after="180"/>
+      </w:pPr>
+      <w:r>
+        <w:rPr>
+          <w:b w:val="0"/>
+        </w:rPr>
         <w:t>Close your notes first. A rough first answer helps us choose the right starting point; it is not a score for your ability.</w:t>
       </w:r>
     </w:p>
     <w:p>
-      <w:r>
+      <w:pPr>
+        <w:spacing w:line="336" w:lineRule="auto" w:after="180"/>
+      </w:pPr>
+      <w:r>
+        <w:rPr>
+          <w:b w:val="0"/>
+        </w:rPr>
         <w:t>Without opening the old lesson, explain one key idea from Efficiency and resource measurement. Give an example and a mistake that the idea helps you avoid.</w:t>
       </w:r>
     </w:p>
     <w:p>
-      <w:r>
+      <w:pPr>
+        <w:spacing w:line="336" w:lineRule="auto" w:after="180"/>
+      </w:pPr>
+      <w:r>
+        <w:rPr>
+          <w:b w:val="0"/>
+        </w:rPr>
         <w:t>Without opening the old lesson, explain one key idea from Uncertainty and failure analysis. Give an example and a mistake that the idea helps you avoid.</w:t>
       </w:r>
     </w:p>
     <w:p>
-      <w:r>
+      <w:pPr>
+        <w:spacing w:line="336" w:lineRule="auto" w:after="180"/>
+      </w:pPr>
+      <w:r>
+        <w:rPr>
+          <w:b w:val="0"/>
+        </w:rPr>
         <w:t>Without opening the old lesson, explain one key idea from Embeddings and neighbourhoods. Give an example and a mistake that the idea helps you avoid.</w:t>
       </w:r>
     </w:p>
     <w:p>
-      <w:r>
-        <w:t>After trying, check the relevant lesson or ask your teacher. Change the part of your explanation that the evidence shows was wrong.</w:t>
-      </w:r>
-    </w:p>
-    <w:p>
-      <w:r>
+      <w:pPr>
+        <w:spacing w:line="336" w:lineRule="auto" w:after="180"/>
+      </w:pPr>
+      <w:r>
+        <w:rPr>
+          <w:b w:val="0"/>
+        </w:rPr>
+        <w:t xml:space="preserve">After trying, check the relevant lesson or ask your teacher. Change the part of your explanation that the </w:t>
+      </w:r>
+      <w:r>
+        <w:rPr>
+          <w:b/>
+        </w:rPr>
+        <w:t>evidence</w:t>
+      </w:r>
+      <w:r>
+        <w:rPr>
+          <w:b w:val="0"/>
+        </w:rPr>
+        <w:t xml:space="preserve"> shows was wrong.</w:t>
+      </w:r>
+    </w:p>
+    <w:p>
+      <w:pPr>
+        <w:spacing w:line="336" w:lineRule="auto" w:after="180"/>
+      </w:pPr>
+      <w:r>
+        <w:rPr>
+          <w:b w:val="0"/>
+        </w:rPr>
         <w:t>This week you will practise:</w:t>
       </w:r>
     </w:p>
     <w:p>
-      <w:r>
-        <w:t>Record a network experiment with enough detail to replay its calculations</w:t>
-      </w:r>
-    </w:p>
-    <w:p>
-      <w:r>
+      <w:pPr>
+        <w:spacing w:line="336" w:lineRule="auto" w:after="180"/>
+      </w:pPr>
+      <w:r>
+        <w:rPr>
+          <w:b w:val="0"/>
+        </w:rPr>
+        <w:t xml:space="preserve">Record a network experiment with enough detail to </w:t>
+      </w:r>
+      <w:r>
+        <w:rPr>
+          <w:b/>
+        </w:rPr>
+        <w:t>replay</w:t>
+      </w:r>
+      <w:r>
+        <w:rPr>
+          <w:b w:val="0"/>
+        </w:rPr>
+        <w:t xml:space="preserve"> its calculations</w:t>
+      </w:r>
+    </w:p>
+    <w:p>
+      <w:pPr>
+        <w:spacing w:line="336" w:lineRule="auto" w:after="180"/>
+      </w:pPr>
+      <w:r>
+        <w:rPr>
+          <w:b w:val="0"/>
+        </w:rPr>
         <w:t>Trace reported metrics to data roles and saved parameters</w:t>
       </w:r>
     </w:p>
     <w:p>
-      <w:r>
-        <w:t>Write a bounded conclusion and identify missing evaluation evidence</w:t>
+      <w:pPr>
+        <w:spacing w:line="336" w:lineRule="auto" w:after="180"/>
+      </w:pPr>
+      <w:r>
+        <w:rPr>
+          <w:b w:val="0"/>
+        </w:rPr>
+        <w:t xml:space="preserve">Write a bounded conclusion and identify missing evaluation </w:t>
+      </w:r>
+      <w:r>
+        <w:rPr>
+          <w:b/>
+        </w:rPr>
+        <w:t>evidence</w:t>
       </w:r>
     </w:p>
     <w:p>
@@ -126,7 +257,14 @@
       </w:r>
     </w:p>
     <w:p>
-      <w:r>
+      <w:pPr>
+        <w:spacing w:line="336" w:lineRule="auto" w:after="180"/>
+        <w:shd w:fill="F5F1FB"/>
+      </w:pPr>
+      <w:r>
+        <w:rPr>
+          <w:b w:val="0"/>
+        </w:rPr>
         <w:t>Why is “the model was fast and accurate” insufficient as an experiment record?</w:t>
       </w:r>
     </w:p>
@@ -162,7 +300,13 @@
       </w:r>
     </w:p>
     <w:p>
-      <w:r>
+      <w:pPr>
+        <w:spacing w:line="336" w:lineRule="auto" w:after="180"/>
+      </w:pPr>
+      <w:r>
+        <w:rPr>
+          <w:b w:val="0"/>
+        </w:rPr>
         <w:t>By the end, I can explain documenting a network experiment using a traced example and a stated limitation.</w:t>
       </w:r>
     </w:p>
@@ -176,7 +320,52 @@
     </w:p>
     <w:p>
       <w:r>
-        <w:t>A useful experiment record explains what was asked, what was done, what happened and what remains unknown. Use run NN32-A: does fitting one positive ReLU weight reduce validation mean squared error compared with its initial value? This tiny constructed regression task teaches record keeping; it cannot establish performance on real-world data.</w:t>
+        <w:t>Investigate the supplied Documenting a network experiment case. Separate observations, given facts and assumptions before choosing an explanation.</w:t>
+      </w:r>
+    </w:p>
+    <w:p>
+      <w:pPr>
+        <w:spacing w:line="336" w:lineRule="auto" w:after="180"/>
+      </w:pPr>
+      <w:r>
+        <w:rPr>
+          <w:b w:val="0"/>
+        </w:rPr>
+        <w:t>A useful experiment record explains what was asked, what was done, what happened and what remains unknown.</w:t>
+      </w:r>
+    </w:p>
+    <w:p>
+      <w:pPr>
+        <w:spacing w:line="336" w:lineRule="auto" w:after="180"/>
+      </w:pPr>
+      <w:r>
+        <w:rPr>
+          <w:b w:val="0"/>
+        </w:rPr>
+        <w:t xml:space="preserve">Use run NN32-A: does </w:t>
+      </w:r>
+      <w:r>
+        <w:rPr>
+          <w:b/>
+        </w:rPr>
+        <w:t>fitting</w:t>
+      </w:r>
+      <w:r>
+        <w:rPr>
+          <w:b w:val="0"/>
+        </w:rPr>
+        <w:t xml:space="preserve"> one positive ReLU weight reduce validation mean squared error compared with its initial value?</w:t>
+      </w:r>
+    </w:p>
+    <w:p>
+      <w:pPr>
+        <w:spacing w:line="336" w:lineRule="auto" w:after="180"/>
+      </w:pPr>
+      <w:r>
+        <w:rPr>
+          <w:b w:val="0"/>
+        </w:rPr>
+        <w:t>This tiny constructed regression task teaches record keeping; it cannot establish performance on real-world data.</w:t>
       </w:r>
     </w:p>
     <w:tbl>
@@ -323,13 +512,119 @@
       </w:tr>
     </w:tbl>
     <w:p>
-      <w:r>
-        <w:t>The network predicts max(0, a*x), with one weight a and no bias. Start at a = 1, use learning rate 0.1, two full-batch training updates and mean squared error, the mean of squared prediction errors. There is no normalisation, random initialisation or shuffling. Use Python float arithmetic and record the actual Python version when replaying.</w:t>
-      </w:r>
-    </w:p>
-    <w:p>
-      <w:r>
-        <w:t>Before running, set the selection rule: choose the checkpoint with the smaller validation MSE, breaking a tie toward the earlier update. The initial model is the baseline. Validation V1 chooses a checkpoint but never contributes to the training gradient. Final evaluation has not been run; its result must be recorded as not measured.</w:t>
+      <w:pPr>
+        <w:spacing w:line="336" w:lineRule="auto" w:after="180"/>
+      </w:pPr>
+      <w:r>
+        <w:rPr>
+          <w:b w:val="0"/>
+        </w:rPr>
+        <w:t xml:space="preserve">The network predicts max(0, a*x), with one weight a and no bias. Start at a = 1, use learning rate 0.1, two full-batch </w:t>
+      </w:r>
+      <w:r>
+        <w:rPr>
+          <w:b/>
+        </w:rPr>
+        <w:t>training</w:t>
+      </w:r>
+      <w:r>
+        <w:rPr>
+          <w:b w:val="0"/>
+        </w:rPr>
+        <w:t xml:space="preserve"> updates and mean squared error, the mean of squared </w:t>
+      </w:r>
+      <w:r>
+        <w:rPr>
+          <w:b/>
+        </w:rPr>
+        <w:t>prediction</w:t>
+      </w:r>
+      <w:r>
+        <w:rPr>
+          <w:b w:val="0"/>
+        </w:rPr>
+        <w:t xml:space="preserve"> errors.</w:t>
+      </w:r>
+    </w:p>
+    <w:p>
+      <w:pPr>
+        <w:spacing w:line="336" w:lineRule="auto" w:after="180"/>
+      </w:pPr>
+      <w:r>
+        <w:rPr>
+          <w:b w:val="0"/>
+        </w:rPr>
+        <w:t xml:space="preserve">There is no normalisation, random initialisation or shuffling. Use Python float arithmetic and record the actual Python version when </w:t>
+      </w:r>
+      <w:r>
+        <w:rPr>
+          <w:b/>
+        </w:rPr>
+        <w:t>replay</w:t>
+      </w:r>
+      <w:r>
+        <w:rPr>
+          <w:b w:val="0"/>
+        </w:rPr>
+        <w:t>ing.</w:t>
+      </w:r>
+    </w:p>
+    <w:p>
+      <w:pPr>
+        <w:spacing w:line="336" w:lineRule="auto" w:after="180"/>
+      </w:pPr>
+      <w:r>
+        <w:rPr>
+          <w:b w:val="0"/>
+        </w:rPr>
+        <w:t xml:space="preserve">Before running, set the selection rule: choose the </w:t>
+      </w:r>
+      <w:r>
+        <w:rPr>
+          <w:b/>
+        </w:rPr>
+        <w:t>checkpoint</w:t>
+      </w:r>
+      <w:r>
+        <w:rPr>
+          <w:b w:val="0"/>
+        </w:rPr>
+        <w:t xml:space="preserve"> with the smaller validation MSE, breaking a tie toward the earlier update. The initial model is the baseline.</w:t>
+      </w:r>
+    </w:p>
+    <w:p>
+      <w:pPr>
+        <w:spacing w:line="336" w:lineRule="auto" w:after="180"/>
+      </w:pPr>
+      <w:r>
+        <w:rPr>
+          <w:b w:val="0"/>
+        </w:rPr>
+        <w:t xml:space="preserve">Validation V1 chooses a </w:t>
+      </w:r>
+      <w:r>
+        <w:rPr>
+          <w:b/>
+        </w:rPr>
+        <w:t>checkpoint</w:t>
+      </w:r>
+      <w:r>
+        <w:rPr>
+          <w:b w:val="0"/>
+        </w:rPr>
+        <w:t xml:space="preserve"> but never contributes to the </w:t>
+      </w:r>
+      <w:r>
+        <w:rPr>
+          <w:b/>
+        </w:rPr>
+        <w:t>training</w:t>
+      </w:r>
+      <w:r>
+        <w:rPr>
+          <w:b w:val="0"/>
+        </w:rPr>
+        <w:t xml:space="preserve"> gradient. Final evaluation has not been run; its result must be recorded as not measured.</w:t>
       </w:r>
     </w:p>
     <w:p>
@@ -365,7 +660,41 @@
     </w:p>
     <w:p>
       <w:r>
-        <w:t>For these two training cases, MSE = 2.5*(a - 2) squared and its gradient is 5*(a - 2). At a = 1 the gradient is -5, so the first update is 1 - 0.1*(-5) = 1.5. The next gradient is -2.5, giving a = 1.75. All preactivations in this run stay positive, so ReLU’s derivative is one; this is not a general backpropagation implementation.</w:t>
+        <w:t>Follow the mechanism for Documenting a network experiment. Connect each labelled input, deciding step and result.</w:t>
+      </w:r>
+    </w:p>
+    <w:p>
+      <w:pPr>
+        <w:spacing w:line="336" w:lineRule="auto" w:after="180"/>
+      </w:pPr>
+      <w:r>
+        <w:rPr>
+          <w:b w:val="0"/>
+        </w:rPr>
+        <w:t xml:space="preserve">For these two </w:t>
+      </w:r>
+      <w:r>
+        <w:rPr>
+          <w:b/>
+        </w:rPr>
+        <w:t>training</w:t>
+      </w:r>
+      <w:r>
+        <w:rPr>
+          <w:b w:val="0"/>
+        </w:rPr>
+        <w:t xml:space="preserve"> cases, MSE = 2.5*(a - 2) squared and its gradient is 5*(a - 2). At a = 1 the gradient is -5, so the first update is 1 - 0.1*(-5) = 1.5. The next gradient is -2.5, giving a = 1.75.</w:t>
+      </w:r>
+    </w:p>
+    <w:p>
+      <w:pPr>
+        <w:spacing w:line="336" w:lineRule="auto" w:after="180"/>
+      </w:pPr>
+      <w:r>
+        <w:rPr>
+          <w:b w:val="0"/>
+        </w:rPr>
+        <w:t>All preactivations in this run stay positive, so ReLU’s derivative is one; this is not a general backpropagation implementation.</w:t>
       </w:r>
     </w:p>
     <w:p>
@@ -410,8 +739,37 @@
       </w:r>
     </w:p>
     <w:p>
-      <w:r>
-        <w:t>The code assumes the supplied nonempty numeric datasets and positive preactivations. Each record stores update number, weight, training MSE and validation MSE after the update. Keep both records, the initial weight and the rule; saving only the best score erases how the choice was made.</w:t>
+      <w:pPr>
+        <w:spacing w:line="336" w:lineRule="auto" w:after="180"/>
+      </w:pPr>
+      <w:r>
+        <w:rPr>
+          <w:b w:val="0"/>
+        </w:rPr>
+        <w:t xml:space="preserve">The code assumes the supplied nonempty numeric datasets and positive preactivations. Each record stores update number, weight, </w:t>
+      </w:r>
+      <w:r>
+        <w:rPr>
+          <w:b/>
+        </w:rPr>
+        <w:t>training</w:t>
+      </w:r>
+      <w:r>
+        <w:rPr>
+          <w:b w:val="0"/>
+        </w:rPr>
+        <w:t xml:space="preserve"> MSE and validation MSE after the update.</w:t>
+      </w:r>
+    </w:p>
+    <w:p>
+      <w:pPr>
+        <w:spacing w:line="336" w:lineRule="auto" w:after="180"/>
+      </w:pPr>
+      <w:r>
+        <w:rPr>
+          <w:b w:val="0"/>
+        </w:rPr>
+        <w:t>Keep both records, the initial weight and the rule; saving only the best score erases how the choice was made.</w:t>
       </w:r>
     </w:p>
     <w:p>
@@ -423,8 +781,26 @@
       </w:r>
     </w:p>
     <w:p>
-      <w:r>
-        <w:t>Point to the input, the deciding step and the result in this week’s visual. Explain the same step in ordinary words. A picture helps when you can say what each part represents.</w:t>
+      <w:pPr>
+        <w:spacing w:line="336" w:lineRule="auto" w:after="180"/>
+      </w:pPr>
+      <w:r>
+        <w:rPr>
+          <w:b w:val="0"/>
+        </w:rPr>
+        <w:t xml:space="preserve">Point to the </w:t>
+      </w:r>
+      <w:r>
+        <w:rPr>
+          <w:b/>
+        </w:rPr>
+        <w:t>input</w:t>
+      </w:r>
+      <w:r>
+        <w:rPr>
+          <w:b w:val="0"/>
+        </w:rPr>
+        <w:t>, the deciding step and the result in this week’s visual. Explain the same step in ordinary words. A picture helps when you can say what each part represents.</w:t>
       </w:r>
     </w:p>
     <w:p>
@@ -436,6 +812,11 @@
       </w:r>
     </w:p>
     <w:p>
+      <w:r>
+        <w:t>Compare the supplied cases for Documenting a network experiment. Identify the detail that changes the conclusion.</w:t>
+      </w:r>
+    </w:p>
+    <w:p>
       <w:pPr>
         <w:pStyle w:val="Heading3"/>
       </w:pPr>
@@ -444,8 +825,39 @@
       </w:r>
     </w:p>
     <w:p>
-      <w:r>
-        <w:t>Calculate both weight updates and give each training and validation MSE. Name the selected checkpoint and baseline validation MSE. How many independent validation examples support the comparison?</w:t>
+      <w:pPr>
+        <w:spacing w:line="336" w:lineRule="auto" w:after="180"/>
+        <w:shd w:fill="F5F1FB"/>
+      </w:pPr>
+      <w:r>
+        <w:rPr>
+          <w:b w:val="0"/>
+        </w:rPr>
+        <w:t xml:space="preserve">Calculate both weight updates and give each </w:t>
+      </w:r>
+      <w:r>
+        <w:rPr>
+          <w:b/>
+        </w:rPr>
+        <w:t>training</w:t>
+      </w:r>
+      <w:r>
+        <w:rPr>
+          <w:b w:val="0"/>
+        </w:rPr>
+        <w:t xml:space="preserve"> and validation MSE. Name the selected </w:t>
+      </w:r>
+      <w:r>
+        <w:rPr>
+          <w:b/>
+        </w:rPr>
+        <w:t>checkpoint</w:t>
+      </w:r>
+      <w:r>
+        <w:rPr>
+          <w:b w:val="0"/>
+        </w:rPr>
+        <w:t xml:space="preserve"> and baseline validation MSE. How many independent validation examples support the comparison?</w:t>
       </w:r>
     </w:p>
     <w:p>
@@ -490,18 +902,81 @@
       </w:r>
     </w:p>
     <w:p>
-      <w:r>
+      <w:pPr>
+        <w:pStyle w:val="Heading3"/>
+      </w:pPr>
+      <w:r>
+        <w:t>Change one thing</w:t>
+      </w:r>
+    </w:p>
+    <w:p>
+      <w:pPr>
+        <w:spacing w:line="336" w:lineRule="auto" w:after="180"/>
+        <w:shd w:fill="F5F1FB"/>
+      </w:pPr>
+      <w:r>
+        <w:rPr>
+          <w:b w:val="0"/>
+        </w:rPr>
         <w:t>Change: A teammate calls V4 a final test after using it to select a=1.25.</w:t>
       </w:r>
     </w:p>
     <w:p>
-      <w:r>
-        <w:t>Prediction: Correct its role to validation; it was used for selection.</w:t>
-      </w:r>
-    </w:p>
-    <w:p>
-      <w:r>
-        <w:t>Reason: Changing the label on a dataset does not make its evidence untouched.</w:t>
+      <w:pPr>
+        <w:pStyle w:val="Heading3"/>
+      </w:pPr>
+      <w:r>
+        <w:t>Predicted result</w:t>
+      </w:r>
+    </w:p>
+    <w:p>
+      <w:pPr>
+        <w:spacing w:line="336" w:lineRule="auto" w:after="180"/>
+        <w:shd w:fill="F1F6FC"/>
+      </w:pPr>
+      <w:r>
+        <w:rPr>
+          <w:b/>
+        </w:rPr>
+        <w:t>Prediction</w:t>
+      </w:r>
+      <w:r>
+        <w:rPr>
+          <w:b w:val="0"/>
+        </w:rPr>
+        <w:t>: Correct its role to validation; it was used for selection.</w:t>
+      </w:r>
+    </w:p>
+    <w:p>
+      <w:pPr>
+        <w:pStyle w:val="Heading3"/>
+      </w:pPr>
+      <w:r>
+        <w:t>Why the result follows</w:t>
+      </w:r>
+    </w:p>
+    <w:p>
+      <w:pPr>
+        <w:spacing w:line="336" w:lineRule="auto" w:after="180"/>
+        <w:shd w:fill="F1F6FC"/>
+      </w:pPr>
+      <w:r>
+        <w:rPr>
+          <w:b w:val="0"/>
+        </w:rPr>
+        <w:t xml:space="preserve">Reason: Changing the label on a dataset does not make its </w:t>
+      </w:r>
+      <w:r>
+        <w:rPr>
+          <w:b/>
+        </w:rPr>
+        <w:t>evidence</w:t>
+      </w:r>
+      <w:r>
+        <w:rPr>
+          <w:b w:val="0"/>
+        </w:rPr>
+        <w:t xml:space="preserve"> untouched.</w:t>
       </w:r>
     </w:p>
     <w:p>
@@ -510,6 +985,11 @@
       </w:pPr>
       <w:r>
         <w:t>05. Words that unlock the idea</w:t>
+      </w:r>
+    </w:p>
+    <w:p>
+      <w:r>
+        <w:t>Use the vocabulary of Documenting a network experiment to explain a concrete decision, rather than only memorising definitions.</w:t>
       </w:r>
     </w:p>
     <w:tbl>
@@ -668,6 +1148,11 @@
       </w:r>
     </w:p>
     <w:p>
+      <w:r>
+        <w:t>Follow the worked trace for Documenting a network experiment, predict a step, then compare with its explanation.</w:t>
+      </w:r>
+    </w:p>
+    <w:p>
       <w:pPr>
         <w:pStyle w:val="Heading3"/>
       </w:pPr>
@@ -792,15 +1277,54 @@
       </w:r>
     </w:p>
     <w:p>
-      <w:r>
-        <w:t>A defensible conclusion is: in run NN32-A, update 2 reduced MSE on the single constructed validation case from 9 to 0.5625 compared with the initial model. This checkpoint was selected using that same validation case; generalisation is untested. No timing, peak-memory or energy measurements are provided.</w:t>
-      </w:r>
-    </w:p>
-    <w:p>
       <w:pPr>
         <w:pStyle w:val="Heading3"/>
       </w:pPr>
       <w:r>
+        <w:t>Worked explanation · Documenting a network experiment</w:t>
+      </w:r>
+    </w:p>
+    <w:p>
+      <w:pPr>
+        <w:spacing w:line="336" w:lineRule="auto" w:after="180"/>
+        <w:shd w:fill="F1F6FC"/>
+      </w:pPr>
+      <w:r>
+        <w:rPr>
+          <w:b w:val="0"/>
+        </w:rPr>
+        <w:t>A defensible conclusion is: in run NN32-A, update 2 reduced MSE on the single constructed validation case from 9 to 0.5625 compared with the initial model.</w:t>
+      </w:r>
+    </w:p>
+    <w:p>
+      <w:pPr>
+        <w:spacing w:line="336" w:lineRule="auto" w:after="180"/>
+        <w:shd w:fill="F1F6FC"/>
+      </w:pPr>
+      <w:r>
+        <w:rPr>
+          <w:b w:val="0"/>
+        </w:rPr>
+        <w:t xml:space="preserve">This </w:t>
+      </w:r>
+      <w:r>
+        <w:rPr>
+          <w:b/>
+        </w:rPr>
+        <w:t>checkpoint</w:t>
+      </w:r>
+      <w:r>
+        <w:rPr>
+          <w:b w:val="0"/>
+        </w:rPr>
+        <w:t xml:space="preserve"> was selected using that same validation case; generalisation is untested. No timing, peak-memory or energy measurements are provided.</w:t>
+      </w:r>
+    </w:p>
+    <w:p>
+      <w:pPr>
+        <w:pStyle w:val="Heading3"/>
+      </w:pPr>
+      <w:r>
         <w:t>Using the selected weight, calculate the prediction for V1 and its squared error. Explain why the result must be labelled validation rather than independent final evaluation.</w:t>
       </w:r>
     </w:p>
@@ -833,7 +1357,13 @@
       </w:r>
     </w:p>
     <w:p>
-      <w:r>
+      <w:pPr>
+        <w:spacing w:line="336" w:lineRule="auto" w:after="180"/>
+      </w:pPr>
+      <w:r>
+        <w:rPr>
+          <w:b w:val="0"/>
+        </w:rPr>
         <w:t>Cover the result before checking it. Say what is given, choose the procedure, and follow one step at a time. Then uncover the result and explain your first mismatch. Ask why a step is allowed, not only what number it produces.</w:t>
       </w:r>
     </w:p>
@@ -846,8 +1376,26 @@
       </w:r>
     </w:p>
     <w:p>
-      <w:r>
-        <w:t>Document checkpoint selection so another team can reconstruct every reported number.</w:t>
+      <w:pPr>
+        <w:spacing w:line="336" w:lineRule="auto" w:after="180"/>
+      </w:pPr>
+      <w:r>
+        <w:rPr>
+          <w:b w:val="0"/>
+        </w:rPr>
+        <w:t xml:space="preserve">Document </w:t>
+      </w:r>
+      <w:r>
+        <w:rPr>
+          <w:b/>
+        </w:rPr>
+        <w:t>checkpoint</w:t>
+      </w:r>
+      <w:r>
+        <w:rPr>
+          <w:b w:val="0"/>
+        </w:rPr>
+        <w:t xml:space="preserve"> selection so another team can reconstruct every reported number.</w:t>
       </w:r>
     </w:p>
     <w:p>
@@ -859,13 +1407,67 @@
       </w:r>
     </w:p>
     <w:p>
-      <w:r>
-        <w:t>Run R8 predicts ReLU(a×x). Validation V4 has x = 2, target 3. Baseline a = 0.5; checkpoints a = 1 and 1.25; choose minimum validation squared error.</w:t>
-      </w:r>
-    </w:p>
-    <w:p>
-      <w:r>
-        <w:t>All inputs and outcomes in this worked example are invented classroom data; no real model run is claimed.</w:t>
+      <w:pPr>
+        <w:pStyle w:val="Heading3"/>
+      </w:pPr>
+      <w:r>
+        <w:t>Supplied facts</w:t>
+      </w:r>
+    </w:p>
+    <w:p>
+      <w:pPr>
+        <w:spacing w:line="336" w:lineRule="auto" w:after="180"/>
+        <w:shd w:fill="F1F6FC"/>
+      </w:pPr>
+      <w:r>
+        <w:rPr>
+          <w:b w:val="0"/>
+        </w:rPr>
+        <w:t xml:space="preserve">Run R8 predicts ReLU(a×x). Validation V4 has x = 2, target 3. Baseline a = 0.5; </w:t>
+      </w:r>
+      <w:r>
+        <w:rPr>
+          <w:b/>
+        </w:rPr>
+        <w:t>checkpoint</w:t>
+      </w:r>
+      <w:r>
+        <w:rPr>
+          <w:b w:val="0"/>
+        </w:rPr>
+        <w:t>s a = 1 and 1.25; choose minimum validation squared error.</w:t>
+      </w:r>
+    </w:p>
+    <w:p>
+      <w:pPr>
+        <w:pStyle w:val="Heading3"/>
+      </w:pPr>
+      <w:r>
+        <w:t>Supplied facts</w:t>
+      </w:r>
+    </w:p>
+    <w:p>
+      <w:pPr>
+        <w:spacing w:line="336" w:lineRule="auto" w:after="180"/>
+        <w:shd w:fill="F1F6FC"/>
+      </w:pPr>
+      <w:r>
+        <w:rPr>
+          <w:b w:val="0"/>
+        </w:rPr>
+        <w:t xml:space="preserve">All </w:t>
+      </w:r>
+      <w:r>
+        <w:rPr>
+          <w:b/>
+        </w:rPr>
+        <w:t>input</w:t>
+      </w:r>
+      <w:r>
+        <w:rPr>
+          <w:b w:val="0"/>
+        </w:rPr>
+        <w:t>s and outcomes in this worked example are invented classroom data; no real model run is claimed.</w:t>
       </w:r>
     </w:p>
     <w:p>
@@ -1064,30 +1666,162 @@
       </w:r>
     </w:p>
     <w:p>
-      <w:r>
-        <w:t>A reproducible record includes the actual input, formula, parameters and scoring rule, together with each dataset’s role. The validation case selects the best supplied checkpoint, so it is part of development. Save that selection history and freeze the checkpoint before evaluating fresh final cases. Renaming the same case a test does not change how it was used.</w:t>
-      </w:r>
-    </w:p>
-    <w:p>
       <w:pPr>
         <w:pStyle w:val="Heading3"/>
       </w:pPr>
       <w:r>
+        <w:t>Why the result follows</w:t>
+      </w:r>
+    </w:p>
+    <w:p>
+      <w:pPr>
+        <w:spacing w:line="336" w:lineRule="auto" w:after="180"/>
+        <w:shd w:fill="F1F6FC"/>
+      </w:pPr>
+      <w:r>
+        <w:rPr>
+          <w:b w:val="0"/>
+        </w:rPr>
+        <w:t xml:space="preserve">A reproducible record includes the actual </w:t>
+      </w:r>
+      <w:r>
+        <w:rPr>
+          <w:b/>
+        </w:rPr>
+        <w:t>input</w:t>
+      </w:r>
+      <w:r>
+        <w:rPr>
+          <w:b w:val="0"/>
+        </w:rPr>
+        <w:t xml:space="preserve">, formula, parameters and scoring rule, together with each dataset’s role. The validation case selects the best supplied </w:t>
+      </w:r>
+      <w:r>
+        <w:rPr>
+          <w:b/>
+        </w:rPr>
+        <w:t>checkpoint</w:t>
+      </w:r>
+      <w:r>
+        <w:rPr>
+          <w:b w:val="0"/>
+        </w:rPr>
+        <w:t>, so it is part of development.</w:t>
+      </w:r>
+    </w:p>
+    <w:p>
+      <w:pPr>
+        <w:spacing w:line="336" w:lineRule="auto" w:after="180"/>
+        <w:shd w:fill="F1F6FC"/>
+      </w:pPr>
+      <w:r>
+        <w:rPr>
+          <w:b w:val="0"/>
+        </w:rPr>
+        <w:t xml:space="preserve">Save that selection history and freeze the </w:t>
+      </w:r>
+      <w:r>
+        <w:rPr>
+          <w:b/>
+        </w:rPr>
+        <w:t>checkpoint</w:t>
+      </w:r>
+      <w:r>
+        <w:rPr>
+          <w:b w:val="0"/>
+        </w:rPr>
+        <w:t xml:space="preserve"> before evaluating fresh final cases. Renaming the same case a test does not change how it was used.</w:t>
+      </w:r>
+    </w:p>
+    <w:p>
+      <w:pPr>
+        <w:pStyle w:val="Heading3"/>
+      </w:pPr>
+      <w:r>
         <w:t>What this example does not establish</w:t>
       </w:r>
     </w:p>
     <w:p>
-      <w:r>
+      <w:pPr>
+        <w:pStyle w:val="Heading3"/>
+      </w:pPr>
+      <w:r>
+        <w:t>Keep the stated limit</w:t>
+      </w:r>
+    </w:p>
+    <w:p>
+      <w:pPr>
+        <w:spacing w:line="336" w:lineRule="auto" w:after="180"/>
+        <w:shd w:fill="FFF5E6"/>
+      </w:pPr>
+      <w:r>
+        <w:rPr>
+          <w:b w:val="0"/>
+        </w:rPr>
         <w:t>Reconstructing one run verifies arithmetic and provenance, not population performance or educational learning impact.</w:t>
       </w:r>
     </w:p>
     <w:p>
-      <w:r>
-        <w:t>Read the labelled picture: What additional evidence is needed for a final performance claim? Point to the relevant step in the picture, then write the changed result and the rule or evidence that supports it.</w:t>
-      </w:r>
-    </w:p>
-    <w:p>
-      <w:r>
+      <w:pPr>
+        <w:pStyle w:val="Heading3"/>
+      </w:pPr>
+      <w:r>
+        <w:t>Keep the stated limit</w:t>
+      </w:r>
+    </w:p>
+    <w:p>
+      <w:pPr>
+        <w:spacing w:line="336" w:lineRule="auto" w:after="180"/>
+        <w:shd w:fill="FFF5E6"/>
+      </w:pPr>
+      <w:r>
+        <w:rPr>
+          <w:b w:val="0"/>
+        </w:rPr>
+        <w:t xml:space="preserve">Read the labelled picture: What additional </w:t>
+      </w:r>
+      <w:r>
+        <w:rPr>
+          <w:b/>
+        </w:rPr>
+        <w:t>evidence</w:t>
+      </w:r>
+      <w:r>
+        <w:rPr>
+          <w:b w:val="0"/>
+        </w:rPr>
+        <w:t xml:space="preserve"> is needed for a final performance claim? Point to the relevant step in the picture, then write the changed result and the rule or </w:t>
+      </w:r>
+      <w:r>
+        <w:rPr>
+          <w:b/>
+        </w:rPr>
+        <w:t>evidence</w:t>
+      </w:r>
+      <w:r>
+        <w:rPr>
+          <w:b w:val="0"/>
+        </w:rPr>
+        <w:t xml:space="preserve"> that supports it.</w:t>
+      </w:r>
+    </w:p>
+    <w:p>
+      <w:pPr>
+        <w:pStyle w:val="Heading3"/>
+      </w:pPr>
+      <w:r>
+        <w:t>Keep the stated limit</w:t>
+      </w:r>
+    </w:p>
+    <w:p>
+      <w:pPr>
+        <w:spacing w:line="336" w:lineRule="auto" w:after="180"/>
+        <w:shd w:fill="FFF5E6"/>
+      </w:pPr>
+      <w:r>
+        <w:rPr>
+          <w:b w:val="0"/>
+        </w:rPr>
         <w:t>Change one thing: A teammate calls V4 a final test after using it to select a=1.25. Predict the result before checking the explanation. What remains the same?</w:t>
       </w:r>
     </w:p>
@@ -1101,17 +1835,7 @@
     </w:p>
     <w:p>
       <w:r>
-        <w:t>Keep a manifest for the data with IDs and split membership, the exact code, settings, every checkpoint, raw prediction rows and metric calculations. Add run ID, author/date, environment versions, known data provenance and permitted use, failed attempts, decisions and limitations. A descriptive filename helps navigation, but does not prove that file contents stayed unchanged.</w:t>
-      </w:r>
-    </w:p>
-    <w:p>
-      <w:r>
-        <w:t>When saving artifacts, record their content hashes and keep the exact versions used. Hashes help detect content changes; they do not prove label correctness or experiment quality. Retain the input order, any training-fitted preprocessing, model architecture and numeric precision. Randomised experiments must also record seeds and the relevant random operations; a seed alone does not guarantee identical results across environments.</w:t>
-      </w:r>
-    </w:p>
-    <w:p>
-      <w:r>
-        <w:t>Ask a partner to replay from the record rather than from memory. If results differ, check inputs, split membership, preprocessing, configuration, code, parameters and environment. Document the discrepancy and the repair instead of overwriting the old record. A rerun on the same data checks the procedure; it does not add new independent evaluation cases.</w:t>
+        <w:t>Find the unsupported step in the Documenting a network experiment claim and explain a repair using the supplied evidence.</w:t>
       </w:r>
     </w:p>
     <w:p>
@@ -1119,11 +1843,245 @@
         <w:pStyle w:val="Heading3"/>
       </w:pPr>
       <w:r>
+        <w:t>Check the claim against the facts</w:t>
+      </w:r>
+    </w:p>
+    <w:p>
+      <w:pPr>
+        <w:spacing w:line="336" w:lineRule="auto" w:after="180"/>
+        <w:shd w:fill="FFF5E6"/>
+      </w:pPr>
+      <w:r>
+        <w:rPr>
+          <w:b w:val="0"/>
+        </w:rPr>
+        <w:t xml:space="preserve">Keep a </w:t>
+      </w:r>
+      <w:r>
+        <w:rPr>
+          <w:b/>
+        </w:rPr>
+        <w:t>manifest</w:t>
+      </w:r>
+      <w:r>
+        <w:rPr>
+          <w:b w:val="0"/>
+        </w:rPr>
+        <w:t xml:space="preserve"> for the data with IDs and split membership, the exact code, settings, every </w:t>
+      </w:r>
+      <w:r>
+        <w:rPr>
+          <w:b/>
+        </w:rPr>
+        <w:t>checkpoint</w:t>
+      </w:r>
+      <w:r>
+        <w:rPr>
+          <w:b w:val="0"/>
+        </w:rPr>
+        <w:t xml:space="preserve">, raw </w:t>
+      </w:r>
+      <w:r>
+        <w:rPr>
+          <w:b/>
+        </w:rPr>
+        <w:t>prediction</w:t>
+      </w:r>
+      <w:r>
+        <w:rPr>
+          <w:b w:val="0"/>
+        </w:rPr>
+        <w:t xml:space="preserve"> rows and metric calculations.</w:t>
+      </w:r>
+    </w:p>
+    <w:p>
+      <w:pPr>
+        <w:spacing w:line="336" w:lineRule="auto" w:after="180"/>
+        <w:shd w:fill="FFF5E6"/>
+      </w:pPr>
+      <w:r>
+        <w:rPr>
+          <w:b w:val="0"/>
+        </w:rPr>
+        <w:t>Add run ID, author/date, environment versions, known data provenance and permitted use, failed attempts, decisions and limitations.</w:t>
+      </w:r>
+    </w:p>
+    <w:p>
+      <w:pPr>
+        <w:spacing w:line="336" w:lineRule="auto" w:after="180"/>
+        <w:shd w:fill="FFF5E6"/>
+      </w:pPr>
+      <w:r>
+        <w:rPr>
+          <w:b w:val="0"/>
+        </w:rPr>
+        <w:t>A descriptive filename helps navigation, but does not prove that file contents stayed unchanged.</w:t>
+      </w:r>
+    </w:p>
+    <w:p>
+      <w:pPr>
+        <w:pStyle w:val="Heading3"/>
+      </w:pPr>
+      <w:r>
+        <w:t>Check the claim against the facts</w:t>
+      </w:r>
+    </w:p>
+    <w:p>
+      <w:pPr>
+        <w:spacing w:line="336" w:lineRule="auto" w:after="180"/>
+        <w:shd w:fill="FFF5E6"/>
+      </w:pPr>
+      <w:r>
+        <w:rPr>
+          <w:b w:val="0"/>
+        </w:rPr>
+        <w:t>When saving artifacts, record their content hashes and keep the exact versions used. Hashes help detect content changes; they do not prove label correctness or experiment quality.</w:t>
+      </w:r>
+    </w:p>
+    <w:p>
+      <w:pPr>
+        <w:spacing w:line="336" w:lineRule="auto" w:after="180"/>
+        <w:shd w:fill="FFF5E6"/>
+      </w:pPr>
+      <w:r>
+        <w:rPr>
+          <w:b w:val="0"/>
+        </w:rPr>
+        <w:t xml:space="preserve">Retain the </w:t>
+      </w:r>
+      <w:r>
+        <w:rPr>
+          <w:b/>
+        </w:rPr>
+        <w:t>input</w:t>
+      </w:r>
+      <w:r>
+        <w:rPr>
+          <w:b w:val="0"/>
+        </w:rPr>
+        <w:t xml:space="preserve"> order, any </w:t>
+      </w:r>
+      <w:r>
+        <w:rPr>
+          <w:b/>
+        </w:rPr>
+        <w:t>training</w:t>
+      </w:r>
+      <w:r>
+        <w:rPr>
+          <w:b w:val="0"/>
+        </w:rPr>
+        <w:t>-fitted pre</w:t>
+      </w:r>
+      <w:r>
+        <w:rPr>
+          <w:b/>
+        </w:rPr>
+        <w:t>process</w:t>
+      </w:r>
+      <w:r>
+        <w:rPr>
+          <w:b w:val="0"/>
+        </w:rPr>
+        <w:t>ing, model architecture and numeric precision.</w:t>
+      </w:r>
+    </w:p>
+    <w:p>
+      <w:pPr>
+        <w:spacing w:line="336" w:lineRule="auto" w:after="180"/>
+        <w:shd w:fill="FFF5E6"/>
+      </w:pPr>
+      <w:r>
+        <w:rPr>
+          <w:b w:val="0"/>
+        </w:rPr>
+        <w:t>Randomised experiments must also record seeds and the relevant random operations; a seed alone does not guarantee identical results across environments.</w:t>
+      </w:r>
+    </w:p>
+    <w:p>
+      <w:pPr>
+        <w:pStyle w:val="Heading3"/>
+      </w:pPr>
+      <w:r>
+        <w:t>Check the claim against the facts</w:t>
+      </w:r>
+    </w:p>
+    <w:p>
+      <w:pPr>
+        <w:spacing w:line="336" w:lineRule="auto" w:after="180"/>
+        <w:shd w:fill="FFF5E6"/>
+      </w:pPr>
+      <w:r>
+        <w:rPr>
+          <w:b w:val="0"/>
+        </w:rPr>
+        <w:t xml:space="preserve">Ask a partner to </w:t>
+      </w:r>
+      <w:r>
+        <w:rPr>
+          <w:b/>
+        </w:rPr>
+        <w:t>replay</w:t>
+      </w:r>
+      <w:r>
+        <w:rPr>
+          <w:b w:val="0"/>
+        </w:rPr>
+        <w:t xml:space="preserve"> from the record rather than from memory. If results differ, check </w:t>
+      </w:r>
+      <w:r>
+        <w:rPr>
+          <w:b/>
+        </w:rPr>
+        <w:t>input</w:t>
+      </w:r>
+      <w:r>
+        <w:rPr>
+          <w:b w:val="0"/>
+        </w:rPr>
+        <w:t>s, split membership, pre</w:t>
+      </w:r>
+      <w:r>
+        <w:rPr>
+          <w:b/>
+        </w:rPr>
+        <w:t>process</w:t>
+      </w:r>
+      <w:r>
+        <w:rPr>
+          <w:b w:val="0"/>
+        </w:rPr>
+        <w:t>ing, configuration, code, parameters and environment.</w:t>
+      </w:r>
+    </w:p>
+    <w:p>
+      <w:pPr>
+        <w:spacing w:line="336" w:lineRule="auto" w:after="180"/>
+        <w:shd w:fill="FFF5E6"/>
+      </w:pPr>
+      <w:r>
+        <w:rPr>
+          <w:b w:val="0"/>
+        </w:rPr>
+        <w:t>Document the discrepancy and the repair instead of overwriting the old record. A rerun on the same data checks the procedure; it does not add new independent evaluation cases.</w:t>
+      </w:r>
+    </w:p>
+    <w:p>
+      <w:pPr>
+        <w:pStyle w:val="Heading3"/>
+      </w:pPr>
+      <w:r>
         <w:t>Locate the earliest unsupported step</w:t>
       </w:r>
     </w:p>
     <w:p>
-      <w:r>
+      <w:pPr>
+        <w:spacing w:line="336" w:lineRule="auto" w:after="180"/>
+      </w:pPr>
+      <w:r>
+        <w:rPr>
+          <w:b w:val="0"/>
+        </w:rPr>
         <w:t>A folder contains only best-model.json and a screenshot of 0.5625. Identify four missing artifacts or records and explain what a content hash can and cannot verify.</w:t>
       </w:r>
     </w:p>
@@ -1175,7 +2133,65 @@
     </w:p>
     <w:p>
       <w:r>
-        <w:t>For NN32-A, record the prediction rule, initial weight, bias policy, learning rate, update count, loss, training/validation IDs, data order or shuffling policy, and checkpoint selection rule. Name one environment field still to record when you run it.</w:t>
+        <w:t>Practise Documenting a network experiment with support, then explain the deciding step in your own words.</w:t>
+      </w:r>
+    </w:p>
+    <w:p>
+      <w:pPr>
+        <w:spacing w:line="336" w:lineRule="auto" w:after="180"/>
+      </w:pPr>
+      <w:r>
+        <w:rPr>
+          <w:b w:val="0"/>
+        </w:rPr>
+        <w:t xml:space="preserve">For NN32-A, record the </w:t>
+      </w:r>
+      <w:r>
+        <w:rPr>
+          <w:b/>
+        </w:rPr>
+        <w:t>prediction</w:t>
+      </w:r>
+      <w:r>
+        <w:rPr>
+          <w:b w:val="0"/>
+        </w:rPr>
+        <w:t xml:space="preserve"> rule, initial weight, bias policy, learning rate, update count, loss, </w:t>
+      </w:r>
+      <w:r>
+        <w:rPr>
+          <w:b/>
+        </w:rPr>
+        <w:t>training</w:t>
+      </w:r>
+      <w:r>
+        <w:rPr>
+          <w:b w:val="0"/>
+        </w:rPr>
+        <w:t xml:space="preserve">/validation IDs, data order or shuffling policy, and </w:t>
+      </w:r>
+      <w:r>
+        <w:rPr>
+          <w:b/>
+        </w:rPr>
+        <w:t>checkpoint</w:t>
+      </w:r>
+      <w:r>
+        <w:rPr>
+          <w:b w:val="0"/>
+        </w:rPr>
+        <w:t xml:space="preserve"> selection rule.</w:t>
+      </w:r>
+    </w:p>
+    <w:p>
+      <w:pPr>
+        <w:spacing w:line="336" w:lineRule="auto" w:after="180"/>
+      </w:pPr>
+      <w:r>
+        <w:rPr>
+          <w:b w:val="0"/>
+        </w:rPr>
+        <w:t>Name one environment field still to record when you run it.</w:t>
       </w:r>
     </w:p>
     <w:p>
@@ -1243,8 +2259,26 @@
       </w:r>
     </w:p>
     <w:p>
-      <w:r>
-        <w:t>Use workbook W2 for the connected example “Documenting a network experiment”. First fill the input and rule boxes. Try the middle steps before asking for a hint. After a hint, try the next step yourself.</w:t>
+      <w:pPr>
+        <w:spacing w:line="336" w:lineRule="auto" w:after="180"/>
+      </w:pPr>
+      <w:r>
+        <w:rPr>
+          <w:b w:val="0"/>
+        </w:rPr>
+        <w:t xml:space="preserve">Use workbook W2 for the connected example “Documenting a network experiment”. First fill the </w:t>
+      </w:r>
+      <w:r>
+        <w:rPr>
+          <w:b/>
+        </w:rPr>
+        <w:t>input</w:t>
+      </w:r>
+      <w:r>
+        <w:rPr>
+          <w:b w:val="0"/>
+        </w:rPr>
+        <w:t xml:space="preserve"> and rule boxes. Try the middle steps before asking for a hint. After a hint, try the next step yourself.</w:t>
       </w:r>
     </w:p>
     <w:tbl>
@@ -1327,7 +2361,13 @@
       </w:tr>
     </w:tbl>
     <w:p>
-      <w:r>
+      <w:pPr>
+        <w:spacing w:line="336" w:lineRule="auto" w:after="180"/>
+      </w:pPr>
+      <w:r>
+        <w:rPr>
+          <w:b w:val="0"/>
+        </w:rPr>
         <w:t>Explain your trace to a partner. Your partner points to one step to check. Swap roles on the next case. Each person writes their own explanation.</w:t>
       </w:r>
     </w:p>
@@ -1340,12 +2380,35 @@
       </w:r>
     </w:p>
     <w:p>
-      <w:r>
-        <w:t>Use the worked case for Documenting a network experiment. Proposed explanation: “A smaller MSE is an accuracy percentage”. Decide whether this explanation is supported. Point to the step or supplied fact that decides; explain your repair if needed.</w:t>
-      </w:r>
-    </w:p>
-    <w:p>
-      <w:r>
+      <w:pPr>
+        <w:spacing w:line="336" w:lineRule="auto" w:after="180"/>
+      </w:pPr>
+      <w:r>
+        <w:rPr>
+          <w:b w:val="0"/>
+        </w:rPr>
+        <w:t>Use the worked case for Documenting a network experiment. Proposed explanation: “A smaller MSE is an accuracy percentage”. Decide whether this explanation is supported.</w:t>
+      </w:r>
+    </w:p>
+    <w:p>
+      <w:pPr>
+        <w:spacing w:line="336" w:lineRule="auto" w:after="180"/>
+      </w:pPr>
+      <w:r>
+        <w:rPr>
+          <w:b w:val="0"/>
+        </w:rPr>
+        <w:t>Point to the step or supplied fact that decides; explain your repair if needed.</w:t>
+      </w:r>
+    </w:p>
+    <w:p>
+      <w:pPr>
+        <w:spacing w:line="336" w:lineRule="auto" w:after="180"/>
+      </w:pPr>
+      <w:r>
+        <w:rPr>
+          <w:b w:val="0"/>
+        </w:rPr>
         <w:t>Answer on your own before discussion. If you are unsure, say which step you need help with.</w:t>
       </w:r>
     </w:p>
@@ -1358,8 +2421,38 @@
       </w:r>
     </w:p>
     <w:p>
-      <w:r>
-        <w:t>What additional evidence is needed for a final performance claim? Point to the relevant step in the picture, then write the changed result and the rule or evidence that supports it.</w:t>
+      <w:pPr>
+        <w:spacing w:line="336" w:lineRule="auto" w:after="180"/>
+      </w:pPr>
+      <w:r>
+        <w:rPr>
+          <w:b w:val="0"/>
+        </w:rPr>
+        <w:t xml:space="preserve">What additional </w:t>
+      </w:r>
+      <w:r>
+        <w:rPr>
+          <w:b/>
+        </w:rPr>
+        <w:t>evidence</w:t>
+      </w:r>
+      <w:r>
+        <w:rPr>
+          <w:b w:val="0"/>
+        </w:rPr>
+        <w:t xml:space="preserve"> is needed for a final performance claim? Point to the relevant step in the picture, then write the changed result and the rule or </w:t>
+      </w:r>
+      <w:r>
+        <w:rPr>
+          <w:b/>
+        </w:rPr>
+        <w:t>evidence</w:t>
+      </w:r>
+      <w:r>
+        <w:rPr>
+          <w:b w:val="0"/>
+        </w:rPr>
+        <w:t xml:space="preserve"> that supports it.</w:t>
       </w:r>
     </w:p>
     <w:p>
@@ -1391,7 +2484,13 @@
       </w:r>
     </w:p>
     <w:p>
-      <w:r>
+      <w:pPr>
+        <w:spacing w:line="336" w:lineRule="auto" w:after="180"/>
+      </w:pPr>
+      <w:r>
+        <w:rPr>
+          <w:b w:val="0"/>
+        </w:rPr>
         <w:t>This is supported practice. Keep the separately named independent case for an attempt before feedback.</w:t>
       </w:r>
     </w:p>
@@ -1404,6 +2503,11 @@
       </w:r>
     </w:p>
     <w:p>
+      <w:r>
+        <w:t>Investigate Documenting a network experiment. Record the prediction, actual observation or labelled paper trace, explanation and next test separately.</w:t>
+      </w:r>
+    </w:p>
+    <w:p>
       <w:pPr>
         <w:pStyle w:val="Heading3"/>
       </w:pPr>
@@ -1412,8 +2516,39 @@
       </w:r>
     </w:p>
     <w:p>
-      <w:r>
-        <w:t>Calculate both weight updates and give each training and validation MSE. Name the selected checkpoint and baseline validation MSE. How many independent validation examples support the comparison?</w:t>
+      <w:pPr>
+        <w:spacing w:line="336" w:lineRule="auto" w:after="180"/>
+        <w:shd w:fill="F5F1FB"/>
+      </w:pPr>
+      <w:r>
+        <w:rPr>
+          <w:b w:val="0"/>
+        </w:rPr>
+        <w:t xml:space="preserve">Calculate both weight updates and give each </w:t>
+      </w:r>
+      <w:r>
+        <w:rPr>
+          <w:b/>
+        </w:rPr>
+        <w:t>training</w:t>
+      </w:r>
+      <w:r>
+        <w:rPr>
+          <w:b w:val="0"/>
+        </w:rPr>
+        <w:t xml:space="preserve"> and validation MSE. Name the selected </w:t>
+      </w:r>
+      <w:r>
+        <w:rPr>
+          <w:b/>
+        </w:rPr>
+        <w:t>checkpoint</w:t>
+      </w:r>
+      <w:r>
+        <w:rPr>
+          <w:b w:val="0"/>
+        </w:rPr>
+        <w:t xml:space="preserve"> and baseline validation MSE. How many independent validation examples support the comparison?</w:t>
       </w:r>
     </w:p>
     <w:p>
@@ -1594,7 +2729,13 @@
       </w:tr>
     </w:tbl>
     <w:p>
-      <w:r>
+      <w:pPr>
+        <w:spacing w:line="336" w:lineRule="auto" w:after="180"/>
+      </w:pPr>
+      <w:r>
+        <w:rPr>
+          <w:b w:val="0"/>
+        </w:rPr>
         <w:t>On paper, trace the supplied procedure. If code is provided, predict before running it in a local practice file. Never write an expected answer as though it were an observed run.</w:t>
       </w:r>
     </w:p>
@@ -1607,7 +2748,13 @@
       </w:r>
     </w:p>
     <w:p>
-      <w:r>
+      <w:pPr>
+        <w:spacing w:line="336" w:lineRule="auto" w:after="180"/>
+      </w:pPr>
+      <w:r>
+        <w:rPr>
+          <w:b w:val="0"/>
+        </w:rPr>
         <w:t>Before trying: what do I expect, and why? While trying: which step could first go wrong? Afterwards: what did I actually observe, and what should change? Keep “not run” if you only traced the procedure.</w:t>
       </w:r>
     </w:p>
@@ -1620,6 +2767,11 @@
       </w:r>
     </w:p>
     <w:p>
+      <w:r>
+        <w:t>Move from recall to tracing, diagnosis and transfer in Documenting a network experiment. Explain why each step is justified.</w:t>
+      </w:r>
+    </w:p>
+    <w:p>
       <w:pPr>
         <w:pStyle w:val="Heading3"/>
       </w:pPr>
@@ -1628,18 +2780,106 @@
       </w:r>
     </w:p>
     <w:p>
-      <w:r>
-        <w:t>For NN32-A, record the prediction rule, initial weight, bias policy, learning rate, update count, loss, training/validation IDs, data order or shuffling policy, and checkpoint selection rule. Name one environment field still to record when you run it.</w:t>
-      </w:r>
-    </w:p>
-    <w:p>
-      <w:r>
+      <w:pPr>
+        <w:spacing w:line="336" w:lineRule="auto" w:after="180"/>
+      </w:pPr>
+      <w:r>
+        <w:rPr>
+          <w:b w:val="0"/>
+        </w:rPr>
+        <w:t xml:space="preserve">For NN32-A, record the </w:t>
+      </w:r>
+      <w:r>
+        <w:rPr>
+          <w:b/>
+        </w:rPr>
+        <w:t>prediction</w:t>
+      </w:r>
+      <w:r>
+        <w:rPr>
+          <w:b w:val="0"/>
+        </w:rPr>
+        <w:t xml:space="preserve"> rule, initial weight, bias policy, learning rate, update count, loss, </w:t>
+      </w:r>
+      <w:r>
+        <w:rPr>
+          <w:b/>
+        </w:rPr>
+        <w:t>training</w:t>
+      </w:r>
+      <w:r>
+        <w:rPr>
+          <w:b w:val="0"/>
+        </w:rPr>
+        <w:t xml:space="preserve">/validation IDs, data order or shuffling policy, and </w:t>
+      </w:r>
+      <w:r>
+        <w:rPr>
+          <w:b/>
+        </w:rPr>
+        <w:t>checkpoint</w:t>
+      </w:r>
+      <w:r>
+        <w:rPr>
+          <w:b w:val="0"/>
+        </w:rPr>
+        <w:t xml:space="preserve"> selection rule.</w:t>
+      </w:r>
+    </w:p>
+    <w:p>
+      <w:pPr>
+        <w:spacing w:line="336" w:lineRule="auto" w:after="180"/>
+      </w:pPr>
+      <w:r>
+        <w:rPr>
+          <w:b w:val="0"/>
+        </w:rPr>
+        <w:t>Name one environment field still to record when you run it.</w:t>
+      </w:r>
+    </w:p>
+    <w:p>
+      <w:pPr>
+        <w:spacing w:line="336" w:lineRule="auto" w:after="180"/>
+      </w:pPr>
+      <w:r>
+        <w:rPr>
+          <w:b w:val="0"/>
+        </w:rPr>
         <w:t>A folder contains only best-model.json and a screenshot of 0.5625. Identify four missing artifacts or records and explain what a content hash can and cannot verify.</w:t>
       </w:r>
     </w:p>
     <w:p>
-      <w:r>
-        <w:t>A partner gets different results after changing preprocessing and replacing the validation file. They keep the old run ID and overwrite the old score. Explain what should be preserved and how the revised work should be recorded.</w:t>
+      <w:pPr>
+        <w:spacing w:line="336" w:lineRule="auto" w:after="180"/>
+      </w:pPr>
+      <w:r>
+        <w:rPr>
+          <w:b w:val="0"/>
+        </w:rPr>
+        <w:t>A partner gets different results after changing pre</w:t>
+      </w:r>
+      <w:r>
+        <w:rPr>
+          <w:b/>
+        </w:rPr>
+        <w:t>process</w:t>
+      </w:r>
+      <w:r>
+        <w:rPr>
+          <w:b w:val="0"/>
+        </w:rPr>
+        <w:t>ing and replacing the validation file. They keep the old run ID and overwrite the old score.</w:t>
+      </w:r>
+    </w:p>
+    <w:p>
+      <w:pPr>
+        <w:spacing w:line="336" w:lineRule="auto" w:after="180"/>
+      </w:pPr>
+      <w:r>
+        <w:rPr>
+          <w:b w:val="0"/>
+        </w:rPr>
+        <w:t>Explain what should be preserved and how the revised work should be recorded.</w:t>
       </w:r>
     </w:p>
     <w:p>
@@ -1685,7 +2925,77 @@
     </w:p>
     <w:p>
       <w:r>
-        <w:t>Add a labelled documenting a network experiment evidence sheet to Image-pattern Network Investigation. Show how you can record a network experiment with enough detail to replay its calculations. Use the supplied fictional case and keep its inputs, intermediate steps, calculation or prediction, and limitation. Connect this record to last week’s record; a matching answer without a trace is insufficient.</w:t>
+        <w:t>Apply this week’s idea to Image-pattern Network Investigation. Keep an annotated decision and the evidence supporting it.</w:t>
+      </w:r>
+    </w:p>
+    <w:p>
+      <w:pPr>
+        <w:spacing w:line="336" w:lineRule="auto" w:after="180"/>
+      </w:pPr>
+      <w:r>
+        <w:rPr>
+          <w:b w:val="0"/>
+        </w:rPr>
+        <w:t xml:space="preserve">Add a labelled documenting a network experiment </w:t>
+      </w:r>
+      <w:r>
+        <w:rPr>
+          <w:b/>
+        </w:rPr>
+        <w:t>evidence</w:t>
+      </w:r>
+      <w:r>
+        <w:rPr>
+          <w:b w:val="0"/>
+        </w:rPr>
+        <w:t xml:space="preserve"> sheet to Image-pattern Network Investigation. Show how you can record a network experiment with enough detail to </w:t>
+      </w:r>
+      <w:r>
+        <w:rPr>
+          <w:b/>
+        </w:rPr>
+        <w:t>replay</w:t>
+      </w:r>
+      <w:r>
+        <w:rPr>
+          <w:b w:val="0"/>
+        </w:rPr>
+        <w:t xml:space="preserve"> its calculations.</w:t>
+      </w:r>
+    </w:p>
+    <w:p>
+      <w:pPr>
+        <w:spacing w:line="336" w:lineRule="auto" w:after="180"/>
+      </w:pPr>
+      <w:r>
+        <w:rPr>
+          <w:b w:val="0"/>
+        </w:rPr>
+        <w:t xml:space="preserve">Use the supplied fictional case and keep its </w:t>
+      </w:r>
+      <w:r>
+        <w:rPr>
+          <w:b/>
+        </w:rPr>
+        <w:t>input</w:t>
+      </w:r>
+      <w:r>
+        <w:rPr>
+          <w:b w:val="0"/>
+        </w:rPr>
+        <w:t xml:space="preserve">s, intermediate steps, calculation or </w:t>
+      </w:r>
+      <w:r>
+        <w:rPr>
+          <w:b/>
+        </w:rPr>
+        <w:t>prediction</w:t>
+      </w:r>
+      <w:r>
+        <w:rPr>
+          <w:b w:val="0"/>
+        </w:rPr>
+        <w:t>, and limitation. Connect this record to last week’s record; a matching answer without a trace is insufficient.</w:t>
       </w:r>
     </w:p>
     <w:tbl>
@@ -1813,8 +3123,37 @@
       </w:r>
     </w:p>
     <w:p>
-      <w:r>
-        <w:t>For your Image-pattern Network Investigation, save the input, procedure, observed result and limitation of this check. Label this worked example as practice; use a different, previously unreviewed case when checking independent understanding.</w:t>
+      <w:pPr>
+        <w:spacing w:line="336" w:lineRule="auto" w:after="180"/>
+      </w:pPr>
+      <w:r>
+        <w:rPr>
+          <w:b w:val="0"/>
+        </w:rPr>
+        <w:t xml:space="preserve">For your Image-pattern Network Investigation, save the </w:t>
+      </w:r>
+      <w:r>
+        <w:rPr>
+          <w:b/>
+        </w:rPr>
+        <w:t>input</w:t>
+      </w:r>
+      <w:r>
+        <w:rPr>
+          <w:b w:val="0"/>
+        </w:rPr>
+        <w:t>, procedure, observed result and limitation of this check.</w:t>
+      </w:r>
+    </w:p>
+    <w:p>
+      <w:pPr>
+        <w:spacing w:line="336" w:lineRule="auto" w:after="180"/>
+      </w:pPr>
+      <w:r>
+        <w:rPr>
+          <w:b w:val="0"/>
+        </w:rPr>
+        <w:t>Label this worked example as practice; use a different, previously unreviewed case when checking independent understanding.</w:t>
       </w:r>
     </w:p>
     <w:p>
@@ -1827,7 +3166,41 @@
     </w:p>
     <w:p>
       <w:r>
-        <w:t>Report missing measurements as not measured, not as zero. If a final set has influenced a change, document that use and reserve new untouched evaluation before making an independent performance claim. A polished report cannot fix leakage or missing evidence. For larger experiments, preserve denominators, subgroup results and resource conditions from Weeks 29 to 31.</w:t>
+        <w:t>Use a genuinely new case for independent evidence. Previously discussed examples remain practice; use the separately named independent case before feedback.</w:t>
+      </w:r>
+    </w:p>
+    <w:p>
+      <w:pPr>
+        <w:spacing w:line="336" w:lineRule="auto" w:after="180"/>
+      </w:pPr>
+      <w:r>
+        <w:rPr>
+          <w:b w:val="0"/>
+        </w:rPr>
+        <w:t>Report missing measurements as not measured, not as zero. If a final set has influenced a change, document that use and reserve new untouched evaluation before making an independent performance claim.</w:t>
+      </w:r>
+    </w:p>
+    <w:p>
+      <w:pPr>
+        <w:spacing w:line="336" w:lineRule="auto" w:after="180"/>
+      </w:pPr>
+      <w:r>
+        <w:rPr>
+          <w:b w:val="0"/>
+        </w:rPr>
+        <w:t xml:space="preserve">A polished report cannot fix leakage or missing </w:t>
+      </w:r>
+      <w:r>
+        <w:rPr>
+          <w:b/>
+        </w:rPr>
+        <w:t>evidence</w:t>
+      </w:r>
+      <w:r>
+        <w:rPr>
+          <w:b w:val="0"/>
+        </w:rPr>
+        <w:t>. For larger experiments, preserve denominators, subgroup results and resource conditions from Weeks 29 to 31.</w:t>
       </w:r>
     </w:p>
     <w:p>
@@ -1859,13 +3232,59 @@
       </w:r>
     </w:p>
     <w:p>
-      <w:r>
-        <w:t>Finish with a next action that follows from the limitations, such as planning a broader reserved evaluation without claiming it has already succeeded. Next week begins the capstone by defining a hypothesis and baseline before controlled experiments.</w:t>
-      </w:r>
-    </w:p>
-    <w:p>
-      <w:r>
-        <w:t>A partner gets different results after changing preprocessing and replacing the validation file. They keep the old run ID and overwrite the old score. Explain what should be preserved and how the revised work should be recorded.</w:t>
+      <w:pPr>
+        <w:spacing w:line="336" w:lineRule="auto" w:after="180"/>
+      </w:pPr>
+      <w:r>
+        <w:rPr>
+          <w:b w:val="0"/>
+        </w:rPr>
+        <w:t>Finish with a next action that follows from the limitations, such as planning a broader reserved evaluation without claiming it has already succeeded.</w:t>
+      </w:r>
+    </w:p>
+    <w:p>
+      <w:pPr>
+        <w:spacing w:line="336" w:lineRule="auto" w:after="180"/>
+      </w:pPr>
+      <w:r>
+        <w:rPr>
+          <w:b w:val="0"/>
+        </w:rPr>
+        <w:t>Next week begins the capstone by defining a hypothesis and baseline before controlled experiments.</w:t>
+      </w:r>
+    </w:p>
+    <w:p>
+      <w:pPr>
+        <w:spacing w:line="336" w:lineRule="auto" w:after="180"/>
+      </w:pPr>
+      <w:r>
+        <w:rPr>
+          <w:b w:val="0"/>
+        </w:rPr>
+        <w:t>A partner gets different results after changing pre</w:t>
+      </w:r>
+      <w:r>
+        <w:rPr>
+          <w:b/>
+        </w:rPr>
+        <w:t>process</w:t>
+      </w:r>
+      <w:r>
+        <w:rPr>
+          <w:b w:val="0"/>
+        </w:rPr>
+        <w:t>ing and replacing the validation file. They keep the old run ID and overwrite the old score.</w:t>
+      </w:r>
+    </w:p>
+    <w:p>
+      <w:pPr>
+        <w:spacing w:line="336" w:lineRule="auto" w:after="180"/>
+      </w:pPr>
+      <w:r>
+        <w:rPr>
+          <w:b w:val="0"/>
+        </w:rPr>
+        <w:t>Explain what should be preserved and how the revised work should be recorded.</w:t>
       </w:r>
     </w:p>
     <w:p>
@@ -1902,6 +3321,11 @@
       </w:pPr>
       <w:r>
         <w:t>13. Study a complete case</w:t>
+      </w:r>
+    </w:p>
+    <w:p>
+      <w:r>
+        <w:t>Revisit the complete Documenting a network experiment case for supported practice. Repeated examples do not become fresh assessments.</w:t>
       </w:r>
     </w:p>
     <w:p>
@@ -2037,8 +3461,26 @@
       </w:r>
     </w:p>
     <w:p>
-      <w:r>
-        <w:t>Follow the input through the stated procedure to its result. Cover the result first, predict it, then explain every intermediate step. The text/table accompanies the figure so the example can be read without colour.</w:t>
+      <w:pPr>
+        <w:spacing w:line="336" w:lineRule="auto" w:after="180"/>
+      </w:pPr>
+      <w:r>
+        <w:rPr>
+          <w:b w:val="0"/>
+        </w:rPr>
+        <w:t xml:space="preserve">Follow the </w:t>
+      </w:r>
+      <w:r>
+        <w:rPr>
+          <w:b/>
+        </w:rPr>
+        <w:t>input</w:t>
+      </w:r>
+      <w:r>
+        <w:rPr>
+          <w:b w:val="0"/>
+        </w:rPr>
+        <w:t xml:space="preserve"> through the stated procedure to its result. Cover the result first, predict it, then explain every intermediate step. The text/table accompanies the figure so the example can be read without colour.</w:t>
       </w:r>
     </w:p>
     <w:p>
@@ -2088,6 +3530,11 @@
       </w:r>
     </w:p>
     <w:p>
+      <w:r>
+        <w:t>Attempt the reserved new case before feedback. Record support; the earlier examples below remain additional practice.</w:t>
+      </w:r>
+    </w:p>
+    <w:p>
       <w:pPr>
         <w:pStyle w:val="Heading3"/>
       </w:pPr>
@@ -2096,8 +3543,73 @@
       </w:r>
     </w:p>
     <w:p>
-      <w:r>
-        <w:t>A separate run R17 records baseline a = 1 and checkpoints a = 1.5 and a = 1.75. It uses prediction max(0, a*x) and one validation case V9 with x = 4, y = 8. Compute baseline and checkpoint predictions and squared errors, choose by lowest validation MSE, and write a bounded conclusion. Final evaluation and runtime have not been measured.</w:t>
+      <w:pPr>
+        <w:spacing w:line="336" w:lineRule="auto" w:after="180"/>
+      </w:pPr>
+      <w:r>
+        <w:rPr>
+          <w:b w:val="0"/>
+        </w:rPr>
+        <w:t xml:space="preserve">A separate run R17 records baseline a = 1 and </w:t>
+      </w:r>
+      <w:r>
+        <w:rPr>
+          <w:b/>
+        </w:rPr>
+        <w:t>checkpoint</w:t>
+      </w:r>
+      <w:r>
+        <w:rPr>
+          <w:b w:val="0"/>
+        </w:rPr>
+        <w:t xml:space="preserve">s a = 1.5 and a = 1.75. It uses </w:t>
+      </w:r>
+      <w:r>
+        <w:rPr>
+          <w:b/>
+        </w:rPr>
+        <w:t>prediction</w:t>
+      </w:r>
+      <w:r>
+        <w:rPr>
+          <w:b w:val="0"/>
+        </w:rPr>
+        <w:t xml:space="preserve"> max(0, a*x) and one validation case V9 with x = 4, y = 8.</w:t>
+      </w:r>
+    </w:p>
+    <w:p>
+      <w:pPr>
+        <w:spacing w:line="336" w:lineRule="auto" w:after="180"/>
+      </w:pPr>
+      <w:r>
+        <w:rPr>
+          <w:b w:val="0"/>
+        </w:rPr>
+        <w:t xml:space="preserve">Compute baseline and </w:t>
+      </w:r>
+      <w:r>
+        <w:rPr>
+          <w:b/>
+        </w:rPr>
+        <w:t>checkpoint</w:t>
+      </w:r>
+      <w:r>
+        <w:rPr>
+          <w:b w:val="0"/>
+        </w:rPr>
+        <w:t xml:space="preserve"> </w:t>
+      </w:r>
+      <w:r>
+        <w:rPr>
+          <w:b/>
+        </w:rPr>
+        <w:t>prediction</w:t>
+      </w:r>
+      <w:r>
+        <w:rPr>
+          <w:b w:val="0"/>
+        </w:rPr>
+        <w:t>s and squared errors, choose by lowest validation MSE, and write a bounded conclusion. Final evaluation and runtime have not been measured.</w:t>
       </w:r>
     </w:p>
     <w:p>
@@ -2144,7 +3656,13 @@
       </w:r>
     </w:p>
     <w:p>
-      <w:r>
+      <w:pPr>
+        <w:spacing w:line="336" w:lineRule="auto" w:after="180"/>
+      </w:pPr>
+      <w:r>
+        <w:rPr>
+          <w:b w:val="0"/>
+        </w:rPr>
         <w:t>Attempt this case before feedback. Record any help. Earlier examples below are further practice; a case already practised with feedback cannot establish fresh transfer.</w:t>
       </w:r>
     </w:p>
@@ -2157,8 +3675,73 @@
       </w:r>
     </w:p>
     <w:p>
-      <w:r>
-        <w:t>A separate run R17 records baseline a = 1 and checkpoints a = 1.5 and a = 1.75. It uses prediction max(0, a*x) and one validation case V9 with x = 4, y = 8. Compute baseline and checkpoint predictions and squared errors, choose by lowest validation MSE, and write a bounded conclusion. Final evaluation and runtime have not been measured.</w:t>
+      <w:pPr>
+        <w:spacing w:line="336" w:lineRule="auto" w:after="180"/>
+      </w:pPr>
+      <w:r>
+        <w:rPr>
+          <w:b w:val="0"/>
+        </w:rPr>
+        <w:t xml:space="preserve">A separate run R17 records baseline a = 1 and </w:t>
+      </w:r>
+      <w:r>
+        <w:rPr>
+          <w:b/>
+        </w:rPr>
+        <w:t>checkpoint</w:t>
+      </w:r>
+      <w:r>
+        <w:rPr>
+          <w:b w:val="0"/>
+        </w:rPr>
+        <w:t xml:space="preserve">s a = 1.5 and a = 1.75. It uses </w:t>
+      </w:r>
+      <w:r>
+        <w:rPr>
+          <w:b/>
+        </w:rPr>
+        <w:t>prediction</w:t>
+      </w:r>
+      <w:r>
+        <w:rPr>
+          <w:b w:val="0"/>
+        </w:rPr>
+        <w:t xml:space="preserve"> max(0, a*x) and one validation case V9 with x = 4, y = 8.</w:t>
+      </w:r>
+    </w:p>
+    <w:p>
+      <w:pPr>
+        <w:spacing w:line="336" w:lineRule="auto" w:after="180"/>
+      </w:pPr>
+      <w:r>
+        <w:rPr>
+          <w:b w:val="0"/>
+        </w:rPr>
+        <w:t xml:space="preserve">Compute baseline and </w:t>
+      </w:r>
+      <w:r>
+        <w:rPr>
+          <w:b/>
+        </w:rPr>
+        <w:t>checkpoint</w:t>
+      </w:r>
+      <w:r>
+        <w:rPr>
+          <w:b w:val="0"/>
+        </w:rPr>
+        <w:t xml:space="preserve"> </w:t>
+      </w:r>
+      <w:r>
+        <w:rPr>
+          <w:b/>
+        </w:rPr>
+        <w:t>prediction</w:t>
+      </w:r>
+      <w:r>
+        <w:rPr>
+          <w:b w:val="0"/>
+        </w:rPr>
+        <w:t>s and squared errors, choose by lowest validation MSE, and write a bounded conclusion. Final evaluation and runtime have not been measured.</w:t>
       </w:r>
     </w:p>
     <w:p>
@@ -2210,7 +3793,13 @@
       </w:r>
     </w:p>
     <w:p>
-      <w:r>
+      <w:pPr>
+        <w:spacing w:line="336" w:lineRule="auto" w:after="180"/>
+      </w:pPr>
+      <w:r>
+        <w:rPr>
+          <w:b w:val="0"/>
+        </w:rPr>
         <w:t>Record support used: none, hint or teacher explanation. After feedback, a different case is needed to demonstrate independence.</w:t>
       </w:r>
     </w:p>
@@ -2223,8 +3812,25 @@
       </w:r>
     </w:p>
     <w:p>
-      <w:r>
-        <w:t>Attempt the independent case before hints. Record whether you worked alone, used a hint or followed a model. After feedback, fix the first unsupported step and explain why it changed. A later check uses a changed case, not a copied answer.</w:t>
+      <w:pPr>
+        <w:spacing w:line="336" w:lineRule="auto" w:after="180"/>
+      </w:pPr>
+      <w:r>
+        <w:rPr>
+          <w:b w:val="0"/>
+        </w:rPr>
+        <w:t>Attempt the independent case before hints. Record whether you worked alone, used a hint or followed a model. After feedback, fix the first unsupported step and explain why it changed.</w:t>
+      </w:r>
+    </w:p>
+    <w:p>
+      <w:pPr>
+        <w:spacing w:line="336" w:lineRule="auto" w:after="180"/>
+      </w:pPr>
+      <w:r>
+        <w:rPr>
+          <w:b w:val="0"/>
+        </w:rPr>
+        <w:t>A later check uses a changed case, not a copied answer.</w:t>
       </w:r>
     </w:p>
     <w:p>
@@ -2237,7 +3843,30 @@
     </w:p>
     <w:p>
       <w:r>
-        <w:t>Start with this question: Document checkpoint selection so another team can reconstruct every reported number.</w:t>
+        <w:t>Use this map to navigate Documenting a network experiment, connect the goals to tasks and keep one evidence record for each attempt.</w:t>
+      </w:r>
+    </w:p>
+    <w:p>
+      <w:pPr>
+        <w:spacing w:line="336" w:lineRule="auto" w:after="180"/>
+      </w:pPr>
+      <w:r>
+        <w:rPr>
+          <w:b w:val="0"/>
+        </w:rPr>
+        <w:t xml:space="preserve">Start with this question: Document </w:t>
+      </w:r>
+      <w:r>
+        <w:rPr>
+          <w:b/>
+        </w:rPr>
+        <w:t>checkpoint</w:t>
+      </w:r>
+      <w:r>
+        <w:rPr>
+          <w:b w:val="0"/>
+        </w:rPr>
+        <w:t xml:space="preserve"> selection so another team can reconstruct every reported number.</w:t>
       </w:r>
     </w:p>
     <w:tbl>
@@ -2343,13 +3972,61 @@
       </w:tr>
     </w:tbl>
     <w:p>
-      <w:r>
-        <w:t>Remember → watch and explain → try with help → investigate → try independently → keep project evidence. Your teacher may spread this lesson across several classes.</w:t>
-      </w:r>
-    </w:p>
-    <w:p>
-      <w:r>
-        <w:t>Keep your first prediction. Compare it with what the evidence shows and explain any change.</w:t>
+      <w:pPr>
+        <w:spacing w:line="336" w:lineRule="auto" w:after="180"/>
+      </w:pPr>
+      <w:r>
+        <w:rPr>
+          <w:b w:val="0"/>
+        </w:rPr>
+        <w:t xml:space="preserve">Remember → watch and explain → try with help → investigate → try independently → keep project </w:t>
+      </w:r>
+      <w:r>
+        <w:rPr>
+          <w:b/>
+        </w:rPr>
+        <w:t>evidence</w:t>
+      </w:r>
+      <w:r>
+        <w:rPr>
+          <w:b w:val="0"/>
+        </w:rPr>
+        <w:t>. Your teacher may spread this lesson across several classes.</w:t>
+      </w:r>
+    </w:p>
+    <w:p>
+      <w:pPr>
+        <w:spacing w:line="336" w:lineRule="auto" w:after="180"/>
+      </w:pPr>
+      <w:r>
+        <w:rPr>
+          <w:b w:val="0"/>
+        </w:rPr>
+        <w:t xml:space="preserve">Keep your first </w:t>
+      </w:r>
+      <w:r>
+        <w:rPr>
+          <w:b/>
+        </w:rPr>
+        <w:t>prediction</w:t>
+      </w:r>
+      <w:r>
+        <w:rPr>
+          <w:b w:val="0"/>
+        </w:rPr>
+        <w:t xml:space="preserve">. Compare it with what the </w:t>
+      </w:r>
+      <w:r>
+        <w:rPr>
+          <w:b/>
+        </w:rPr>
+        <w:t>evidence</w:t>
+      </w:r>
+      <w:r>
+        <w:rPr>
+          <w:b w:val="0"/>
+        </w:rPr>
+        <w:t xml:space="preserve"> shows and explain any change.</w:t>
       </w:r>
     </w:p>
     <w:p>
@@ -2362,7 +4039,30 @@
     </w:p>
     <w:p>
       <w:r>
-        <w:t>Close your notes. Explain this goal in your own words: Record a network experiment with enough detail to replay its calculations</w:t>
+        <w:t>Explain Documenting a network experiment without notes, identify a remaining question and plan a later check with a changed case.</w:t>
+      </w:r>
+    </w:p>
+    <w:p>
+      <w:pPr>
+        <w:spacing w:line="336" w:lineRule="auto" w:after="180"/>
+      </w:pPr>
+      <w:r>
+        <w:rPr>
+          <w:b w:val="0"/>
+        </w:rPr>
+        <w:t xml:space="preserve">Close your notes. Explain this goal in your own words: Record a network experiment with enough detail to </w:t>
+      </w:r>
+      <w:r>
+        <w:rPr>
+          <w:b/>
+        </w:rPr>
+        <w:t>replay</w:t>
+      </w:r>
+      <w:r>
+        <w:rPr>
+          <w:b w:val="0"/>
+        </w:rPr>
+        <w:t xml:space="preserve"> its calculations</w:t>
       </w:r>
     </w:p>
     <w:p>
@@ -2399,13 +4099,61 @@
       </w:r>
     </w:p>
     <w:p>
-      <w:r>
-        <w:t>If you are unsure, return to the worked picture and explain one arrow. If you are ready, change an input or assumption and justify your prediction.</w:t>
-      </w:r>
-    </w:p>
-    <w:p>
-      <w:r>
-        <w:t>Save your workbook evidence. At the next review, try a different case before opening your old answer.</w:t>
+      <w:pPr>
+        <w:spacing w:line="336" w:lineRule="auto" w:after="180"/>
+      </w:pPr>
+      <w:r>
+        <w:rPr>
+          <w:b w:val="0"/>
+        </w:rPr>
+        <w:t xml:space="preserve">If you are unsure, return to the worked picture and explain one arrow. If you are ready, change an </w:t>
+      </w:r>
+      <w:r>
+        <w:rPr>
+          <w:b/>
+        </w:rPr>
+        <w:t>input</w:t>
+      </w:r>
+      <w:r>
+        <w:rPr>
+          <w:b w:val="0"/>
+        </w:rPr>
+        <w:t xml:space="preserve"> or assumption and justify your </w:t>
+      </w:r>
+      <w:r>
+        <w:rPr>
+          <w:b/>
+        </w:rPr>
+        <w:t>prediction</w:t>
+      </w:r>
+      <w:r>
+        <w:rPr>
+          <w:b w:val="0"/>
+        </w:rPr>
+        <w:t>.</w:t>
+      </w:r>
+    </w:p>
+    <w:p>
+      <w:pPr>
+        <w:spacing w:line="336" w:lineRule="auto" w:after="180"/>
+      </w:pPr>
+      <w:r>
+        <w:rPr>
+          <w:b w:val="0"/>
+        </w:rPr>
+        <w:t xml:space="preserve">Save your workbook </w:t>
+      </w:r>
+      <w:r>
+        <w:rPr>
+          <w:b/>
+        </w:rPr>
+        <w:t>evidence</w:t>
+      </w:r>
+      <w:r>
+        <w:rPr>
+          <w:b w:val="0"/>
+        </w:rPr>
+        <w:t>. At the next review, try a different case before opening your old answer.</w:t>
       </w:r>
     </w:p>
     <w:p>
@@ -2418,12 +4166,41 @@
     </w:p>
     <w:p>
       <w:r>
+        <w:t>Attempt supported questions before using hints or feedback. Review a missing building block, then keep the completed work.</w:t>
+      </w:r>
+    </w:p>
+    <w:p>
+      <w:pPr>
+        <w:spacing w:line="336" w:lineRule="auto" w:after="180"/>
+      </w:pPr>
+      <w:r>
+        <w:rPr>
+          <w:b w:val="0"/>
+        </w:rPr>
         <w:t>Use this supported practice once, in the browser or on paper. Keep the reserved independent assessment for a separate first attempt before teacher feedback.</w:t>
       </w:r>
     </w:p>
     <w:p>
-      <w:r>
-        <w:t>Document checkpoint selection so another team can reconstruct every reported number.</w:t>
+      <w:pPr>
+        <w:spacing w:line="336" w:lineRule="auto" w:after="180"/>
+      </w:pPr>
+      <w:r>
+        <w:rPr>
+          <w:b w:val="0"/>
+        </w:rPr>
+        <w:t xml:space="preserve">Document </w:t>
+      </w:r>
+      <w:r>
+        <w:rPr>
+          <w:b/>
+        </w:rPr>
+        <w:t>checkpoint</w:t>
+      </w:r>
+      <w:r>
+        <w:rPr>
+          <w:b w:val="0"/>
+        </w:rPr>
+        <w:t xml:space="preserve"> selection so another team can reconstruct every reported number.</w:t>
       </w:r>
     </w:p>
     <w:p>
@@ -2435,23 +4212,92 @@
       </w:r>
     </w:p>
     <w:p>
-      <w:r>
-        <w:t>Which labelled step matches this detail? Choose a = 1.25; save R8, inputs, formula, checkpoint values, loss rule and validation role.</w:t>
-      </w:r>
-    </w:p>
-    <w:p>
-      <w:r>
-        <w:t>1. Checkpoint comparison</w:t>
-      </w:r>
-    </w:p>
-    <w:p>
-      <w:r>
+      <w:pPr>
+        <w:spacing w:line="336" w:lineRule="auto" w:after="180"/>
+      </w:pPr>
+      <w:r>
+        <w:rPr>
+          <w:b w:val="0"/>
+        </w:rPr>
+        <w:t xml:space="preserve">Which labelled step matches this detail? Choose a = 1.25; save R8, </w:t>
+      </w:r>
+      <w:r>
+        <w:rPr>
+          <w:b/>
+        </w:rPr>
+        <w:t>input</w:t>
+      </w:r>
+      <w:r>
+        <w:rPr>
+          <w:b w:val="0"/>
+        </w:rPr>
+        <w:t xml:space="preserve">s, formula, </w:t>
+      </w:r>
+      <w:r>
+        <w:rPr>
+          <w:b/>
+        </w:rPr>
+        <w:t>checkpoint</w:t>
+      </w:r>
+      <w:r>
+        <w:rPr>
+          <w:b w:val="0"/>
+        </w:rPr>
+        <w:t xml:space="preserve"> values, loss rule and validation role.</w:t>
+      </w:r>
+    </w:p>
+    <w:p>
+      <w:pPr>
+        <w:spacing w:line="336" w:lineRule="auto" w:after="180"/>
+        <w:shd w:fill="F4F9FC"/>
+      </w:pPr>
+      <w:r>
+        <w:rPr>
+          <w:b w:val="0"/>
+        </w:rPr>
+        <w:t xml:space="preserve">1. </w:t>
+      </w:r>
+      <w:r>
+        <w:rPr>
+          <w:b/>
+        </w:rPr>
+        <w:t>Checkpoint</w:t>
+      </w:r>
+      <w:r>
+        <w:rPr>
+          <w:b w:val="0"/>
+        </w:rPr>
+        <w:t xml:space="preserve"> comparison</w:t>
+      </w:r>
+    </w:p>
+    <w:p>
+      <w:pPr>
+        <w:spacing w:line="336" w:lineRule="auto" w:after="180"/>
+        <w:shd w:fill="F4F9FC"/>
+      </w:pPr>
+      <w:r>
+        <w:rPr>
+          <w:b w:val="0"/>
+        </w:rPr>
         <w:t>2. Select and record</w:t>
       </w:r>
     </w:p>
     <w:p>
-      <w:r>
-        <w:t>3. Baseline prediction</w:t>
+      <w:pPr>
+        <w:spacing w:line="336" w:lineRule="auto" w:after="180"/>
+        <w:shd w:fill="F4F9FC"/>
+      </w:pPr>
+      <w:r>
+        <w:rPr>
+          <w:b w:val="0"/>
+        </w:rPr>
+        <w:t xml:space="preserve">3. Baseline </w:t>
+      </w:r>
+      <w:r>
+        <w:rPr>
+          <w:b/>
+        </w:rPr>
+        <w:t>prediction</w:t>
       </w:r>
     </w:p>
     <w:p>
@@ -2488,40 +4334,214 @@
       </w:r>
     </w:p>
     <w:p>
-      <w:r>
+      <w:pPr>
+        <w:pStyle w:val="Heading3"/>
+      </w:pPr>
+      <w:r>
+        <w:t>Hint · try first</w:t>
+      </w:r>
+    </w:p>
+    <w:p>
+      <w:pPr>
+        <w:spacing w:line="336" w:lineRule="auto" w:after="180"/>
+        <w:shd w:fill="F1F6F8"/>
+      </w:pPr>
+      <w:r>
+        <w:rPr>
+          <w:b w:val="0"/>
+        </w:rPr>
         <w:t>Hint if needed: Read the steps in the pictorial case. Match the supplied detail to the stage that performs or records it.</w:t>
       </w:r>
     </w:p>
     <w:p>
-      <w:r>
-        <w:t>After your attempt, compare with the supported explanation: Select and record Choose a = 1.25; save R8, inputs, formula, checkpoint values, loss rule and validation role. A reproducible record includes the actual input, formula, parameters and scoring rule, together with each dataset’s role. The validation case selects the best supplied checkpoint, so it is part of development. Save that selection history and freeze the checkpoint before evaluating fresh final cases. Renaming the same case a test does not change how it was used.</w:t>
-      </w:r>
-    </w:p>
-    <w:p>
       <w:pPr>
         <w:pStyle w:val="Heading3"/>
       </w:pPr>
       <w:r>
+        <w:t>Feedback · compare after trying</w:t>
+      </w:r>
+    </w:p>
+    <w:p>
+      <w:pPr>
+        <w:spacing w:line="336" w:lineRule="auto" w:after="180"/>
+        <w:shd w:fill="F1F6FC"/>
+      </w:pPr>
+      <w:r>
+        <w:rPr>
+          <w:b w:val="0"/>
+        </w:rPr>
+        <w:t xml:space="preserve">After your attempt, compare with the supported explanation: Select and record Choose a = 1.25; save R8, </w:t>
+      </w:r>
+      <w:r>
+        <w:rPr>
+          <w:b/>
+        </w:rPr>
+        <w:t>input</w:t>
+      </w:r>
+      <w:r>
+        <w:rPr>
+          <w:b w:val="0"/>
+        </w:rPr>
+        <w:t xml:space="preserve">s, formula, </w:t>
+      </w:r>
+      <w:r>
+        <w:rPr>
+          <w:b/>
+        </w:rPr>
+        <w:t>checkpoint</w:t>
+      </w:r>
+      <w:r>
+        <w:rPr>
+          <w:b w:val="0"/>
+        </w:rPr>
+        <w:t xml:space="preserve"> values, loss rule and validation role.</w:t>
+      </w:r>
+    </w:p>
+    <w:p>
+      <w:pPr>
+        <w:spacing w:line="336" w:lineRule="auto" w:after="180"/>
+        <w:shd w:fill="F1F6FC"/>
+      </w:pPr>
+      <w:r>
+        <w:rPr>
+          <w:b w:val="0"/>
+        </w:rPr>
+        <w:t xml:space="preserve">A reproducible record includes the actual </w:t>
+      </w:r>
+      <w:r>
+        <w:rPr>
+          <w:b/>
+        </w:rPr>
+        <w:t>input</w:t>
+      </w:r>
+      <w:r>
+        <w:rPr>
+          <w:b w:val="0"/>
+        </w:rPr>
+        <w:t xml:space="preserve">, formula, parameters and scoring rule, together with each dataset’s role. The validation case selects the best supplied </w:t>
+      </w:r>
+      <w:r>
+        <w:rPr>
+          <w:b/>
+        </w:rPr>
+        <w:t>checkpoint</w:t>
+      </w:r>
+      <w:r>
+        <w:rPr>
+          <w:b w:val="0"/>
+        </w:rPr>
+        <w:t>, so it is part of development.</w:t>
+      </w:r>
+    </w:p>
+    <w:p>
+      <w:pPr>
+        <w:spacing w:line="336" w:lineRule="auto" w:after="180"/>
+        <w:shd w:fill="F1F6FC"/>
+      </w:pPr>
+      <w:r>
+        <w:rPr>
+          <w:b w:val="0"/>
+        </w:rPr>
+        <w:t xml:space="preserve">Save that selection history and freeze the </w:t>
+      </w:r>
+      <w:r>
+        <w:rPr>
+          <w:b/>
+        </w:rPr>
+        <w:t>checkpoint</w:t>
+      </w:r>
+      <w:r>
+        <w:rPr>
+          <w:b w:val="0"/>
+        </w:rPr>
+        <w:t xml:space="preserve"> before evaluating fresh final cases. Renaming the same case a test does not change how it was used.</w:t>
+      </w:r>
+    </w:p>
+    <w:p>
+      <w:pPr>
+        <w:pStyle w:val="Heading3"/>
+      </w:pPr>
+      <w:r>
         <w:t>Practice 2: explain the deciding evidence</w:t>
       </w:r>
     </w:p>
     <w:p>
-      <w:r>
+      <w:pPr>
+        <w:pStyle w:val="Heading3"/>
+      </w:pPr>
+      <w:r>
+        <w:t>Changed case · predict first</w:t>
+      </w:r>
+    </w:p>
+    <w:p>
+      <w:pPr>
+        <w:spacing w:line="336" w:lineRule="auto" w:after="180"/>
+        <w:shd w:fill="F5F1FB"/>
+      </w:pPr>
+      <w:r>
+        <w:rPr>
+          <w:b w:val="0"/>
+        </w:rPr>
         <w:t>Changed-case practice: A teammate calls V4 a final test after using it to select a=1.25. Which conclusion is supported by the supplied facts?</w:t>
       </w:r>
     </w:p>
     <w:p>
-      <w:r>
-        <w:t>1. We can decide the result without examining the changed input or the procedure.</w:t>
-      </w:r>
-    </w:p>
-    <w:p>
-      <w:r>
-        <w:t>2. This one example guarantees correct results for every future input.</w:t>
-      </w:r>
-    </w:p>
-    <w:p>
-      <w:r>
+      <w:pPr>
+        <w:spacing w:line="336" w:lineRule="auto" w:after="180"/>
+        <w:shd w:fill="F4F9FC"/>
+      </w:pPr>
+      <w:r>
+        <w:rPr>
+          <w:b w:val="0"/>
+        </w:rPr>
+        <w:t xml:space="preserve">1. We can decide the result without examining the changed </w:t>
+      </w:r>
+      <w:r>
+        <w:rPr>
+          <w:b/>
+        </w:rPr>
+        <w:t>input</w:t>
+      </w:r>
+      <w:r>
+        <w:rPr>
+          <w:b w:val="0"/>
+        </w:rPr>
+        <w:t xml:space="preserve"> or the procedure.</w:t>
+      </w:r>
+    </w:p>
+    <w:p>
+      <w:pPr>
+        <w:spacing w:line="336" w:lineRule="auto" w:after="180"/>
+        <w:shd w:fill="F4F9FC"/>
+      </w:pPr>
+      <w:r>
+        <w:rPr>
+          <w:b w:val="0"/>
+        </w:rPr>
+        <w:t xml:space="preserve">2. This one example guarantees correct results for every future </w:t>
+      </w:r>
+      <w:r>
+        <w:rPr>
+          <w:b/>
+        </w:rPr>
+        <w:t>input</w:t>
+      </w:r>
+      <w:r>
+        <w:rPr>
+          <w:b w:val="0"/>
+        </w:rPr>
+        <w:t>.</w:t>
+      </w:r>
+    </w:p>
+    <w:p>
+      <w:pPr>
+        <w:spacing w:line="336" w:lineRule="auto" w:after="180"/>
+        <w:shd w:fill="F4F9FC"/>
+      </w:pPr>
+      <w:r>
+        <w:rPr>
+          <w:b w:val="0"/>
+        </w:rPr>
         <w:t>3. Correct its role to validation; it was used for selection.</w:t>
       </w:r>
     </w:p>
@@ -2559,36 +4579,165 @@
       </w:r>
     </w:p>
     <w:p>
-      <w:r>
+      <w:pPr>
+        <w:pStyle w:val="Heading3"/>
+      </w:pPr>
+      <w:r>
+        <w:t>Hint · try first</w:t>
+      </w:r>
+    </w:p>
+    <w:p>
+      <w:pPr>
+        <w:spacing w:line="336" w:lineRule="auto" w:after="180"/>
+        <w:shd w:fill="F1F6F8"/>
+      </w:pPr>
+      <w:r>
+        <w:rPr>
+          <w:b w:val="0"/>
+        </w:rPr>
         <w:t>Hint if needed: Use the changed condition and the deciding step in the pictorial trace. The answer must say what follows from those facts.</w:t>
       </w:r>
     </w:p>
     <w:p>
-      <w:r>
-        <w:t>After your attempt, compare with the supported explanation: Correct its role to validation; it was used for selection. Changing the label on a dataset does not make its evidence untouched.</w:t>
-      </w:r>
-    </w:p>
-    <w:p>
       <w:pPr>
         <w:pStyle w:val="Heading3"/>
       </w:pPr>
       <w:r>
+        <w:t>Feedback · compare after trying</w:t>
+      </w:r>
+    </w:p>
+    <w:p>
+      <w:pPr>
+        <w:spacing w:line="336" w:lineRule="auto" w:after="180"/>
+        <w:shd w:fill="F1F6FC"/>
+      </w:pPr>
+      <w:r>
+        <w:rPr>
+          <w:b w:val="0"/>
+        </w:rPr>
+        <w:t xml:space="preserve">After your attempt, compare with the supported explanation: Correct its role to validation; it was used for selection. Changing the label on a dataset does not make its </w:t>
+      </w:r>
+      <w:r>
+        <w:rPr>
+          <w:b/>
+        </w:rPr>
+        <w:t>evidence</w:t>
+      </w:r>
+      <w:r>
+        <w:rPr>
+          <w:b w:val="0"/>
+        </w:rPr>
+        <w:t xml:space="preserve"> untouched.</w:t>
+      </w:r>
+    </w:p>
+    <w:p>
+      <w:pPr>
+        <w:pStyle w:val="Heading3"/>
+      </w:pPr>
+      <w:r>
         <w:t>Repair a missing building block</w:t>
       </w:r>
     </w:p>
     <w:p>
-      <w:r>
-        <w:t>Review Efficiency and resource measurement (ai-5/31). Goal: Calculate throughput and amortised time per example from repeated timings. Short practice: Why is 10ms/case not necessarily a single-request latency? Point to the relevant step in the picture, then write the changed result and the rule or evidence that supports it.. Return to this week and explain what you changed.</w:t>
-      </w:r>
-    </w:p>
-    <w:p>
-      <w:r>
-        <w:t>Review Uncertainty and failure analysis (ai-5/29). Goal: Distinguish a predicted class, confidence score and observed correctness. Short practice: What is C’s positive-class probability and chosen-label confidence? Point to the relevant step in the picture, then write the changed result and the rule or evidence that supports it.. Return to this week and explain what you changed.</w:t>
-      </w:r>
-    </w:p>
-    <w:p>
-      <w:r>
-        <w:t>Review Embeddings and neighbourhoods (ai-5/26). Goal: Look up a vector using a token ID and preserve sequence shape. Short practice: What would justify claiming nearby vectors mean related topics? Point to the relevant step in the picture, then write the changed result and the rule or evidence that supports it.. Return to this week and explain what you changed.</w:t>
+      <w:pPr>
+        <w:spacing w:line="336" w:lineRule="auto" w:after="180"/>
+      </w:pPr>
+      <w:r>
+        <w:rPr>
+          <w:b w:val="0"/>
+        </w:rPr>
+        <w:t>Review Efficiency and resource measurement (ai-5/31). Goal: Calculate throughput and amortised time per example from repeated timings. Short practice: Why is 10ms/case not necessarily a single-request latency?</w:t>
+      </w:r>
+    </w:p>
+    <w:p>
+      <w:pPr>
+        <w:spacing w:line="336" w:lineRule="auto" w:after="180"/>
+      </w:pPr>
+      <w:r>
+        <w:rPr>
+          <w:b w:val="0"/>
+        </w:rPr>
+        <w:t xml:space="preserve">Point to the relevant step in the picture, then write the changed result and the rule or </w:t>
+      </w:r>
+      <w:r>
+        <w:rPr>
+          <w:b/>
+        </w:rPr>
+        <w:t>evidence</w:t>
+      </w:r>
+      <w:r>
+        <w:rPr>
+          <w:b w:val="0"/>
+        </w:rPr>
+        <w:t xml:space="preserve"> that supports it.. Return to this week and explain what you changed.</w:t>
+      </w:r>
+    </w:p>
+    <w:p>
+      <w:pPr>
+        <w:spacing w:line="336" w:lineRule="auto" w:after="180"/>
+      </w:pPr>
+      <w:r>
+        <w:rPr>
+          <w:b w:val="0"/>
+        </w:rPr>
+        <w:t>Review Uncertainty and failure analysis (ai-5/29). Goal: Distinguish a predicted class, confidence score and observed correctness. Short practice: What is C’s positive-class probability and chosen-label confidence?</w:t>
+      </w:r>
+    </w:p>
+    <w:p>
+      <w:pPr>
+        <w:spacing w:line="336" w:lineRule="auto" w:after="180"/>
+      </w:pPr>
+      <w:r>
+        <w:rPr>
+          <w:b w:val="0"/>
+        </w:rPr>
+        <w:t xml:space="preserve">Point to the relevant step in the picture, then write the changed result and the rule or </w:t>
+      </w:r>
+      <w:r>
+        <w:rPr>
+          <w:b/>
+        </w:rPr>
+        <w:t>evidence</w:t>
+      </w:r>
+      <w:r>
+        <w:rPr>
+          <w:b w:val="0"/>
+        </w:rPr>
+        <w:t xml:space="preserve"> that supports it.. Return to this week and explain what you changed.</w:t>
+      </w:r>
+    </w:p>
+    <w:p>
+      <w:pPr>
+        <w:spacing w:line="336" w:lineRule="auto" w:after="180"/>
+      </w:pPr>
+      <w:r>
+        <w:rPr>
+          <w:b w:val="0"/>
+        </w:rPr>
+        <w:t>Review Embeddings and neighbourhoods (ai-5/26). Goal: Look up a vector using a token ID and preserve sequence shape. Short practice: What would justify claiming nearby vectors mean related topics?</w:t>
+      </w:r>
+    </w:p>
+    <w:p>
+      <w:pPr>
+        <w:spacing w:line="336" w:lineRule="auto" w:after="180"/>
+      </w:pPr>
+      <w:r>
+        <w:rPr>
+          <w:b w:val="0"/>
+        </w:rPr>
+        <w:t xml:space="preserve">Point to the relevant step in the picture, then write the changed result and the rule or </w:t>
+      </w:r>
+      <w:r>
+        <w:rPr>
+          <w:b/>
+        </w:rPr>
+        <w:t>evidence</w:t>
+      </w:r>
+      <w:r>
+        <w:rPr>
+          <w:b w:val="0"/>
+        </w:rPr>
+        <w:t xml:space="preserve"> that supports it.. Return to this week and explain what you changed.</w:t>
       </w:r>
     </w:p>
     <w:p>
@@ -2600,8 +4749,61 @@
       </w:r>
     </w:p>
     <w:p>
-      <w:r>
-        <w:t>The browser lab lets you edit the supported Python examples already included in this lesson. Predict first, run, inspect the actual output or error, change one input, then run again. Keep code, predictions, actual results and a reasoned revision together. On paper, label your result as a trace rather than an execution.</w:t>
+      <w:pPr>
+        <w:spacing w:line="336" w:lineRule="auto" w:after="180"/>
+      </w:pPr>
+      <w:r>
+        <w:rPr>
+          <w:b w:val="0"/>
+        </w:rPr>
+        <w:t xml:space="preserve">The browser lab lets you edit the supported Python examples already included in this lesson. Predict first, run, inspect the actual </w:t>
+      </w:r>
+      <w:r>
+        <w:rPr>
+          <w:b/>
+        </w:rPr>
+        <w:t>output</w:t>
+      </w:r>
+      <w:r>
+        <w:rPr>
+          <w:b w:val="0"/>
+        </w:rPr>
+        <w:t xml:space="preserve"> or error, change one </w:t>
+      </w:r>
+      <w:r>
+        <w:rPr>
+          <w:b/>
+        </w:rPr>
+        <w:t>input</w:t>
+      </w:r>
+      <w:r>
+        <w:rPr>
+          <w:b w:val="0"/>
+        </w:rPr>
+        <w:t>, then run again.</w:t>
+      </w:r>
+    </w:p>
+    <w:p>
+      <w:pPr>
+        <w:spacing w:line="336" w:lineRule="auto" w:after="180"/>
+      </w:pPr>
+      <w:r>
+        <w:rPr>
+          <w:b w:val="0"/>
+        </w:rPr>
+        <w:t xml:space="preserve">Keep code, </w:t>
+      </w:r>
+      <w:r>
+        <w:rPr>
+          <w:b/>
+        </w:rPr>
+        <w:t>prediction</w:t>
+      </w:r>
+      <w:r>
+        <w:rPr>
+          <w:b w:val="0"/>
+        </w:rPr>
+        <w:t>s, actual results and a reasoned revision together. On paper, label your result as a trace rather than an execution.</w:t>
       </w:r>
     </w:p>
     <w:p>
@@ -2613,8 +4815,818 @@
       </w:r>
     </w:p>
     <w:p>
-      <w:r>
-        <w:t>Use Download completed work in the hosted lesson to export your answers, reflections, practice feedback and code-run evidence. Open the HTML copy to read or print it. Drafts stay in this browser when storage is available; clear drafts on a shared device.</w:t>
+      <w:pPr>
+        <w:spacing w:line="336" w:lineRule="auto" w:after="180"/>
+      </w:pPr>
+      <w:r>
+        <w:rPr>
+          <w:b w:val="0"/>
+        </w:rPr>
+        <w:t xml:space="preserve">Use Download completed work in the hosted lesson to export your answers, reflections, practice feedback and code-run </w:t>
+      </w:r>
+      <w:r>
+        <w:rPr>
+          <w:b/>
+        </w:rPr>
+        <w:t>evidence</w:t>
+      </w:r>
+      <w:r>
+        <w:rPr>
+          <w:b w:val="0"/>
+        </w:rPr>
+        <w:t>. Open the HTML copy to read or print it.</w:t>
+      </w:r>
+    </w:p>
+    <w:p>
+      <w:pPr>
+        <w:spacing w:line="336" w:lineRule="auto" w:after="180"/>
+      </w:pPr>
+      <w:r>
+        <w:rPr>
+          <w:b w:val="0"/>
+        </w:rPr>
+        <w:t>Drafts stay in this browser when storage is available; clear drafts on a shared device.</w:t>
+      </w:r>
+    </w:p>
+    <w:p>
+      <w:pPr>
+        <w:pStyle w:val="Heading1"/>
+      </w:pPr>
+      <w:r>
+        <w:t>18. Visual concept journey</w:t>
+      </w:r>
+    </w:p>
+    <w:p>
+      <w:r>
+        <w:t>Explain each Documenting a network experiment graphic using its labels, deciding evidence and relevant limitation.</w:t>
+      </w:r>
+    </w:p>
+    <w:p>
+      <w:pPr>
+        <w:pStyle w:val="Heading3"/>
+      </w:pPr>
+      <w:r>
+        <w:t>01. Documenting a network experiment: the case</w:t>
+      </w:r>
+    </w:p>
+    <w:p>
+      <w:r>
+        <w:drawing>
+          <wp:inline xmlns:a="http://schemas.openxmlformats.org/drawingml/2006/main" xmlns:pic="http://schemas.openxmlformats.org/drawingml/2006/picture">
+            <wp:extent cx="5486400" cy="3291840"/>
+            <wp:docPr id="3" name="Picture 3" descr="Document checkpoint selection so another team can reconstruct every reported number. Supplied facts: Run R8 predicts ReLU(a×x). Validation V4 has x = 2, target 3. Baseline a = 0.5; checkpoints a = 1 and 1.25; choose minimum validation squared error. All inputs and outcomes in this worked example are invented classroom data; no real model run is claimed."/>
+            <wp:cNvGraphicFramePr>
+              <a:graphicFrameLocks noChangeAspect="1"/>
+            </wp:cNvGraphicFramePr>
+            <a:graphic>
+              <a:graphicData uri="http://schemas.openxmlformats.org/drawingml/2006/picture">
+                <pic:pic>
+                  <pic:nvPicPr>
+                    <pic:cNvPr id="0" name="academy-story-ai-5-32-01.png"/>
+                    <pic:cNvPicPr/>
+                  </pic:nvPicPr>
+                  <pic:blipFill>
+                    <a:blip r:embed="rId11"/>
+                    <a:stretch>
+                      <a:fillRect/>
+                    </a:stretch>
+                  </pic:blipFill>
+                  <pic:spPr>
+                    <a:xfrm>
+                      <a:off x="0" y="0"/>
+                      <a:ext cx="5486400" cy="3291840"/>
+                    </a:xfrm>
+                    <a:prstGeom prst="rect"/>
+                  </pic:spPr>
+                </pic:pic>
+              </a:graphicData>
+            </a:graphic>
+          </wp:inline>
+        </w:drawing>
+      </w:r>
+    </w:p>
+    <w:p>
+      <w:pPr>
+        <w:spacing w:line="336" w:lineRule="auto" w:after="180"/>
+      </w:pPr>
+      <w:r>
+        <w:rPr>
+          <w:b w:val="0"/>
+        </w:rPr>
+        <w:t xml:space="preserve">Document </w:t>
+      </w:r>
+      <w:r>
+        <w:rPr>
+          <w:b/>
+        </w:rPr>
+        <w:t>checkpoint</w:t>
+      </w:r>
+      <w:r>
+        <w:rPr>
+          <w:b w:val="0"/>
+        </w:rPr>
+        <w:t xml:space="preserve"> selection so another team can reconstruct every reported number. Supplied facts: Run R8 predicts ReLU(a×x). Validation V4 has x = 2, target 3.</w:t>
+      </w:r>
+    </w:p>
+    <w:p>
+      <w:pPr>
+        <w:spacing w:line="336" w:lineRule="auto" w:after="180"/>
+      </w:pPr>
+      <w:r>
+        <w:rPr>
+          <w:b w:val="0"/>
+        </w:rPr>
+        <w:t xml:space="preserve">Baseline a = 0.5; </w:t>
+      </w:r>
+      <w:r>
+        <w:rPr>
+          <w:b/>
+        </w:rPr>
+        <w:t>checkpoint</w:t>
+      </w:r>
+      <w:r>
+        <w:rPr>
+          <w:b w:val="0"/>
+        </w:rPr>
+        <w:t xml:space="preserve">s a = 1 and 1.25; choose minimum validation squared error. All </w:t>
+      </w:r>
+      <w:r>
+        <w:rPr>
+          <w:b/>
+        </w:rPr>
+        <w:t>input</w:t>
+      </w:r>
+      <w:r>
+        <w:rPr>
+          <w:b w:val="0"/>
+        </w:rPr>
+        <w:t>s and outcomes in this worked example are invented classroom data; no real model run is claimed.</w:t>
+      </w:r>
+    </w:p>
+    <w:p>
+      <w:pPr>
+        <w:spacing w:line="336" w:lineRule="auto" w:after="180"/>
+        <w:shd w:fill="F5F1FB"/>
+      </w:pPr>
+      <w:r>
+        <w:rPr>
+          <w:b w:val="0"/>
+        </w:rPr>
+        <w:t>Point to the given fact that matters most. Explain why it matters.</w:t>
+      </w:r>
+    </w:p>
+    <w:p>
+      <w:pPr>
+        <w:pStyle w:val="Heading3"/>
+      </w:pPr>
+      <w:r>
+        <w:t>02. Follow the deciding steps</w:t>
+      </w:r>
+    </w:p>
+    <w:p>
+      <w:r>
+        <w:drawing>
+          <wp:inline xmlns:a="http://schemas.openxmlformats.org/drawingml/2006/main" xmlns:pic="http://schemas.openxmlformats.org/drawingml/2006/picture">
+            <wp:extent cx="5486400" cy="3337560"/>
+            <wp:docPr id="4" name="Picture 4" descr="Baseline prediction: At a = 0.5, prediction 1, error² = 4. → Checkpoint comparison: At a = 1, prediction 2, loss 1; at 1.25, prediction 2.5, loss 0.25. → Select and record: Choose a = 1.25; save R8, inputs, formula, checkpoint values, loss rule and validation role."/>
+            <wp:cNvGraphicFramePr>
+              <a:graphicFrameLocks noChangeAspect="1"/>
+            </wp:cNvGraphicFramePr>
+            <a:graphic>
+              <a:graphicData uri="http://schemas.openxmlformats.org/drawingml/2006/picture">
+                <pic:pic>
+                  <pic:nvPicPr>
+                    <pic:cNvPr id="0" name="academy-story-ai-5-32-02.png"/>
+                    <pic:cNvPicPr/>
+                  </pic:nvPicPr>
+                  <pic:blipFill>
+                    <a:blip r:embed="rId12"/>
+                    <a:stretch>
+                      <a:fillRect/>
+                    </a:stretch>
+                  </pic:blipFill>
+                  <pic:spPr>
+                    <a:xfrm>
+                      <a:off x="0" y="0"/>
+                      <a:ext cx="5486400" cy="3337560"/>
+                    </a:xfrm>
+                    <a:prstGeom prst="rect"/>
+                  </pic:spPr>
+                </pic:pic>
+              </a:graphicData>
+            </a:graphic>
+          </wp:inline>
+        </w:drawing>
+      </w:r>
+    </w:p>
+    <w:p>
+      <w:pPr>
+        <w:spacing w:line="336" w:lineRule="auto" w:after="180"/>
+      </w:pPr>
+      <w:r>
+        <w:rPr>
+          <w:b w:val="0"/>
+        </w:rPr>
+        <w:t xml:space="preserve">Baseline </w:t>
+      </w:r>
+      <w:r>
+        <w:rPr>
+          <w:b/>
+        </w:rPr>
+        <w:t>prediction</w:t>
+      </w:r>
+      <w:r>
+        <w:rPr>
+          <w:b w:val="0"/>
+        </w:rPr>
+        <w:t xml:space="preserve">: At a = 0.5, </w:t>
+      </w:r>
+      <w:r>
+        <w:rPr>
+          <w:b/>
+        </w:rPr>
+        <w:t>prediction</w:t>
+      </w:r>
+      <w:r>
+        <w:rPr>
+          <w:b w:val="0"/>
+        </w:rPr>
+        <w:t xml:space="preserve"> 1, error² = 4. → </w:t>
+      </w:r>
+      <w:r>
+        <w:rPr>
+          <w:b/>
+        </w:rPr>
+        <w:t>Checkpoint</w:t>
+      </w:r>
+      <w:r>
+        <w:rPr>
+          <w:b w:val="0"/>
+        </w:rPr>
+        <w:t xml:space="preserve"> comparison: At a = 1, </w:t>
+      </w:r>
+      <w:r>
+        <w:rPr>
+          <w:b/>
+        </w:rPr>
+        <w:t>prediction</w:t>
+      </w:r>
+      <w:r>
+        <w:rPr>
+          <w:b w:val="0"/>
+        </w:rPr>
+        <w:t xml:space="preserve"> 2, loss 1; at 1.25, </w:t>
+      </w:r>
+      <w:r>
+        <w:rPr>
+          <w:b/>
+        </w:rPr>
+        <w:t>prediction</w:t>
+      </w:r>
+      <w:r>
+        <w:rPr>
+          <w:b w:val="0"/>
+        </w:rPr>
+        <w:t xml:space="preserve"> 2.5, loss 0.25. → Select and record: Choose a = 1.25; save R8, </w:t>
+      </w:r>
+      <w:r>
+        <w:rPr>
+          <w:b/>
+        </w:rPr>
+        <w:t>input</w:t>
+      </w:r>
+      <w:r>
+        <w:rPr>
+          <w:b w:val="0"/>
+        </w:rPr>
+        <w:t xml:space="preserve">s, formula, </w:t>
+      </w:r>
+      <w:r>
+        <w:rPr>
+          <w:b/>
+        </w:rPr>
+        <w:t>checkpoint</w:t>
+      </w:r>
+      <w:r>
+        <w:rPr>
+          <w:b w:val="0"/>
+        </w:rPr>
+        <w:t xml:space="preserve"> values, loss rule and validation role.</w:t>
+      </w:r>
+    </w:p>
+    <w:p>
+      <w:pPr>
+        <w:spacing w:line="336" w:lineRule="auto" w:after="180"/>
+        <w:shd w:fill="F5F1FB"/>
+      </w:pPr>
+      <w:r>
+        <w:rPr>
+          <w:b w:val="0"/>
+        </w:rPr>
+        <w:t xml:space="preserve">Point to each numbered stage and explain which recorded </w:t>
+      </w:r>
+      <w:r>
+        <w:rPr>
+          <w:b/>
+        </w:rPr>
+        <w:t>input</w:t>
+      </w:r>
+      <w:r>
+        <w:rPr>
+          <w:b w:val="0"/>
+        </w:rPr>
+        <w:t xml:space="preserve"> it uses.</w:t>
+      </w:r>
+    </w:p>
+    <w:p>
+      <w:pPr>
+        <w:pStyle w:val="Heading3"/>
+      </w:pPr>
+      <w:r>
+        <w:t>03. Validation squared loss by checkpoint</w:t>
+      </w:r>
+    </w:p>
+    <w:p>
+      <w:r>
+        <w:drawing>
+          <wp:inline xmlns:a="http://schemas.openxmlformats.org/drawingml/2006/main" xmlns:pic="http://schemas.openxmlformats.org/drawingml/2006/picture">
+            <wp:extent cx="5486400" cy="3145536"/>
+            <wp:docPr id="5" name="Picture 5" descr="Validation squared loss by checkpoint. Units: squared error. baseline a = 0.5: 4. checkpoint a = 1: 1. checkpoint a = 1.25: 0.25."/>
+            <wp:cNvGraphicFramePr>
+              <a:graphicFrameLocks noChangeAspect="1"/>
+            </wp:cNvGraphicFramePr>
+            <a:graphic>
+              <a:graphicData uri="http://schemas.openxmlformats.org/drawingml/2006/picture">
+                <pic:pic>
+                  <pic:nvPicPr>
+                    <pic:cNvPr id="0" name="academy-story-ai-5-32-03.png"/>
+                    <pic:cNvPicPr/>
+                  </pic:nvPicPr>
+                  <pic:blipFill>
+                    <a:blip r:embed="rId13"/>
+                    <a:stretch>
+                      <a:fillRect/>
+                    </a:stretch>
+                  </pic:blipFill>
+                  <pic:spPr>
+                    <a:xfrm>
+                      <a:off x="0" y="0"/>
+                      <a:ext cx="5486400" cy="3145536"/>
+                    </a:xfrm>
+                    <a:prstGeom prst="rect"/>
+                  </pic:spPr>
+                </pic:pic>
+              </a:graphicData>
+            </a:graphic>
+          </wp:inline>
+        </w:drawing>
+      </w:r>
+    </w:p>
+    <w:p>
+      <w:pPr>
+        <w:spacing w:line="336" w:lineRule="auto" w:after="180"/>
+      </w:pPr>
+      <w:r>
+        <w:rPr>
+          <w:b w:val="0"/>
+        </w:rPr>
+        <w:t xml:space="preserve">Validation squared loss by </w:t>
+      </w:r>
+      <w:r>
+        <w:rPr>
+          <w:b/>
+        </w:rPr>
+        <w:t>checkpoint</w:t>
+      </w:r>
+      <w:r>
+        <w:rPr>
+          <w:b w:val="0"/>
+        </w:rPr>
+        <w:t xml:space="preserve">. Units: squared error. baseline a = 0.5: 4. </w:t>
+      </w:r>
+      <w:r>
+        <w:rPr>
+          <w:b/>
+        </w:rPr>
+        <w:t>checkpoint</w:t>
+      </w:r>
+      <w:r>
+        <w:rPr>
+          <w:b w:val="0"/>
+        </w:rPr>
+        <w:t xml:space="preserve"> a = 1: 1. </w:t>
+      </w:r>
+      <w:r>
+        <w:rPr>
+          <w:b/>
+        </w:rPr>
+        <w:t>checkpoint</w:t>
+      </w:r>
+      <w:r>
+        <w:rPr>
+          <w:b w:val="0"/>
+        </w:rPr>
+        <w:t xml:space="preserve"> a = 1.25: 0.25.</w:t>
+      </w:r>
+    </w:p>
+    <w:p>
+      <w:pPr>
+        <w:spacing w:line="336" w:lineRule="auto" w:after="180"/>
+        <w:shd w:fill="F5F1FB"/>
+      </w:pPr>
+      <w:r>
+        <w:rPr>
+          <w:b w:val="0"/>
+        </w:rPr>
+        <w:t>Read the labels and values. Explain the relationship the model shows.</w:t>
+      </w:r>
+    </w:p>
+    <w:p>
+      <w:pPr>
+        <w:pStyle w:val="Heading3"/>
+      </w:pPr>
+      <w:r>
+        <w:t>04. Change one thing. Trace what follows.</w:t>
+      </w:r>
+    </w:p>
+    <w:p>
+      <w:r>
+        <w:drawing>
+          <wp:inline xmlns:a="http://schemas.openxmlformats.org/drawingml/2006/main" xmlns:pic="http://schemas.openxmlformats.org/drawingml/2006/picture">
+            <wp:extent cx="5486400" cy="3041904"/>
+            <wp:docPr id="6" name="Picture 6" descr="Original case: Choose a = 1.25; save R8, inputs, formula, checkpoint values, loss rule and validation role. Changed condition: A teammate calls V4 a final test after using it to select a=1.25. Expected result: Correct its role to validation; it was used for selection. Reason: Changing the label on a dataset does not make its evidence untouched."/>
+            <wp:cNvGraphicFramePr>
+              <a:graphicFrameLocks noChangeAspect="1"/>
+            </wp:cNvGraphicFramePr>
+            <a:graphic>
+              <a:graphicData uri="http://schemas.openxmlformats.org/drawingml/2006/picture">
+                <pic:pic>
+                  <pic:nvPicPr>
+                    <pic:cNvPr id="0" name="academy-story-ai-5-32-04.png"/>
+                    <pic:cNvPicPr/>
+                  </pic:nvPicPr>
+                  <pic:blipFill>
+                    <a:blip r:embed="rId14"/>
+                    <a:stretch>
+                      <a:fillRect/>
+                    </a:stretch>
+                  </pic:blipFill>
+                  <pic:spPr>
+                    <a:xfrm>
+                      <a:off x="0" y="0"/>
+                      <a:ext cx="5486400" cy="3041904"/>
+                    </a:xfrm>
+                    <a:prstGeom prst="rect"/>
+                  </pic:spPr>
+                </pic:pic>
+              </a:graphicData>
+            </a:graphic>
+          </wp:inline>
+        </w:drawing>
+      </w:r>
+    </w:p>
+    <w:p>
+      <w:pPr>
+        <w:spacing w:line="336" w:lineRule="auto" w:after="180"/>
+      </w:pPr>
+      <w:r>
+        <w:rPr>
+          <w:b w:val="0"/>
+        </w:rPr>
+        <w:t xml:space="preserve">Original case: Choose a = 1.25; save R8, </w:t>
+      </w:r>
+      <w:r>
+        <w:rPr>
+          <w:b/>
+        </w:rPr>
+        <w:t>input</w:t>
+      </w:r>
+      <w:r>
+        <w:rPr>
+          <w:b w:val="0"/>
+        </w:rPr>
+        <w:t xml:space="preserve">s, formula, </w:t>
+      </w:r>
+      <w:r>
+        <w:rPr>
+          <w:b/>
+        </w:rPr>
+        <w:t>checkpoint</w:t>
+      </w:r>
+      <w:r>
+        <w:rPr>
+          <w:b w:val="0"/>
+        </w:rPr>
+        <w:t xml:space="preserve"> values, loss rule and validation role. Changed condition: A teammate calls V4 a final test after using it to select a=1.25.</w:t>
+      </w:r>
+    </w:p>
+    <w:p>
+      <w:pPr>
+        <w:spacing w:line="336" w:lineRule="auto" w:after="180"/>
+      </w:pPr>
+      <w:r>
+        <w:rPr>
+          <w:b w:val="0"/>
+        </w:rPr>
+        <w:t xml:space="preserve">Expected result: Correct its role to validation; it was used for selection. Reason: Changing the label on a dataset does not make its </w:t>
+      </w:r>
+      <w:r>
+        <w:rPr>
+          <w:b/>
+        </w:rPr>
+        <w:t>evidence</w:t>
+      </w:r>
+      <w:r>
+        <w:rPr>
+          <w:b w:val="0"/>
+        </w:rPr>
+        <w:t xml:space="preserve"> untouched.</w:t>
+      </w:r>
+    </w:p>
+    <w:p>
+      <w:pPr>
+        <w:spacing w:line="336" w:lineRule="auto" w:after="180"/>
+        <w:shd w:fill="F5F1FB"/>
+      </w:pPr>
+      <w:r>
+        <w:rPr>
+          <w:b w:val="0"/>
+        </w:rPr>
+        <w:t>Predict before checking the worked changed-case result. Name what changed and what the supplied facts allow you to conclude.</w:t>
+      </w:r>
+    </w:p>
+    <w:p>
+      <w:pPr>
+        <w:pStyle w:val="Heading3"/>
+      </w:pPr>
+      <w:r>
+        <w:t>05. Connect the explanation to its limit</w:t>
+      </w:r>
+    </w:p>
+    <w:p>
+      <w:r>
+        <w:drawing>
+          <wp:inline xmlns:a="http://schemas.openxmlformats.org/drawingml/2006/main" xmlns:pic="http://schemas.openxmlformats.org/drawingml/2006/picture">
+            <wp:extent cx="5486400" cy="2834640"/>
+            <wp:docPr id="7" name="Picture 7" descr="A reproducible record includes the actual input, formula, parameters and scoring rule, together with each dataset’s role. The validation case selects the best supplied checkpoint, so it is part of development. Save that selection history and freeze the checkpoint before evaluating fresh final cases. Renaming the same case a test does not change how it was used. Limit: Reconstructing one run verifies arithmetic and provenance, not population performance or educational learning impact."/>
+            <wp:cNvGraphicFramePr>
+              <a:graphicFrameLocks noChangeAspect="1"/>
+            </wp:cNvGraphicFramePr>
+            <a:graphic>
+              <a:graphicData uri="http://schemas.openxmlformats.org/drawingml/2006/picture">
+                <pic:pic>
+                  <pic:nvPicPr>
+                    <pic:cNvPr id="0" name="academy-story-ai-5-32-05.png"/>
+                    <pic:cNvPicPr/>
+                  </pic:nvPicPr>
+                  <pic:blipFill>
+                    <a:blip r:embed="rId15"/>
+                    <a:stretch>
+                      <a:fillRect/>
+                    </a:stretch>
+                  </pic:blipFill>
+                  <pic:spPr>
+                    <a:xfrm>
+                      <a:off x="0" y="0"/>
+                      <a:ext cx="5486400" cy="2834640"/>
+                    </a:xfrm>
+                    <a:prstGeom prst="rect"/>
+                  </pic:spPr>
+                </pic:pic>
+              </a:graphicData>
+            </a:graphic>
+          </wp:inline>
+        </w:drawing>
+      </w:r>
+    </w:p>
+    <w:p>
+      <w:pPr>
+        <w:spacing w:line="336" w:lineRule="auto" w:after="180"/>
+      </w:pPr>
+      <w:r>
+        <w:rPr>
+          <w:b w:val="0"/>
+        </w:rPr>
+        <w:t xml:space="preserve">A reproducible record includes the actual </w:t>
+      </w:r>
+      <w:r>
+        <w:rPr>
+          <w:b/>
+        </w:rPr>
+        <w:t>input</w:t>
+      </w:r>
+      <w:r>
+        <w:rPr>
+          <w:b w:val="0"/>
+        </w:rPr>
+        <w:t xml:space="preserve">, formula, parameters and scoring rule, together with each dataset’s role. The validation case selects the best supplied </w:t>
+      </w:r>
+      <w:r>
+        <w:rPr>
+          <w:b/>
+        </w:rPr>
+        <w:t>checkpoint</w:t>
+      </w:r>
+      <w:r>
+        <w:rPr>
+          <w:b w:val="0"/>
+        </w:rPr>
+        <w:t>, so it is part of development.</w:t>
+      </w:r>
+    </w:p>
+    <w:p>
+      <w:pPr>
+        <w:spacing w:line="336" w:lineRule="auto" w:after="180"/>
+      </w:pPr>
+      <w:r>
+        <w:rPr>
+          <w:b w:val="0"/>
+        </w:rPr>
+        <w:t xml:space="preserve">Save that selection history and freeze the </w:t>
+      </w:r>
+      <w:r>
+        <w:rPr>
+          <w:b/>
+        </w:rPr>
+        <w:t>checkpoint</w:t>
+      </w:r>
+      <w:r>
+        <w:rPr>
+          <w:b w:val="0"/>
+        </w:rPr>
+        <w:t xml:space="preserve"> before evaluating fresh final cases. Renaming the same case a test does not change how it was used.</w:t>
+      </w:r>
+    </w:p>
+    <w:p>
+      <w:pPr>
+        <w:spacing w:line="336" w:lineRule="auto" w:after="180"/>
+      </w:pPr>
+      <w:r>
+        <w:rPr>
+          <w:b w:val="0"/>
+        </w:rPr>
+        <w:t>Limit: Reconstructing one run verifies arithmetic and provenance, not population performance or educational learning impact.</w:t>
+      </w:r>
+    </w:p>
+    <w:p>
+      <w:pPr>
+        <w:spacing w:line="336" w:lineRule="auto" w:after="180"/>
+        <w:shd w:fill="F5F1FB"/>
+      </w:pPr>
+      <w:r>
+        <w:rPr>
+          <w:b w:val="0"/>
+        </w:rPr>
+        <w:t>Explain the case, then point to a limit on the claim.</w:t>
+      </w:r>
+    </w:p>
+    <w:p>
+      <w:pPr>
+        <w:pStyle w:val="Heading3"/>
+      </w:pPr>
+      <w:r>
+        <w:t>06. Make the idea visible in your project</w:t>
+      </w:r>
+    </w:p>
+    <w:p>
+      <w:r>
+        <w:drawing>
+          <wp:inline xmlns:a="http://schemas.openxmlformats.org/drawingml/2006/main" xmlns:pic="http://schemas.openxmlformats.org/drawingml/2006/picture">
+            <wp:extent cx="5486400" cy="3681984"/>
+            <wp:docPr id="8" name="Picture 8" descr="For your Image-pattern Network Investigation, save the input, procedure, observed result and limitation of this check. Label this worked example as practice; use a different, previously unreviewed case when checking independent understanding. Draw your input, deciding step, result and limit. Supported question: What additional evidence is needed for a final performance claim? Point to the relevant step in the picture, then write the changed result and the rule or evidence that supports it."/>
+            <wp:cNvGraphicFramePr>
+              <a:graphicFrameLocks noChangeAspect="1"/>
+            </wp:cNvGraphicFramePr>
+            <a:graphic>
+              <a:graphicData uri="http://schemas.openxmlformats.org/drawingml/2006/picture">
+                <pic:pic>
+                  <pic:nvPicPr>
+                    <pic:cNvPr id="0" name="academy-story-ai-5-32-06.png"/>
+                    <pic:cNvPicPr/>
+                  </pic:nvPicPr>
+                  <pic:blipFill>
+                    <a:blip r:embed="rId16"/>
+                    <a:stretch>
+                      <a:fillRect/>
+                    </a:stretch>
+                  </pic:blipFill>
+                  <pic:spPr>
+                    <a:xfrm>
+                      <a:off x="0" y="0"/>
+                      <a:ext cx="5486400" cy="3681984"/>
+                    </a:xfrm>
+                    <a:prstGeom prst="rect"/>
+                  </pic:spPr>
+                </pic:pic>
+              </a:graphicData>
+            </a:graphic>
+          </wp:inline>
+        </w:drawing>
+      </w:r>
+    </w:p>
+    <w:p>
+      <w:pPr>
+        <w:spacing w:line="336" w:lineRule="auto" w:after="180"/>
+      </w:pPr>
+      <w:r>
+        <w:rPr>
+          <w:b w:val="0"/>
+        </w:rPr>
+        <w:t xml:space="preserve">For your Image-pattern Network Investigation, save the </w:t>
+      </w:r>
+      <w:r>
+        <w:rPr>
+          <w:b/>
+        </w:rPr>
+        <w:t>input</w:t>
+      </w:r>
+      <w:r>
+        <w:rPr>
+          <w:b w:val="0"/>
+        </w:rPr>
+        <w:t>, procedure, observed result and limitation of this check.</w:t>
+      </w:r>
+    </w:p>
+    <w:p>
+      <w:pPr>
+        <w:spacing w:line="336" w:lineRule="auto" w:after="180"/>
+      </w:pPr>
+      <w:r>
+        <w:rPr>
+          <w:b w:val="0"/>
+        </w:rPr>
+        <w:t xml:space="preserve">Label this worked example as practice; use a different, previously unreviewed case when checking independent understanding. Draw your </w:t>
+      </w:r>
+      <w:r>
+        <w:rPr>
+          <w:b/>
+        </w:rPr>
+        <w:t>input</w:t>
+      </w:r>
+      <w:r>
+        <w:rPr>
+          <w:b w:val="0"/>
+        </w:rPr>
+        <w:t>, deciding step, result and limit.</w:t>
+      </w:r>
+    </w:p>
+    <w:p>
+      <w:pPr>
+        <w:spacing w:line="336" w:lineRule="auto" w:after="180"/>
+      </w:pPr>
+      <w:r>
+        <w:rPr>
+          <w:b w:val="0"/>
+        </w:rPr>
+        <w:t xml:space="preserve">Supported question: What additional </w:t>
+      </w:r>
+      <w:r>
+        <w:rPr>
+          <w:b/>
+        </w:rPr>
+        <w:t>evidence</w:t>
+      </w:r>
+      <w:r>
+        <w:rPr>
+          <w:b w:val="0"/>
+        </w:rPr>
+        <w:t xml:space="preserve"> is needed for a final performance claim? Point to the relevant step in the picture, then write the changed result and the rule or </w:t>
+      </w:r>
+      <w:r>
+        <w:rPr>
+          <w:b/>
+        </w:rPr>
+        <w:t>evidence</w:t>
+      </w:r>
+      <w:r>
+        <w:rPr>
+          <w:b w:val="0"/>
+        </w:rPr>
+        <w:t xml:space="preserve"> that supports it.</w:t>
+      </w:r>
+    </w:p>
+    <w:p>
+      <w:pPr>
+        <w:spacing w:line="336" w:lineRule="auto" w:after="180"/>
+        <w:shd w:fill="F5F1FB"/>
+      </w:pPr>
+      <w:r>
+        <w:rPr>
+          <w:b w:val="0"/>
+        </w:rPr>
+        <w:t xml:space="preserve">Draw your project trace and justify the deciding step using </w:t>
+      </w:r>
+      <w:r>
+        <w:rPr>
+          <w:b/>
+        </w:rPr>
+        <w:t>evidence</w:t>
+      </w:r>
+      <w:r>
+        <w:rPr>
+          <w:b w:val="0"/>
+        </w:rPr>
+        <w:t>.</w:t>
       </w:r>
     </w:p>
     <w:sectPr>

--- a/downloads/student/ai-5-week-32.docx
+++ b/downloads/student/ai-5-week-32.docx
@@ -4646,7 +4646,7 @@
         <w:rPr>
           <w:b w:val="0"/>
         </w:rPr>
-        <w:t>Review Efficiency and resource measurement (ai-5/31). Goal: Calculate throughput and amortised time per example from repeated timings. Short practice: Why is 10ms/case not necessarily a single-request latency?</w:t>
+        <w:t>Review Efficiency and resource measurement (ai-5/31). Goal: Calculate throughput and amortised time per example from repeated timings. Short practice: Why is 10 ms/case not necessarily a single-request latency?</w:t>
       </w:r>
     </w:p>
     <w:p>

--- a/downloads/student/ai-5-week-32.docx
+++ b/downloads/student/ai-5-week-32.docx
@@ -25,12 +25,17 @@
         <w:pStyle w:val="Heading1"/>
       </w:pPr>
       <w:r>
-        <w:t>Before you start</w:t>
-      </w:r>
-    </w:p>
-    <w:p>
-      <w:r>
-        <w:t>Why is “the model was fast and accurate” insufficient as an experiment record?</w:t>
+        <w:t>Record the inputs. Retain the history. Bound the conclusion.</w:t>
+      </w:r>
+    </w:p>
+    <w:p>
+      <w:r>
+        <w:t>Replay a tiny neural experiment and trace every reported metric to its data role and saved state.</w:t>
+      </w:r>
+    </w:p>
+    <w:p>
+      <w:r>
+        <w:t>Run question → data manifest → complete checkpoint ledger → bounded result → separate picture → artifact checklist → executable replay → independent audit.</w:t>
       </w:r>
     </w:p>
     <w:p>
@@ -38,20 +43,20 @@
         <w:pStyle w:val="Heading1"/>
       </w:pPr>
       <w:r>
-        <w:t>01. Your mission</w:t>
-      </w:r>
-    </w:p>
-    <w:p>
-      <w:r>
-        <w:t>Start with the target: Record a network experiment with enough detail to replay its calculations. Try the recall before opening notes.</w:t>
-      </w:r>
-    </w:p>
-    <w:p>
-      <w:pPr>
-        <w:pStyle w:val="Heading3"/>
-      </w:pPr>
-      <w:r>
-        <w:t>Your learning target</w:t>
+        <w:t>01. Build a record another person can replay</w:t>
+      </w:r>
+    </w:p>
+    <w:p>
+      <w:r>
+        <w:t>A score becomes checkable when its inputs, parameters and calculation are preserved.</w:t>
+      </w:r>
+    </w:p>
+    <w:p>
+      <w:pPr>
+        <w:pStyle w:val="Heading2"/>
+      </w:pPr>
+      <w:r>
+        <w:t>Learning goals</w:t>
       </w:r>
     </w:p>
     <w:p>
@@ -113,10 +118,10 @@
     </w:p>
     <w:p>
       <w:pPr>
-        <w:pStyle w:val="Heading3"/>
-      </w:pPr>
-      <w:r>
-        <w:t>Remember before reading</w:t>
+        <w:pStyle w:val="Heading2"/>
+      </w:pPr>
+      <w:r>
+        <w:t>Retrieve measurement and evidence</w:t>
       </w:r>
     </w:p>
     <w:p>
@@ -188,6 +193,88 @@
     </w:p>
     <w:p>
       <w:pPr>
+        <w:pStyle w:val="Heading2"/>
+      </w:pPr>
+      <w:r>
+        <w:t>Prerequisite and starting response</w:t>
+      </w:r>
+    </w:p>
+    <w:p>
+      <w:pPr>
+        <w:pStyle w:val="ListBullet"/>
+      </w:pPr>
+      <w:r>
+        <w:t>Why is “the model was fast and accurate” insufficient as an experiment record?</w:t>
+      </w:r>
+    </w:p>
+    <w:p>
+      <w:pPr>
+        <w:pStyle w:val="Heading3"/>
+      </w:pPr>
+      <w:r>
+        <w:t>My starting explanation</w:t>
+      </w:r>
+    </w:p>
+    <w:p>
+      <w:r>
+        <w:t>________________________________________________________________</w:t>
+      </w:r>
+    </w:p>
+    <w:p>
+      <w:r>
+        <w:t>________________________________________________________________</w:t>
+      </w:r>
+    </w:p>
+    <w:p>
+      <w:r>
+        <w:t>________________________________________________________________</w:t>
+      </w:r>
+    </w:p>
+    <w:p>
+      <w:pPr>
+        <w:pStyle w:val="Heading2"/>
+      </w:pPr>
+      <w:r>
+        <w:t>End goal</w:t>
+      </w:r>
+    </w:p>
+    <w:p>
+      <w:pPr>
+        <w:spacing w:line="336" w:lineRule="auto" w:after="180"/>
+      </w:pPr>
+      <w:r>
+        <w:rPr>
+          <w:b w:val="0"/>
+        </w:rPr>
+        <w:t>By the end, I can explain documenting a network experiment using a traced example and a stated limitation.</w:t>
+      </w:r>
+    </w:p>
+    <w:p>
+      <w:pPr>
+        <w:pStyle w:val="Heading2"/>
+      </w:pPr>
+      <w:r>
+        <w:t>Earlier wording, alternatives and picture transcripts · reference / check after trying</w:t>
+      </w:r>
+    </w:p>
+    <w:p>
+      <w:pPr>
+        <w:pStyle w:val="Heading3"/>
+      </w:pPr>
+      <w:r>
+        <w:t>Your learning target</w:t>
+      </w:r>
+    </w:p>
+    <w:p>
+      <w:pPr>
+        <w:pStyle w:val="Heading3"/>
+      </w:pPr>
+      <w:r>
+        <w:t>Remember before reading</w:t>
+      </w:r>
+    </w:p>
+    <w:p>
+      <w:pPr>
         <w:spacing w:line="336" w:lineRule="auto" w:after="180"/>
       </w:pPr>
       <w:r>
@@ -258,69 +345,31 @@
     </w:p>
     <w:p>
       <w:pPr>
-        <w:spacing w:line="336" w:lineRule="auto" w:after="180"/>
-        <w:shd w:fill="F5F1FB"/>
-      </w:pPr>
-      <w:r>
-        <w:rPr>
-          <w:b w:val="0"/>
-        </w:rPr>
-        <w:t>Why is “the model was fast and accurate” insufficient as an experiment record?</w:t>
-      </w:r>
-    </w:p>
-    <w:p>
-      <w:pPr>
         <w:pStyle w:val="Heading3"/>
       </w:pPr>
       <w:r>
-        <w:t>My starting explanation</w:t>
-      </w:r>
-    </w:p>
-    <w:p>
-      <w:r>
-        <w:t>________________________________________________________________</w:t>
-      </w:r>
-    </w:p>
-    <w:p>
-      <w:r>
-        <w:t>________________________________________________________________</w:t>
-      </w:r>
-    </w:p>
-    <w:p>
-      <w:r>
-        <w:t>________________________________________________________________</w:t>
-      </w:r>
-    </w:p>
-    <w:p>
-      <w:pPr>
-        <w:pStyle w:val="Heading3"/>
-      </w:pPr>
-      <w:r>
         <w:t>This week’s end goal</w:t>
       </w:r>
     </w:p>
     <w:p>
       <w:pPr>
-        <w:spacing w:line="336" w:lineRule="auto" w:after="180"/>
-      </w:pPr>
-      <w:r>
-        <w:rPr>
-          <w:b w:val="0"/>
-        </w:rPr>
-        <w:t>By the end, I can explain documenting a network experiment using a traced example and a stated limitation.</w:t>
-      </w:r>
-    </w:p>
-    <w:p>
-      <w:pPr>
         <w:pStyle w:val="Heading1"/>
       </w:pPr>
       <w:r>
-        <w:t>02. Notice the evidence</w:t>
-      </w:r>
-    </w:p>
-    <w:p>
-      <w:r>
-        <w:t>Investigate the supplied Documenting a network experiment case. Separate observations, given facts and assumptions before choosing an explanation.</w:t>
+        <w:t>02. Define run NN32-A before computing its result</w:t>
+      </w:r>
+    </w:p>
+    <w:p>
+      <w:r>
+        <w:t>Record the question, data roles, starting weight and selection rule.</w:t>
+      </w:r>
+    </w:p>
+    <w:p>
+      <w:pPr>
+        <w:pStyle w:val="Heading2"/>
+      </w:pPr>
+      <w:r>
+        <w:t>Question and constructed-data scope</w:t>
       </w:r>
     </w:p>
     <w:p>
@@ -366,6 +415,14 @@
           <w:b w:val="0"/>
         </w:rPr>
         <w:t>This tiny constructed regression task teaches record keeping; it cannot establish performance on real-world data.</w:t>
+      </w:r>
+    </w:p>
+    <w:p>
+      <w:pPr>
+        <w:pStyle w:val="Heading2"/>
+      </w:pPr>
+      <w:r>
+        <w:t>Complete training and validation manifest</w:t>
       </w:r>
     </w:p>
     <w:tbl>
@@ -513,6 +570,14 @@
     </w:tbl>
     <w:p>
       <w:pPr>
+        <w:pStyle w:val="Heading2"/>
+      </w:pPr>
+      <w:r>
+        <w:t>Architecture, update settings and environment</w:t>
+      </w:r>
+    </w:p>
+    <w:p>
+      <w:pPr>
         <w:spacing w:line="336" w:lineRule="auto" w:after="180"/>
       </w:pPr>
       <w:r>
@@ -571,6 +636,14 @@
     </w:p>
     <w:p>
       <w:pPr>
+        <w:pStyle w:val="Heading2"/>
+      </w:pPr>
+      <w:r>
+        <w:t>Baseline, selection rule and unmeasured final evaluation</w:t>
+      </w:r>
+    </w:p>
+    <w:p>
+      <w:pPr>
         <w:spacing w:line="336" w:lineRule="auto" w:after="180"/>
       </w:pPr>
       <w:r>
@@ -629,6 +702,14 @@
     </w:p>
     <w:p>
       <w:pPr>
+        <w:pStyle w:val="Heading2"/>
+      </w:pPr>
+      <w:r>
+        <w:t>Name supplied and missing facts</w:t>
+      </w:r>
+    </w:p>
+    <w:p>
+      <w:pPr>
         <w:pStyle w:val="Heading3"/>
       </w:pPr>
       <w:r>
@@ -655,12 +736,20 @@
         <w:pStyle w:val="Heading1"/>
       </w:pPr>
       <w:r>
-        <w:t>03. See how it works</w:t>
-      </w:r>
-    </w:p>
-    <w:p>
-      <w:r>
-        <w:t>Follow the mechanism for Documenting a network experiment. Connect each labelled input, deciding step and result.</w:t>
+        <w:t>03. Connect each update to its prediction rows</w:t>
+      </w:r>
+    </w:p>
+    <w:p>
+      <w:r>
+        <w:t>Use training rows for gradients and validation only for checkpoint selection.</w:t>
+      </w:r>
+    </w:p>
+    <w:p>
+      <w:pPr>
+        <w:pStyle w:val="Heading2"/>
+      </w:pPr>
+      <w:r>
+        <w:t>Derive both restricted gradients and updates</w:t>
       </w:r>
     </w:p>
     <w:p>
@@ -695,6 +784,329 @@
           <w:b w:val="0"/>
         </w:rPr>
         <w:t>All preactivations in this run stay positive, so ReLU’s derivative is one; this is not a general backpropagation implementation.</w:t>
+      </w:r>
+    </w:p>
+    <w:p>
+      <w:pPr>
+        <w:pStyle w:val="Heading2"/>
+      </w:pPr>
+      <w:r>
+        <w:t>Complete baseline and checkpoint ledger</w:t>
+      </w:r>
+    </w:p>
+    <w:tbl>
+      <w:tblPr>
+        <w:tblStyle w:val="LightShading-Accent1"/>
+        <w:tblW w:type="auto" w:w="0"/>
+        <w:tblLook w:firstColumn="1" w:firstRow="1" w:lastColumn="0" w:lastRow="0" w:noHBand="0" w:noVBand="1" w:val="04A0"/>
+      </w:tblPr>
+      <w:tblGrid>
+        <w:gridCol w:w="1461"/>
+        <w:gridCol w:w="1461"/>
+        <w:gridCol w:w="1461"/>
+        <w:gridCol w:w="1461"/>
+        <w:gridCol w:w="1461"/>
+        <w:gridCol w:w="1461"/>
+        <w:gridCol w:w="1461"/>
+      </w:tblGrid>
+      <w:tr>
+        <w:trPr>
+          <w:tblHeader/>
+        </w:trPr>
+        <w:tc>
+          <w:tcPr>
+            <w:tcW w:type="dxa" w:w="1461"/>
+          </w:tcPr>
+          <w:p>
+            <w:r>
+              <w:t>State</w:t>
+            </w:r>
+          </w:p>
+        </w:tc>
+        <w:tc>
+          <w:tcPr>
+            <w:tcW w:type="dxa" w:w="1461"/>
+          </w:tcPr>
+          <w:p>
+            <w:r>
+              <w:t>Gradient before update</w:t>
+            </w:r>
+          </w:p>
+        </w:tc>
+        <w:tc>
+          <w:tcPr>
+            <w:tcW w:type="dxa" w:w="1461"/>
+          </w:tcPr>
+          <w:p>
+            <w:r>
+              <w:t>Weight</w:t>
+            </w:r>
+          </w:p>
+        </w:tc>
+        <w:tc>
+          <w:tcPr>
+            <w:tcW w:type="dxa" w:w="1461"/>
+          </w:tcPr>
+          <w:p>
+            <w:r>
+              <w:t>Train predictions T1/T2</w:t>
+            </w:r>
+          </w:p>
+        </w:tc>
+        <w:tc>
+          <w:tcPr>
+            <w:tcW w:type="dxa" w:w="1461"/>
+          </w:tcPr>
+          <w:p>
+            <w:r>
+              <w:t>Training MSE</w:t>
+            </w:r>
+          </w:p>
+        </w:tc>
+        <w:tc>
+          <w:tcPr>
+            <w:tcW w:type="dxa" w:w="1461"/>
+          </w:tcPr>
+          <w:p>
+            <w:r>
+              <w:t>V1 prediction</w:t>
+            </w:r>
+          </w:p>
+        </w:tc>
+        <w:tc>
+          <w:tcPr>
+            <w:tcW w:type="dxa" w:w="1461"/>
+          </w:tcPr>
+          <w:p>
+            <w:r>
+              <w:t>Validation MSE</w:t>
+            </w:r>
+          </w:p>
+        </w:tc>
+      </w:tr>
+      <w:tr>
+        <w:tc>
+          <w:tcPr>
+            <w:tcW w:type="dxa" w:w="1461"/>
+          </w:tcPr>
+          <w:p>
+            <w:r>
+              <w:t>Initial baseline</w:t>
+            </w:r>
+          </w:p>
+        </w:tc>
+        <w:tc>
+          <w:tcPr>
+            <w:tcW w:type="dxa" w:w="1461"/>
+          </w:tcPr>
+          <w:p>
+            <w:r>
+              <w:t>Not yet updated</w:t>
+            </w:r>
+          </w:p>
+        </w:tc>
+        <w:tc>
+          <w:tcPr>
+            <w:tcW w:type="dxa" w:w="1461"/>
+          </w:tcPr>
+          <w:p>
+            <w:r>
+              <w:t>1</w:t>
+            </w:r>
+          </w:p>
+        </w:tc>
+        <w:tc>
+          <w:tcPr>
+            <w:tcW w:type="dxa" w:w="1461"/>
+          </w:tcPr>
+          <w:p>
+            <w:r>
+              <w:t>1 / 2</w:t>
+            </w:r>
+          </w:p>
+        </w:tc>
+        <w:tc>
+          <w:tcPr>
+            <w:tcW w:type="dxa" w:w="1461"/>
+          </w:tcPr>
+          <w:p>
+            <w:r>
+              <w:t>2.5</w:t>
+            </w:r>
+          </w:p>
+        </w:tc>
+        <w:tc>
+          <w:tcPr>
+            <w:tcW w:type="dxa" w:w="1461"/>
+          </w:tcPr>
+          <w:p>
+            <w:r>
+              <w:t>3</w:t>
+            </w:r>
+          </w:p>
+        </w:tc>
+        <w:tc>
+          <w:tcPr>
+            <w:tcW w:type="dxa" w:w="1461"/>
+          </w:tcPr>
+          <w:p>
+            <w:r>
+              <w:t>9</w:t>
+            </w:r>
+          </w:p>
+        </w:tc>
+      </w:tr>
+      <w:tr>
+        <w:tc>
+          <w:tcPr>
+            <w:tcW w:type="dxa" w:w="1461"/>
+          </w:tcPr>
+          <w:p>
+            <w:r>
+              <w:t>Update 1</w:t>
+            </w:r>
+          </w:p>
+        </w:tc>
+        <w:tc>
+          <w:tcPr>
+            <w:tcW w:type="dxa" w:w="1461"/>
+          </w:tcPr>
+          <w:p>
+            <w:r>
+              <w:t>-5</w:t>
+            </w:r>
+          </w:p>
+        </w:tc>
+        <w:tc>
+          <w:tcPr>
+            <w:tcW w:type="dxa" w:w="1461"/>
+          </w:tcPr>
+          <w:p>
+            <w:r>
+              <w:t>1.5</w:t>
+            </w:r>
+          </w:p>
+        </w:tc>
+        <w:tc>
+          <w:tcPr>
+            <w:tcW w:type="dxa" w:w="1461"/>
+          </w:tcPr>
+          <w:p>
+            <w:r>
+              <w:t>1.5 / 3</w:t>
+            </w:r>
+          </w:p>
+        </w:tc>
+        <w:tc>
+          <w:tcPr>
+            <w:tcW w:type="dxa" w:w="1461"/>
+          </w:tcPr>
+          <w:p>
+            <w:r>
+              <w:t>0.625</w:t>
+            </w:r>
+          </w:p>
+        </w:tc>
+        <w:tc>
+          <w:tcPr>
+            <w:tcW w:type="dxa" w:w="1461"/>
+          </w:tcPr>
+          <w:p>
+            <w:r>
+              <w:t>4.5</w:t>
+            </w:r>
+          </w:p>
+        </w:tc>
+        <w:tc>
+          <w:tcPr>
+            <w:tcW w:type="dxa" w:w="1461"/>
+          </w:tcPr>
+          <w:p>
+            <w:r>
+              <w:t>2.25</w:t>
+            </w:r>
+          </w:p>
+        </w:tc>
+      </w:tr>
+      <w:tr>
+        <w:tc>
+          <w:tcPr>
+            <w:tcW w:type="dxa" w:w="1461"/>
+          </w:tcPr>
+          <w:p>
+            <w:r>
+              <w:t>Update 2</w:t>
+            </w:r>
+          </w:p>
+        </w:tc>
+        <w:tc>
+          <w:tcPr>
+            <w:tcW w:type="dxa" w:w="1461"/>
+          </w:tcPr>
+          <w:p>
+            <w:r>
+              <w:t>-2.5</w:t>
+            </w:r>
+          </w:p>
+        </w:tc>
+        <w:tc>
+          <w:tcPr>
+            <w:tcW w:type="dxa" w:w="1461"/>
+          </w:tcPr>
+          <w:p>
+            <w:r>
+              <w:t>1.75</w:t>
+            </w:r>
+          </w:p>
+        </w:tc>
+        <w:tc>
+          <w:tcPr>
+            <w:tcW w:type="dxa" w:w="1461"/>
+          </w:tcPr>
+          <w:p>
+            <w:r>
+              <w:t>1.75 / 3.5</w:t>
+            </w:r>
+          </w:p>
+        </w:tc>
+        <w:tc>
+          <w:tcPr>
+            <w:tcW w:type="dxa" w:w="1461"/>
+          </w:tcPr>
+          <w:p>
+            <w:r>
+              <w:t>0.15625</w:t>
+            </w:r>
+          </w:p>
+        </w:tc>
+        <w:tc>
+          <w:tcPr>
+            <w:tcW w:type="dxa" w:w="1461"/>
+          </w:tcPr>
+          <w:p>
+            <w:r>
+              <w:t>5.25</w:t>
+            </w:r>
+          </w:p>
+        </w:tc>
+        <w:tc>
+          <w:tcPr>
+            <w:tcW w:type="dxa" w:w="1461"/>
+          </w:tcPr>
+          <w:p>
+            <w:r>
+              <w:t>0.5625</w:t>
+            </w:r>
+          </w:p>
+        </w:tc>
+      </w:tr>
+    </w:tbl>
+    <w:p>
+      <w:pPr>
+        <w:pStyle w:val="Heading2"/>
+      </w:pPr>
+      <w:r>
+        <w:t>Original runnable two-update calculation</w:t>
       </w:r>
     </w:p>
     <w:p>
@@ -740,6 +1152,14 @@
     </w:p>
     <w:p>
       <w:pPr>
+        <w:pStyle w:val="Heading2"/>
+      </w:pPr>
+      <w:r>
+        <w:t>Positive-preactivation assumptions and retained history</w:t>
+      </w:r>
+    </w:p>
+    <w:p>
+      <w:pPr>
         <w:spacing w:line="336" w:lineRule="auto" w:after="180"/>
       </w:pPr>
       <w:r>
@@ -774,10 +1194,10 @@
     </w:p>
     <w:p>
       <w:pPr>
-        <w:pStyle w:val="Heading3"/>
-      </w:pPr>
-      <w:r>
-        <w:t>Connect the picture and the explanation</w:t>
+        <w:pStyle w:val="Heading2"/>
+      </w:pPr>
+      <w:r>
+        <w:t>Explain the visual</w:t>
       </w:r>
     </w:p>
     <w:p>
@@ -805,15 +1225,47 @@
     </w:p>
     <w:p>
       <w:pPr>
+        <w:pStyle w:val="Heading2"/>
+      </w:pPr>
+      <w:r>
+        <w:t>Earlier wording, alternatives and picture transcripts · reference / check after trying</w:t>
+      </w:r>
+    </w:p>
+    <w:p>
+      <w:pPr>
+        <w:pStyle w:val="Heading3"/>
+      </w:pPr>
+      <w:r>
+        <w:t>Connect the picture and the explanation</w:t>
+      </w:r>
+    </w:p>
+    <w:p>
+      <w:pPr>
         <w:pStyle w:val="Heading1"/>
       </w:pPr>
       <w:r>
-        <w:t>04. Compare the cases</w:t>
-      </w:r>
-    </w:p>
-    <w:p>
-      <w:r>
-        <w:t>Compare the supplied cases for Documenting a network experiment. Identify the detail that changes the conclusion.</w:t>
+        <w:t>04. Select a saved checkpoint without renaming its evidence</w:t>
+      </w:r>
+    </w:p>
+    <w:p>
+      <w:r>
+        <w:t>The validation case is part of development because it chooses the checkpoint.</w:t>
+      </w:r>
+    </w:p>
+    <w:p>
+      <w:pPr>
+        <w:pStyle w:val="Heading2"/>
+      </w:pPr>
+      <w:r>
+        <w:t>Current task and response</w:t>
+      </w:r>
+    </w:p>
+    <w:p>
+      <w:pPr>
+        <w:pStyle w:val="ListBullet"/>
+      </w:pPr>
+      <w:r>
+        <w:t>Calculate both weight updates and give each training and validation MSE. Name the selected checkpoint and baseline validation MSE. How many independent validation examples support the comparison?</w:t>
       </w:r>
     </w:p>
     <w:p>
@@ -821,118 +1273,61 @@
         <w:pStyle w:val="Heading3"/>
       </w:pPr>
       <w:r>
-        <w:t>Compare a familiar case with a changed case</w:t>
+        <w:t>Keep the procedure fixed. Explain what changed in the inputs and result.</w:t>
+      </w:r>
+    </w:p>
+    <w:p>
+      <w:r>
+        <w:t>________________________________________________________________</w:t>
+      </w:r>
+    </w:p>
+    <w:p>
+      <w:r>
+        <w:t>________________________________________________________________</w:t>
+      </w:r>
+    </w:p>
+    <w:p>
+      <w:r>
+        <w:t>________________________________________________________________</w:t>
+      </w:r>
+    </w:p>
+    <w:p>
+      <w:r>
+        <w:t>________________________________________________________________</w:t>
+      </w:r>
+    </w:p>
+    <w:p>
+      <w:r>
+        <w:t>________________________________________________________________</w:t>
+      </w:r>
+    </w:p>
+    <w:p>
+      <w:pPr>
+        <w:pStyle w:val="Heading2"/>
+      </w:pPr>
+      <w:r>
+        <w:t>Predict the changed picture claim</w:t>
+      </w:r>
+    </w:p>
+    <w:p>
+      <w:pPr>
+        <w:pStyle w:val="ListBullet"/>
+      </w:pPr>
+      <w:r>
+        <w:t>Change: A teammate calls V4 a final test after using it to select a=1.25.</w:t>
+      </w:r>
+    </w:p>
+    <w:p>
+      <w:pPr>
+        <w:pStyle w:val="Heading2"/>
+      </w:pPr>
+      <w:r>
+        <w:t>Check after predicting · reference / check after trying</w:t>
       </w:r>
     </w:p>
     <w:p>
       <w:pPr>
         <w:spacing w:line="336" w:lineRule="auto" w:after="180"/>
-        <w:shd w:fill="F5F1FB"/>
-      </w:pPr>
-      <w:r>
-        <w:rPr>
-          <w:b w:val="0"/>
-        </w:rPr>
-        <w:t xml:space="preserve">Calculate both weight updates and give each </w:t>
-      </w:r>
-      <w:r>
-        <w:rPr>
-          <w:b/>
-        </w:rPr>
-        <w:t>training</w:t>
-      </w:r>
-      <w:r>
-        <w:rPr>
-          <w:b w:val="0"/>
-        </w:rPr>
-        <w:t xml:space="preserve"> and validation MSE. Name the selected </w:t>
-      </w:r>
-      <w:r>
-        <w:rPr>
-          <w:b/>
-        </w:rPr>
-        <w:t>checkpoint</w:t>
-      </w:r>
-      <w:r>
-        <w:rPr>
-          <w:b w:val="0"/>
-        </w:rPr>
-        <w:t xml:space="preserve"> and baseline validation MSE. How many independent validation examples support the comparison?</w:t>
-      </w:r>
-    </w:p>
-    <w:p>
-      <w:pPr>
-        <w:pStyle w:val="Heading3"/>
-      </w:pPr>
-      <w:r>
-        <w:t>Keep the procedure fixed. Explain what changed in the inputs and result.</w:t>
-      </w:r>
-    </w:p>
-    <w:p>
-      <w:r>
-        <w:t>________________________________________________________________</w:t>
-      </w:r>
-    </w:p>
-    <w:p>
-      <w:r>
-        <w:t>________________________________________________________________</w:t>
-      </w:r>
-    </w:p>
-    <w:p>
-      <w:r>
-        <w:t>________________________________________________________________</w:t>
-      </w:r>
-    </w:p>
-    <w:p>
-      <w:r>
-        <w:t>________________________________________________________________</w:t>
-      </w:r>
-    </w:p>
-    <w:p>
-      <w:r>
-        <w:t>________________________________________________________________</w:t>
-      </w:r>
-    </w:p>
-    <w:p>
-      <w:pPr>
-        <w:pStyle w:val="Heading3"/>
-      </w:pPr>
-      <w:r>
-        <w:t>Change one thing in the pictured case</w:t>
-      </w:r>
-    </w:p>
-    <w:p>
-      <w:pPr>
-        <w:pStyle w:val="Heading3"/>
-      </w:pPr>
-      <w:r>
-        <w:t>Change one thing</w:t>
-      </w:r>
-    </w:p>
-    <w:p>
-      <w:pPr>
-        <w:spacing w:line="336" w:lineRule="auto" w:after="180"/>
-        <w:shd w:fill="F5F1FB"/>
-      </w:pPr>
-      <w:r>
-        <w:rPr>
-          <w:b w:val="0"/>
-        </w:rPr>
-        <w:t>Change: A teammate calls V4 a final test after using it to select a=1.25.</w:t>
-      </w:r>
-    </w:p>
-    <w:p>
-      <w:pPr>
-        <w:pStyle w:val="Heading3"/>
-      </w:pPr>
-      <w:r>
-        <w:t>Predicted result</w:t>
-      </w:r>
-    </w:p>
-    <w:p>
-      <w:pPr>
-        <w:spacing w:line="336" w:lineRule="auto" w:after="180"/>
-        <w:shd w:fill="F1F6FC"/>
       </w:pPr>
       <w:r>
         <w:rPr>
@@ -949,16 +1344,7 @@
     </w:p>
     <w:p>
       <w:pPr>
-        <w:pStyle w:val="Heading3"/>
-      </w:pPr>
-      <w:r>
-        <w:t>Why the result follows</w:t>
-      </w:r>
-    </w:p>
-    <w:p>
-      <w:pPr>
         <w:spacing w:line="336" w:lineRule="auto" w:after="180"/>
-        <w:shd w:fill="F1F6FC"/>
       </w:pPr>
       <w:r>
         <w:rPr>
@@ -981,175 +1367,47 @@
     </w:p>
     <w:p>
       <w:pPr>
+        <w:pStyle w:val="Heading2"/>
+      </w:pPr>
+      <w:r>
+        <w:t>Earlier wording, alternatives and picture transcripts · reference / check after trying</w:t>
+      </w:r>
+    </w:p>
+    <w:p>
+      <w:pPr>
+        <w:pStyle w:val="Heading3"/>
+      </w:pPr>
+      <w:r>
+        <w:t>Compare a familiar case with a changed case</w:t>
+      </w:r>
+    </w:p>
+    <w:p>
+      <w:pPr>
+        <w:pStyle w:val="Heading3"/>
+      </w:pPr>
+      <w:r>
+        <w:t>Change one thing in the pictured case</w:t>
+      </w:r>
+    </w:p>
+    <w:p>
+      <w:pPr>
         <w:pStyle w:val="Heading1"/>
       </w:pPr>
       <w:r>
-        <w:t>05. Words that unlock the idea</w:t>
-      </w:r>
-    </w:p>
-    <w:p>
-      <w:r>
-        <w:t>Use the vocabulary of Documenting a network experiment to explain a concrete decision, rather than only memorising definitions.</w:t>
-      </w:r>
-    </w:p>
-    <w:tbl>
-      <w:tblPr>
-        <w:tblStyle w:val="LightShading-Accent1"/>
-        <w:tblW w:type="auto" w:w="0"/>
-        <w:tblLook w:firstColumn="1" w:firstRow="1" w:lastColumn="0" w:lastRow="0" w:noHBand="0" w:noVBand="1" w:val="04A0"/>
-      </w:tblPr>
-      <w:tblGrid>
-        <w:gridCol w:w="5112"/>
-        <w:gridCol w:w="5112"/>
-      </w:tblGrid>
-      <w:tr>
-        <w:trPr>
-          <w:tblHeader/>
-        </w:trPr>
-        <w:tc>
-          <w:tcPr>
-            <w:tcW w:type="dxa" w:w="5112"/>
-          </w:tcPr>
-          <w:p>
-            <w:r>
-              <w:t>Word</w:t>
-            </w:r>
-          </w:p>
-        </w:tc>
-        <w:tc>
-          <w:tcPr>
-            <w:tcW w:type="dxa" w:w="5112"/>
-          </w:tcPr>
-          <w:p>
-            <w:r>
-              <w:t>Meaning</w:t>
-            </w:r>
-          </w:p>
-        </w:tc>
-      </w:tr>
-      <w:tr>
-        <w:tc>
-          <w:tcPr>
-            <w:tcW w:type="dxa" w:w="5112"/>
-          </w:tcPr>
-          <w:p>
-            <w:r>
-              <w:t>Run identifier</w:t>
-            </w:r>
-          </w:p>
-        </w:tc>
-        <w:tc>
-          <w:tcPr>
-            <w:tcW w:type="dxa" w:w="5112"/>
-          </w:tcPr>
-          <w:p>
-            <w:r>
-              <w:t>A unique label linking one experiment’s settings, outputs and records</w:t>
-            </w:r>
-          </w:p>
-        </w:tc>
-      </w:tr>
-      <w:tr>
-        <w:tc>
-          <w:tcPr>
-            <w:tcW w:type="dxa" w:w="5112"/>
-          </w:tcPr>
-          <w:p>
-            <w:r>
-              <w:t>Checkpoint</w:t>
-            </w:r>
-          </w:p>
-        </w:tc>
-        <w:tc>
-          <w:tcPr>
-            <w:tcW w:type="dxa" w:w="5112"/>
-          </w:tcPr>
-          <w:p>
-            <w:r>
-              <w:t>Saved model parameters at a specified stage of training</w:t>
-            </w:r>
-          </w:p>
-        </w:tc>
-      </w:tr>
-      <w:tr>
-        <w:tc>
-          <w:tcPr>
-            <w:tcW w:type="dxa" w:w="5112"/>
-          </w:tcPr>
-          <w:p>
-            <w:r>
-              <w:t>Manifest</w:t>
-            </w:r>
-          </w:p>
-        </w:tc>
-        <w:tc>
-          <w:tcPr>
-            <w:tcW w:type="dxa" w:w="5112"/>
-          </w:tcPr>
-          <w:p>
-            <w:r>
-              <w:t>An inventory connecting named artifacts with versions, roles and integrity information</w:t>
-            </w:r>
-          </w:p>
-        </w:tc>
-      </w:tr>
-      <w:tr>
-        <w:tc>
-          <w:tcPr>
-            <w:tcW w:type="dxa" w:w="5112"/>
-          </w:tcPr>
-          <w:p>
-            <w:r>
-              <w:t>Replay</w:t>
-            </w:r>
-          </w:p>
-        </w:tc>
-        <w:tc>
-          <w:tcPr>
-            <w:tcW w:type="dxa" w:w="5112"/>
-          </w:tcPr>
-          <w:p>
-            <w:r>
-              <w:t>Repeating a recorded procedure to check whether its outputs agree</w:t>
-            </w:r>
-          </w:p>
-        </w:tc>
-      </w:tr>
-    </w:tbl>
-    <w:p>
-      <w:pPr>
-        <w:pStyle w:val="Heading3"/>
-      </w:pPr>
-      <w:r>
-        <w:t>Use two terms to explain a step in this week’s example.</w:t>
-      </w:r>
-    </w:p>
-    <w:p>
-      <w:r>
-        <w:t>________________________________________________________________</w:t>
-      </w:r>
-    </w:p>
-    <w:p>
-      <w:r>
-        <w:t>________________________________________________________________</w:t>
-      </w:r>
-    </w:p>
-    <w:p>
-      <w:r>
-        <w:t>________________________________________________________________</w:t>
-      </w:r>
-    </w:p>
-    <w:p>
-      <w:pPr>
-        <w:pStyle w:val="Heading1"/>
-      </w:pPr>
-      <w:r>
-        <w:t>06. Follow a worked example</w:t>
-      </w:r>
-    </w:p>
-    <w:p>
-      <w:r>
-        <w:t>Follow the worked trace for Documenting a network experiment, predict a step, then compare with its explanation.</w:t>
+        <w:t>06. Write a conclusion that names the run and data role</w:t>
+      </w:r>
+    </w:p>
+    <w:p>
+      <w:r>
+        <w:t>A lower validation MSE on one constructed case is a bounded result.</w:t>
+      </w:r>
+    </w:p>
+    <w:p>
+      <w:pPr>
+        <w:pStyle w:val="Heading2"/>
+      </w:pPr>
+      <w:r>
+        <w:t>Main checkpoint comparison and defensible conclusion</w:t>
       </w:r>
     </w:p>
     <w:p>
@@ -1278,16 +1536,7 @@
     </w:p>
     <w:p>
       <w:pPr>
-        <w:pStyle w:val="Heading3"/>
-      </w:pPr>
-      <w:r>
-        <w:t>Worked explanation · Documenting a network experiment</w:t>
-      </w:r>
-    </w:p>
-    <w:p>
-      <w:pPr>
         <w:spacing w:line="336" w:lineRule="auto" w:after="180"/>
-        <w:shd w:fill="F1F6FC"/>
       </w:pPr>
       <w:r>
         <w:rPr>
@@ -1299,7 +1548,6 @@
     <w:p>
       <w:pPr>
         <w:spacing w:line="336" w:lineRule="auto" w:after="180"/>
-        <w:shd w:fill="F1F6FC"/>
       </w:pPr>
       <w:r>
         <w:rPr>
@@ -1322,6 +1570,14 @@
     </w:p>
     <w:p>
       <w:pPr>
+        <w:pStyle w:val="Heading2"/>
+      </w:pPr>
+      <w:r>
+        <w:t>Try the selected prediction and role explanation</w:t>
+      </w:r>
+    </w:p>
+    <w:p>
+      <w:pPr>
         <w:pStyle w:val="Heading3"/>
       </w:pPr>
       <w:r>
@@ -1350,29 +1606,10 @@
     </w:p>
     <w:p>
       <w:pPr>
-        <w:pStyle w:val="Heading3"/>
-      </w:pPr>
-      <w:r>
-        <w:t>Learn from the worked case</w:t>
-      </w:r>
-    </w:p>
-    <w:p>
-      <w:pPr>
-        <w:spacing w:line="336" w:lineRule="auto" w:after="180"/>
-      </w:pPr>
-      <w:r>
-        <w:rPr>
-          <w:b w:val="0"/>
-        </w:rPr>
-        <w:t>Cover the result before checking it. Say what is given, choose the procedure, and follow one step at a time. Then uncover the result and explain your first mismatch. Ask why a step is allowed, not only what number it produces.</w:t>
-      </w:r>
-    </w:p>
-    <w:p>
-      <w:pPr>
-        <w:pStyle w:val="Heading3"/>
-      </w:pPr>
-      <w:r>
-        <w:t>A pictorial worked case: Documenting a network experiment</w:t>
+        <w:pStyle w:val="Heading2"/>
+      </w:pPr>
+      <w:r>
+        <w:t>Separate pictured run and full givens</w:t>
       </w:r>
     </w:p>
     <w:p>
@@ -1400,24 +1637,7 @@
     </w:p>
     <w:p>
       <w:pPr>
-        <w:pStyle w:val="Heading3"/>
-      </w:pPr>
-      <w:r>
-        <w:t>The facts we will use</w:t>
-      </w:r>
-    </w:p>
-    <w:p>
-      <w:pPr>
-        <w:pStyle w:val="Heading3"/>
-      </w:pPr>
-      <w:r>
-        <w:t>Supplied facts</w:t>
-      </w:r>
-    </w:p>
-    <w:p>
-      <w:pPr>
         <w:spacing w:line="336" w:lineRule="auto" w:after="180"/>
-        <w:shd w:fill="F1F6FC"/>
       </w:pPr>
       <w:r>
         <w:rPr>
@@ -1440,16 +1660,7 @@
     </w:p>
     <w:p>
       <w:pPr>
-        <w:pStyle w:val="Heading3"/>
-      </w:pPr>
-      <w:r>
-        <w:t>Supplied facts</w:t>
-      </w:r>
-    </w:p>
-    <w:p>
-      <w:pPr>
         <w:spacing w:line="336" w:lineRule="auto" w:after="180"/>
-        <w:shd w:fill="F1F6FC"/>
       </w:pPr>
       <w:r>
         <w:rPr>
@@ -1471,11 +1682,30 @@
       </w:r>
     </w:p>
     <w:p>
+      <w:pPr>
+        <w:spacing w:line="336" w:lineRule="auto" w:after="180"/>
+      </w:pPr>
+      <w:r>
+        <w:rPr>
+          <w:b w:val="0"/>
+        </w:rPr>
+        <w:t>Main NN32-A uses V1 x = 3, target 6: baseline validation MSE 9, then 2.25 and .5625. The picture is a separate run R8 using V4 x = 2, target 3: supplied weights .5, 1, 1.25 give predictions 1, 2, 2.5 and squared errors 4, 1, .25. It selects weight 1.25, but no training procedure for those pictured checkpoints is supplied. Both examples use validation to choose; neither provides independent final evaluation.</w:t>
+      </w:r>
+    </w:p>
+    <w:p>
+      <w:pPr>
+        <w:pStyle w:val="Heading2"/>
+      </w:pPr>
+      <w:r>
+        <w:t>Trace the pictured checkpoint choice</w:t>
+      </w:r>
+    </w:p>
+    <w:p>
       <w:r>
         <w:drawing>
           <wp:inline xmlns:a="http://schemas.openxmlformats.org/drawingml/2006/main" xmlns:pic="http://schemas.openxmlformats.org/drawingml/2006/picture">
-            <wp:extent cx="5486400" cy="3131457"/>
-            <wp:docPr id="1" name="Picture 1" descr="Validation squared loss by checkpoint"/>
+            <wp:extent cx="5486400" cy="3337560"/>
+            <wp:docPr id="1" name="Picture 1" descr="Baseline prediction: At a = 0.5, prediction 1, error² = 4. → Checkpoint comparison: At a = 1, prediction 2, loss 1; at 1.25, prediction 2.5, loss 0.25. → Select and record: Choose a = 1.25; save R8, inputs, formula, checkpoint values, loss rule and validation role."/>
             <wp:cNvGraphicFramePr>
               <a:graphicFrameLocks noChangeAspect="1"/>
             </wp:cNvGraphicFramePr>
@@ -1483,7 +1713,7 @@
               <a:graphicData uri="http://schemas.openxmlformats.org/drawingml/2006/picture">
                 <pic:pic>
                   <pic:nvPicPr>
-                    <pic:cNvPr id="0" name="academy-detail-ai-5-32.png"/>
+                    <pic:cNvPr id="0" name="academy-story-ai-5-32-02.png"/>
                     <pic:cNvPicPr/>
                   </pic:nvPicPr>
                   <pic:blipFill>
@@ -1495,43 +1725,7 @@
                   <pic:spPr>
                     <a:xfrm>
                       <a:off x="0" y="0"/>
-                      <a:ext cx="5486400" cy="3131457"/>
-                    </a:xfrm>
-                    <a:prstGeom prst="rect"/>
-                  </pic:spPr>
-                </pic:pic>
-              </a:graphicData>
-            </a:graphic>
-          </wp:inline>
-        </w:drawing>
-      </w:r>
-    </w:p>
-    <w:p>
-      <w:r>
-        <w:drawing>
-          <wp:inline xmlns:a="http://schemas.openxmlformats.org/drawingml/2006/main" xmlns:pic="http://schemas.openxmlformats.org/drawingml/2006/picture">
-            <wp:extent cx="5486400" cy="5225143"/>
-            <wp:docPr id="2" name="Picture 2" descr="Documenting a network experiment. Baseline prediction: At a = 0.5, prediction 1, error² = 4.. Checkpoint comparison: At a = 1, prediction 2, loss 1; at 1.25, prediction 2.5, loss 0.25.. Select and record: Choose a = 1.25; save R8, inputs, formula, checkpoint values, loss rule and validation role."/>
-            <wp:cNvGraphicFramePr>
-              <a:graphicFrameLocks noChangeAspect="1"/>
-            </wp:cNvGraphicFramePr>
-            <a:graphic>
-              <a:graphicData uri="http://schemas.openxmlformats.org/drawingml/2006/picture">
-                <pic:pic>
-                  <pic:nvPicPr>
-                    <pic:cNvPr id="0" name="academy-visual-ai-5-32.png"/>
-                    <pic:cNvPicPr/>
-                  </pic:nvPicPr>
-                  <pic:blipFill>
-                    <a:blip r:embed="rId10"/>
-                    <a:stretch>
-                      <a:fillRect/>
-                    </a:stretch>
-                  </pic:blipFill>
-                  <pic:spPr>
-                    <a:xfrm>
-                      <a:off x="0" y="0"/>
-                      <a:ext cx="5486400" cy="5225143"/>
+                      <a:ext cx="5486400" cy="3337560"/>
                     </a:xfrm>
                     <a:prstGeom prst="rect"/>
                   </pic:spPr>
@@ -1659,24 +1853,7 @@
     </w:p>
     <w:p>
       <w:pPr>
-        <w:pStyle w:val="Heading3"/>
-      </w:pPr>
-      <w:r>
-        <w:t>Why this result follows</w:t>
-      </w:r>
-    </w:p>
-    <w:p>
-      <w:pPr>
-        <w:pStyle w:val="Heading3"/>
-      </w:pPr>
-      <w:r>
-        <w:t>Why the result follows</w:t>
-      </w:r>
-    </w:p>
-    <w:p>
-      <w:pPr>
         <w:spacing w:line="336" w:lineRule="auto" w:after="180"/>
-        <w:shd w:fill="F1F6FC"/>
       </w:pPr>
       <w:r>
         <w:rPr>
@@ -1712,7 +1889,6 @@
     <w:p>
       <w:pPr>
         <w:spacing w:line="336" w:lineRule="auto" w:after="180"/>
-        <w:shd w:fill="F1F6FC"/>
       </w:pPr>
       <w:r>
         <w:rPr>
@@ -1735,30 +1911,113 @@
     </w:p>
     <w:p>
       <w:pPr>
+        <w:pStyle w:val="Heading2"/>
+      </w:pPr>
+      <w:r>
+        <w:t>Predict the effect of renaming validation</w:t>
+      </w:r>
+    </w:p>
+    <w:p>
+      <w:pPr>
+        <w:pStyle w:val="ListBullet"/>
+      </w:pPr>
+      <w:r>
+        <w:t>Change one thing: A teammate calls V4 a final test after using it to select a=1.25. Predict the result before checking the explanation. What remains the same?</w:t>
+      </w:r>
+    </w:p>
+    <w:p>
+      <w:pPr>
+        <w:pStyle w:val="Heading2"/>
+      </w:pPr>
+      <w:r>
+        <w:t>Check after predicting · reference / check after trying</w:t>
+      </w:r>
+    </w:p>
+    <w:p>
+      <w:r>
+        <w:drawing>
+          <wp:inline xmlns:a="http://schemas.openxmlformats.org/drawingml/2006/main" xmlns:pic="http://schemas.openxmlformats.org/drawingml/2006/picture">
+            <wp:extent cx="5486400" cy="3041904"/>
+            <wp:docPr id="2" name="Picture 2" descr="Original case: Choose a = 1.25; save R8, inputs, formula, checkpoint values, loss rule and validation role. Changed condition: A teammate calls V4 a final test after using it to select a=1.25. Expected result: Correct its role to validation; it was used for selection. Reason: Changing the label on a dataset does not make its evidence untouched."/>
+            <wp:cNvGraphicFramePr>
+              <a:graphicFrameLocks noChangeAspect="1"/>
+            </wp:cNvGraphicFramePr>
+            <a:graphic>
+              <a:graphicData uri="http://schemas.openxmlformats.org/drawingml/2006/picture">
+                <pic:pic>
+                  <pic:nvPicPr>
+                    <pic:cNvPr id="0" name="academy-story-ai-5-32-04.png"/>
+                    <pic:cNvPicPr/>
+                  </pic:nvPicPr>
+                  <pic:blipFill>
+                    <a:blip r:embed="rId10"/>
+                    <a:stretch>
+                      <a:fillRect/>
+                    </a:stretch>
+                  </pic:blipFill>
+                  <pic:spPr>
+                    <a:xfrm>
+                      <a:off x="0" y="0"/>
+                      <a:ext cx="5486400" cy="3041904"/>
+                    </a:xfrm>
+                    <a:prstGeom prst="rect"/>
+                  </pic:spPr>
+                </pic:pic>
+              </a:graphicData>
+            </a:graphic>
+          </wp:inline>
+        </w:drawing>
+      </w:r>
+    </w:p>
+    <w:p>
+      <w:pPr>
+        <w:pStyle w:val="Heading2"/>
+      </w:pPr>
+      <w:r>
+        <w:t>Explain additional evidence and remaining limits</w:t>
+      </w:r>
+    </w:p>
+    <w:p>
+      <w:pPr>
+        <w:pStyle w:val="ListBullet"/>
+      </w:pPr>
+      <w:r>
+        <w:t>Reconstructing one run verifies arithmetic and provenance, not population performance or educational learning impact.</w:t>
+      </w:r>
+    </w:p>
+    <w:p>
+      <w:pPr>
+        <w:pStyle w:val="ListBullet"/>
+      </w:pPr>
+      <w:r>
+        <w:t>Read the labelled picture: What additional evidence is needed for a final performance claim? Point to the relevant step in the picture, then write the changed result and the rule or evidence that supports it.</w:t>
+      </w:r>
+    </w:p>
+    <w:p>
+      <w:pPr>
+        <w:pStyle w:val="Heading2"/>
+      </w:pPr>
+      <w:r>
+        <w:t>Earlier wording, alternatives and picture transcripts · reference / check after trying</w:t>
+      </w:r>
+    </w:p>
+    <w:p>
+      <w:pPr>
         <w:pStyle w:val="Heading3"/>
       </w:pPr>
       <w:r>
-        <w:t>What this example does not establish</w:t>
-      </w:r>
-    </w:p>
-    <w:p>
-      <w:pPr>
-        <w:pStyle w:val="Heading3"/>
-      </w:pPr>
-      <w:r>
-        <w:t>Keep the stated limit</w:t>
+        <w:t>Learn from the worked case</w:t>
       </w:r>
     </w:p>
     <w:p>
       <w:pPr>
         <w:spacing w:line="336" w:lineRule="auto" w:after="180"/>
-        <w:shd w:fill="FFF5E6"/>
       </w:pPr>
       <w:r>
         <w:rPr>
           <w:b w:val="0"/>
         </w:rPr>
-        <w:t>Reconstructing one run verifies arithmetic and provenance, not population performance or educational learning impact.</w:t>
+        <w:t>Cover the result before checking it. Say what is given, choose the procedure, and follow one step at a time. Then uncover the result and explain your first mismatch. Ask why a step is allowed, not only what number it produces.</w:t>
       </w:r>
     </w:p>
     <w:p>
@@ -1766,90 +2025,129 @@
         <w:pStyle w:val="Heading3"/>
       </w:pPr>
       <w:r>
-        <w:t>Keep the stated limit</w:t>
+        <w:t>A pictorial worked case: Documenting a network experiment</w:t>
+      </w:r>
+    </w:p>
+    <w:p>
+      <w:pPr>
+        <w:pStyle w:val="Heading3"/>
+      </w:pPr>
+      <w:r>
+        <w:t>The facts we will use</w:t>
+      </w:r>
+    </w:p>
+    <w:p>
+      <w:r>
+        <w:drawing>
+          <wp:inline xmlns:a="http://schemas.openxmlformats.org/drawingml/2006/main" xmlns:pic="http://schemas.openxmlformats.org/drawingml/2006/picture">
+            <wp:extent cx="5486400" cy="3131457"/>
+            <wp:docPr id="3" name="Picture 3" descr="Validation squared loss by checkpoint"/>
+            <wp:cNvGraphicFramePr>
+              <a:graphicFrameLocks noChangeAspect="1"/>
+            </wp:cNvGraphicFramePr>
+            <a:graphic>
+              <a:graphicData uri="http://schemas.openxmlformats.org/drawingml/2006/picture">
+                <pic:pic>
+                  <pic:nvPicPr>
+                    <pic:cNvPr id="0" name="academy-detail-ai-5-32.png"/>
+                    <pic:cNvPicPr/>
+                  </pic:nvPicPr>
+                  <pic:blipFill>
+                    <a:blip r:embed="rId11"/>
+                    <a:stretch>
+                      <a:fillRect/>
+                    </a:stretch>
+                  </pic:blipFill>
+                  <pic:spPr>
+                    <a:xfrm>
+                      <a:off x="0" y="0"/>
+                      <a:ext cx="5486400" cy="3131457"/>
+                    </a:xfrm>
+                    <a:prstGeom prst="rect"/>
+                  </pic:spPr>
+                </pic:pic>
+              </a:graphicData>
+            </a:graphic>
+          </wp:inline>
+        </w:drawing>
+      </w:r>
+    </w:p>
+    <w:p>
+      <w:r>
+        <w:drawing>
+          <wp:inline xmlns:a="http://schemas.openxmlformats.org/drawingml/2006/main" xmlns:pic="http://schemas.openxmlformats.org/drawingml/2006/picture">
+            <wp:extent cx="5486400" cy="5225143"/>
+            <wp:docPr id="4" name="Picture 4" descr="Documenting a network experiment. Baseline prediction: At a = 0.5, prediction 1, error² = 4.. Checkpoint comparison: At a = 1, prediction 2, loss 1; at 1.25, prediction 2.5, loss 0.25.. Select and record: Choose a = 1.25; save R8, inputs, formula, checkpoint values, loss rule and validation role."/>
+            <wp:cNvGraphicFramePr>
+              <a:graphicFrameLocks noChangeAspect="1"/>
+            </wp:cNvGraphicFramePr>
+            <a:graphic>
+              <a:graphicData uri="http://schemas.openxmlformats.org/drawingml/2006/picture">
+                <pic:pic>
+                  <pic:nvPicPr>
+                    <pic:cNvPr id="0" name="academy-visual-ai-5-32.png"/>
+                    <pic:cNvPicPr/>
+                  </pic:nvPicPr>
+                  <pic:blipFill>
+                    <a:blip r:embed="rId12"/>
+                    <a:stretch>
+                      <a:fillRect/>
+                    </a:stretch>
+                  </pic:blipFill>
+                  <pic:spPr>
+                    <a:xfrm>
+                      <a:off x="0" y="0"/>
+                      <a:ext cx="5486400" cy="5225143"/>
+                    </a:xfrm>
+                    <a:prstGeom prst="rect"/>
+                  </pic:spPr>
+                </pic:pic>
+              </a:graphicData>
+            </a:graphic>
+          </wp:inline>
+        </w:drawing>
+      </w:r>
+    </w:p>
+    <w:p>
+      <w:pPr>
+        <w:pStyle w:val="Heading3"/>
+      </w:pPr>
+      <w:r>
+        <w:t>Why this result follows</w:t>
+      </w:r>
+    </w:p>
+    <w:p>
+      <w:pPr>
+        <w:pStyle w:val="Heading3"/>
+      </w:pPr>
+      <w:r>
+        <w:t>What this example does not establish</w:t>
+      </w:r>
+    </w:p>
+    <w:p>
+      <w:pPr>
+        <w:pStyle w:val="Heading1"/>
+      </w:pPr>
+      <w:r>
+        <w:t>07. Keep the evidence chain intact</w:t>
+      </w:r>
+    </w:p>
+    <w:p>
+      <w:r>
+        <w:t>Hashes identify content versions; they do not certify a good experiment.</w:t>
+      </w:r>
+    </w:p>
+    <w:p>
+      <w:pPr>
+        <w:pStyle w:val="Heading2"/>
+      </w:pPr>
+      <w:r>
+        <w:t>Manifest, exact versions and discrepancy handling</w:t>
       </w:r>
     </w:p>
     <w:p>
       <w:pPr>
         <w:spacing w:line="336" w:lineRule="auto" w:after="180"/>
-        <w:shd w:fill="FFF5E6"/>
-      </w:pPr>
-      <w:r>
-        <w:rPr>
-          <w:b w:val="0"/>
-        </w:rPr>
-        <w:t xml:space="preserve">Read the labelled picture: What additional </w:t>
-      </w:r>
-      <w:r>
-        <w:rPr>
-          <w:b/>
-        </w:rPr>
-        <w:t>evidence</w:t>
-      </w:r>
-      <w:r>
-        <w:rPr>
-          <w:b w:val="0"/>
-        </w:rPr>
-        <w:t xml:space="preserve"> is needed for a final performance claim? Point to the relevant step in the picture, then write the changed result and the rule or </w:t>
-      </w:r>
-      <w:r>
-        <w:rPr>
-          <w:b/>
-        </w:rPr>
-        <w:t>evidence</w:t>
-      </w:r>
-      <w:r>
-        <w:rPr>
-          <w:b w:val="0"/>
-        </w:rPr>
-        <w:t xml:space="preserve"> that supports it.</w:t>
-      </w:r>
-    </w:p>
-    <w:p>
-      <w:pPr>
-        <w:pStyle w:val="Heading3"/>
-      </w:pPr>
-      <w:r>
-        <w:t>Keep the stated limit</w:t>
-      </w:r>
-    </w:p>
-    <w:p>
-      <w:pPr>
-        <w:spacing w:line="336" w:lineRule="auto" w:after="180"/>
-        <w:shd w:fill="FFF5E6"/>
-      </w:pPr>
-      <w:r>
-        <w:rPr>
-          <w:b w:val="0"/>
-        </w:rPr>
-        <w:t>Change one thing: A teammate calls V4 a final test after using it to select a=1.25. Predict the result before checking the explanation. What remains the same?</w:t>
-      </w:r>
-    </w:p>
-    <w:p>
-      <w:pPr>
-        <w:pStyle w:val="Heading1"/>
-      </w:pPr>
-      <w:r>
-        <w:t>07. Find and repair a mistake</w:t>
-      </w:r>
-    </w:p>
-    <w:p>
-      <w:r>
-        <w:t>Find the unsupported step in the Documenting a network experiment claim and explain a repair using the supplied evidence.</w:t>
-      </w:r>
-    </w:p>
-    <w:p>
-      <w:pPr>
-        <w:pStyle w:val="Heading3"/>
-      </w:pPr>
-      <w:r>
-        <w:t>Check the claim against the facts</w:t>
-      </w:r>
-    </w:p>
-    <w:p>
-      <w:pPr>
-        <w:spacing w:line="336" w:lineRule="auto" w:after="180"/>
-        <w:shd w:fill="FFF5E6"/>
       </w:pPr>
       <w:r>
         <w:rPr>
@@ -1897,7 +2195,6 @@
     <w:p>
       <w:pPr>
         <w:spacing w:line="336" w:lineRule="auto" w:after="180"/>
-        <w:shd w:fill="FFF5E6"/>
       </w:pPr>
       <w:r>
         <w:rPr>
@@ -1909,7 +2206,6 @@
     <w:p>
       <w:pPr>
         <w:spacing w:line="336" w:lineRule="auto" w:after="180"/>
-        <w:shd w:fill="FFF5E6"/>
       </w:pPr>
       <w:r>
         <w:rPr>
@@ -1920,16 +2216,7 @@
     </w:p>
     <w:p>
       <w:pPr>
-        <w:pStyle w:val="Heading3"/>
-      </w:pPr>
-      <w:r>
-        <w:t>Check the claim against the facts</w:t>
-      </w:r>
-    </w:p>
-    <w:p>
-      <w:pPr>
         <w:spacing w:line="336" w:lineRule="auto" w:after="180"/>
-        <w:shd w:fill="FFF5E6"/>
       </w:pPr>
       <w:r>
         <w:rPr>
@@ -1941,7 +2228,6 @@
     <w:p>
       <w:pPr>
         <w:spacing w:line="336" w:lineRule="auto" w:after="180"/>
-        <w:shd w:fill="FFF5E6"/>
       </w:pPr>
       <w:r>
         <w:rPr>
@@ -1989,7 +2275,6 @@
     <w:p>
       <w:pPr>
         <w:spacing w:line="336" w:lineRule="auto" w:after="180"/>
-        <w:shd w:fill="FFF5E6"/>
       </w:pPr>
       <w:r>
         <w:rPr>
@@ -2000,16 +2285,7 @@
     </w:p>
     <w:p>
       <w:pPr>
-        <w:pStyle w:val="Heading3"/>
-      </w:pPr>
-      <w:r>
-        <w:t>Check the claim against the facts</w:t>
-      </w:r>
-    </w:p>
-    <w:p>
-      <w:pPr>
         <w:spacing w:line="336" w:lineRule="auto" w:after="180"/>
-        <w:shd w:fill="FFF5E6"/>
       </w:pPr>
       <w:r>
         <w:rPr>
@@ -2057,7 +2333,6 @@
     <w:p>
       <w:pPr>
         <w:spacing w:line="336" w:lineRule="auto" w:after="180"/>
-        <w:shd w:fill="FFF5E6"/>
       </w:pPr>
       <w:r>
         <w:rPr>
@@ -2068,21 +2343,321 @@
     </w:p>
     <w:p>
       <w:pPr>
+        <w:pStyle w:val="Heading2"/>
+      </w:pPr>
+      <w:r>
+        <w:t>Artifact-to-purpose checklist</w:t>
+      </w:r>
+    </w:p>
+    <w:tbl>
+      <w:tblPr>
+        <w:tblStyle w:val="LightShading-Accent1"/>
+        <w:tblW w:type="auto" w:w="0"/>
+        <w:tblLook w:firstColumn="1" w:firstRow="1" w:lastColumn="0" w:lastRow="0" w:noHBand="0" w:noVBand="1" w:val="04A0"/>
+      </w:tblPr>
+      <w:tblGrid>
+        <w:gridCol w:w="5112"/>
+        <w:gridCol w:w="5112"/>
+      </w:tblGrid>
+      <w:tr>
+        <w:trPr>
+          <w:tblHeader/>
+        </w:trPr>
+        <w:tc>
+          <w:tcPr>
+            <w:tcW w:type="dxa" w:w="5112"/>
+          </w:tcPr>
+          <w:p>
+            <w:r>
+              <w:t>Artifact or record</w:t>
+            </w:r>
+          </w:p>
+        </w:tc>
+        <w:tc>
+          <w:tcPr>
+            <w:tcW w:type="dxa" w:w="5112"/>
+          </w:tcPr>
+          <w:p>
+            <w:r>
+              <w:t>Why another person needs it</w:t>
+            </w:r>
+          </w:p>
+        </w:tc>
+      </w:tr>
+      <w:tr>
+        <w:tc>
+          <w:tcPr>
+            <w:tcW w:type="dxa" w:w="5112"/>
+          </w:tcPr>
+          <w:p>
+            <w:r>
+              <w:t>Data manifest: T1/T2 training, V1 validation</w:t>
+            </w:r>
+          </w:p>
+        </w:tc>
+        <w:tc>
+          <w:tcPr>
+            <w:tcW w:type="dxa" w:w="5112"/>
+          </w:tcPr>
+          <w:p>
+            <w:r>
+              <w:t>Recover exact inputs, targets, IDs, roles and ordering</w:t>
+            </w:r>
+          </w:p>
+        </w:tc>
+      </w:tr>
+      <w:tr>
+        <w:tc>
+          <w:tcPr>
+            <w:tcW w:type="dxa" w:w="5112"/>
+          </w:tcPr>
+          <w:p>
+            <w:r>
+              <w:t>Exact code and configuration</w:t>
+            </w:r>
+          </w:p>
+        </w:tc>
+        <w:tc>
+          <w:tcPr>
+            <w:tcW w:type="dxa" w:w="5112"/>
+          </w:tcPr>
+          <w:p>
+            <w:r>
+              <w:t>Recover model formula, loss, rate, initial state, update count and assumptions</w:t>
+            </w:r>
+          </w:p>
+        </w:tc>
+      </w:tr>
+      <w:tr>
+        <w:tc>
+          <w:tcPr>
+            <w:tcW w:type="dxa" w:w="5112"/>
+          </w:tcPr>
+          <w:p>
+            <w:r>
+              <w:t>Baseline and every checkpoint</w:t>
+            </w:r>
+          </w:p>
+        </w:tc>
+        <w:tc>
+          <w:tcPr>
+            <w:tcW w:type="dxa" w:w="5112"/>
+          </w:tcPr>
+          <w:p>
+            <w:r>
+              <w:t>Reconstruct the comparison and selection history</w:t>
+            </w:r>
+          </w:p>
+        </w:tc>
+      </w:tr>
+      <w:tr>
+        <w:tc>
+          <w:tcPr>
+            <w:tcW w:type="dxa" w:w="5112"/>
+          </w:tcPr>
+          <w:p>
+            <w:r>
+              <w:t>Raw predictions and metric calculations</w:t>
+            </w:r>
+          </w:p>
+        </w:tc>
+        <w:tc>
+          <w:tcPr>
+            <w:tcW w:type="dxa" w:w="5112"/>
+          </w:tcPr>
+          <w:p>
+            <w:r>
+              <w:t>Trace each reported squared error to a case and weight</w:t>
+            </w:r>
+          </w:p>
+        </w:tc>
+      </w:tr>
+      <w:tr>
+        <w:tc>
+          <w:tcPr>
+            <w:tcW w:type="dxa" w:w="5112"/>
+          </w:tcPr>
+          <w:p>
+            <w:r>
+              <w:t>Python/environment versions and actual run status</w:t>
+            </w:r>
+          </w:p>
+        </w:tc>
+        <w:tc>
+          <w:tcPr>
+            <w:tcW w:type="dxa" w:w="5112"/>
+          </w:tcPr>
+          <w:p>
+            <w:r>
+              <w:t>Separate a real replay from a paper trace and record possible differences</w:t>
+            </w:r>
+          </w:p>
+        </w:tc>
+      </w:tr>
+      <w:tr>
+        <w:tc>
+          <w:tcPr>
+            <w:tcW w:type="dxa" w:w="5112"/>
+          </w:tcPr>
+          <w:p>
+            <w:r>
+              <w:t>Content hashes for exact saved versions</w:t>
+            </w:r>
+          </w:p>
+        </w:tc>
+        <w:tc>
+          <w:tcPr>
+            <w:tcW w:type="dxa" w:w="5112"/>
+          </w:tcPr>
+          <w:p>
+            <w:r>
+              <w:t>Detect changed content; do not prove reference correctness or study quality</w:t>
+            </w:r>
+          </w:p>
+        </w:tc>
+      </w:tr>
+      <w:tr>
+        <w:tc>
+          <w:tcPr>
+            <w:tcW w:type="dxa" w:w="5112"/>
+          </w:tcPr>
+          <w:p>
+            <w:r>
+              <w:t>Final evaluation, time, peak memory, energy</w:t>
+            </w:r>
+          </w:p>
+        </w:tc>
+        <w:tc>
+          <w:tcPr>
+            <w:tcW w:type="dxa" w:w="5112"/>
+          </w:tcPr>
+          <w:p>
+            <w:r>
+              <w:t>Record not measured when absent; do not replace with zero</w:t>
+            </w:r>
+          </w:p>
+        </w:tc>
+      </w:tr>
+      <w:tr>
+        <w:tc>
+          <w:tcPr>
+            <w:tcW w:type="dxa" w:w="5112"/>
+          </w:tcPr>
+          <w:p>
+            <w:r>
+              <w:t>Changed data or preprocessing</w:t>
+            </w:r>
+          </w:p>
+        </w:tc>
+        <w:tc>
+          <w:tcPr>
+            <w:tcW w:type="dxa" w:w="5112"/>
+          </w:tcPr>
+          <w:p>
+            <w:r>
+              <w:t>Preserve original artifacts and record a revised run rather than overwrite history</w:t>
+            </w:r>
+          </w:p>
+        </w:tc>
+      </w:tr>
+    </w:tbl>
+    <w:p>
+      <w:pPr>
+        <w:pStyle w:val="Heading2"/>
+      </w:pPr>
+      <w:r>
+        <w:t>Diagnose the incomplete folder</w:t>
+      </w:r>
+    </w:p>
+    <w:p>
+      <w:pPr>
+        <w:pStyle w:val="ListBullet"/>
+      </w:pPr>
+      <w:r>
+        <w:t>A folder contains only best-model.json and a screenshot of 0.5625. Identify four missing artifacts or records and explain what a content hash can and cannot verify.</w:t>
+      </w:r>
+    </w:p>
+    <w:p>
+      <w:pPr>
         <w:pStyle w:val="Heading3"/>
       </w:pPr>
       <w:r>
+        <w:t>State one repair and the checks you would rerun.</w:t>
+      </w:r>
+    </w:p>
+    <w:p>
+      <w:r>
+        <w:t>________________________________________________________________</w:t>
+      </w:r>
+    </w:p>
+    <w:p>
+      <w:r>
+        <w:t>________________________________________________________________</w:t>
+      </w:r>
+    </w:p>
+    <w:p>
+      <w:r>
+        <w:t>________________________________________________________________</w:t>
+      </w:r>
+    </w:p>
+    <w:p>
+      <w:r>
+        <w:t>________________________________________________________________</w:t>
+      </w:r>
+    </w:p>
+    <w:p>
+      <w:r>
+        <w:t>________________________________________________________________</w:t>
+      </w:r>
+    </w:p>
+    <w:p>
+      <w:r>
+        <w:t>________________________________________________________________</w:t>
+      </w:r>
+    </w:p>
+    <w:p>
+      <w:pPr>
+        <w:pStyle w:val="Heading2"/>
+      </w:pPr>
+      <w:r>
+        <w:t>Earlier wording, alternatives and picture transcripts · reference / check after trying</w:t>
+      </w:r>
+    </w:p>
+    <w:p>
+      <w:pPr>
+        <w:pStyle w:val="Heading3"/>
+      </w:pPr>
+      <w:r>
         <w:t>Locate the earliest unsupported step</w:t>
       </w:r>
     </w:p>
     <w:p>
       <w:pPr>
-        <w:spacing w:line="336" w:lineRule="auto" w:after="180"/>
-      </w:pPr>
-      <w:r>
-        <w:rPr>
-          <w:b w:val="0"/>
-        </w:rPr>
-        <w:t>A folder contains only best-model.json and a screenshot of 0.5625. Identify four missing artifacts or records and explain what a content hash can and cannot verify.</w:t>
+        <w:pStyle w:val="Heading1"/>
+      </w:pPr>
+      <w:r>
+        <w:t>08. Practise tracing a result back to its source</w:t>
+      </w:r>
+    </w:p>
+    <w:p>
+      <w:r>
+        <w:t>Write the update, dataset role and denominator beside each metric.</w:t>
+      </w:r>
+    </w:p>
+    <w:p>
+      <w:pPr>
+        <w:pStyle w:val="Heading2"/>
+      </w:pPr>
+      <w:r>
+        <w:t>Current task and guided calculation</w:t>
+      </w:r>
+    </w:p>
+    <w:p>
+      <w:pPr>
+        <w:pStyle w:val="ListBullet"/>
+      </w:pPr>
+      <w:r>
+        <w:t>For NN32-A, record the prediction rule, initial weight, bias policy, learning rate, update count, loss, training/validation IDs, data order or shuffling policy, and checkpoint selection rule. Name one environment field still to record when you run it.</w:t>
       </w:r>
     </w:p>
     <w:p>
@@ -2090,7 +2665,7 @@
         <w:pStyle w:val="Heading3"/>
       </w:pPr>
       <w:r>
-        <w:t>State one repair and the checks you would rerun.</w:t>
+        <w:t>Using the selected weight, calculate the prediction for V1 and its squared error. Explain why the result must be labelled validation rather than independent final evaluation.</w:t>
       </w:r>
     </w:p>
     <w:p>
@@ -2114,6 +2689,14 @@
       </w:r>
     </w:p>
     <w:p>
+      <w:pPr>
+        <w:pStyle w:val="Heading3"/>
+      </w:pPr>
+      <w:r>
+        <w:t>Explain your prediction to a partner before comparing results.</w:t>
+      </w:r>
+    </w:p>
+    <w:p>
       <w:r>
         <w:t>________________________________________________________________</w:t>
       </w:r>
@@ -2124,85 +2707,6 @@
       </w:r>
     </w:p>
     <w:p>
-      <w:pPr>
-        <w:pStyle w:val="Heading1"/>
-      </w:pPr>
-      <w:r>
-        <w:t>08. Practise together</w:t>
-      </w:r>
-    </w:p>
-    <w:p>
-      <w:r>
-        <w:t>Practise Documenting a network experiment with support, then explain the deciding step in your own words.</w:t>
-      </w:r>
-    </w:p>
-    <w:p>
-      <w:pPr>
-        <w:spacing w:line="336" w:lineRule="auto" w:after="180"/>
-      </w:pPr>
-      <w:r>
-        <w:rPr>
-          <w:b w:val="0"/>
-        </w:rPr>
-        <w:t xml:space="preserve">For NN32-A, record the </w:t>
-      </w:r>
-      <w:r>
-        <w:rPr>
-          <w:b/>
-        </w:rPr>
-        <w:t>prediction</w:t>
-      </w:r>
-      <w:r>
-        <w:rPr>
-          <w:b w:val="0"/>
-        </w:rPr>
-        <w:t xml:space="preserve"> rule, initial weight, bias policy, learning rate, update count, loss, </w:t>
-      </w:r>
-      <w:r>
-        <w:rPr>
-          <w:b/>
-        </w:rPr>
-        <w:t>training</w:t>
-      </w:r>
-      <w:r>
-        <w:rPr>
-          <w:b w:val="0"/>
-        </w:rPr>
-        <w:t xml:space="preserve">/validation IDs, data order or shuffling policy, and </w:t>
-      </w:r>
-      <w:r>
-        <w:rPr>
-          <w:b/>
-        </w:rPr>
-        <w:t>checkpoint</w:t>
-      </w:r>
-      <w:r>
-        <w:rPr>
-          <w:b w:val="0"/>
-        </w:rPr>
-        <w:t xml:space="preserve"> selection rule.</w:t>
-      </w:r>
-    </w:p>
-    <w:p>
-      <w:pPr>
-        <w:spacing w:line="336" w:lineRule="auto" w:after="180"/>
-      </w:pPr>
-      <w:r>
-        <w:rPr>
-          <w:b w:val="0"/>
-        </w:rPr>
-        <w:t>Name one environment field still to record when you run it.</w:t>
-      </w:r>
-    </w:p>
-    <w:p>
-      <w:pPr>
-        <w:pStyle w:val="Heading3"/>
-      </w:pPr>
-      <w:r>
-        <w:t>Using the selected weight, calculate the prediction for V1 and its squared error. Explain why the result must be labelled validation rather than independent final evaluation.</w:t>
-      </w:r>
-    </w:p>
-    <w:p>
       <w:r>
         <w:t>________________________________________________________________</w:t>
       </w:r>
@@ -2213,49 +2717,11 @@
       </w:r>
     </w:p>
     <w:p>
-      <w:r>
-        <w:t>________________________________________________________________</w:t>
-      </w:r>
-    </w:p>
-    <w:p>
-      <w:r>
-        <w:t>________________________________________________________________</w:t>
-      </w:r>
-    </w:p>
-    <w:p>
-      <w:pPr>
-        <w:pStyle w:val="Heading3"/>
-      </w:pPr>
-      <w:r>
-        <w:t>Explain your prediction to a partner before comparing results.</w:t>
-      </w:r>
-    </w:p>
-    <w:p>
-      <w:r>
-        <w:t>________________________________________________________________</w:t>
-      </w:r>
-    </w:p>
-    <w:p>
-      <w:r>
-        <w:t>________________________________________________________________</w:t>
-      </w:r>
-    </w:p>
-    <w:p>
-      <w:r>
-        <w:t>________________________________________________________________</w:t>
-      </w:r>
-    </w:p>
-    <w:p>
-      <w:r>
-        <w:t>________________________________________________________________</w:t>
-      </w:r>
-    </w:p>
-    <w:p>
-      <w:pPr>
-        <w:pStyle w:val="Heading3"/>
-      </w:pPr>
-      <w:r>
-        <w:t>Practise with less help: Trace the selected result</w:t>
+      <w:pPr>
+        <w:pStyle w:val="Heading2"/>
+      </w:pPr>
+      <w:r>
+        <w:t>Supported W2 record</w:t>
       </w:r>
     </w:p>
     <w:p>
@@ -2373,93 +2839,49 @@
     </w:p>
     <w:p>
       <w:pPr>
+        <w:pStyle w:val="Heading2"/>
+      </w:pPr>
+      <w:r>
+        <w:t>Individual record-quality check</w:t>
+      </w:r>
+    </w:p>
+    <w:p>
+      <w:pPr>
+        <w:pStyle w:val="ListBullet"/>
+      </w:pPr>
+      <w:r>
+        <w:t>Use the worked case for Documenting a network experiment. Proposed explanation: “A smaller MSE is an accuracy percentage”. Decide whether this explanation is supported. Point to the step or supplied fact that decides; explain your repair if needed.</w:t>
+      </w:r>
+    </w:p>
+    <w:p>
+      <w:pPr>
+        <w:pStyle w:val="ListBullet"/>
+      </w:pPr>
+      <w:r>
+        <w:t>Answer on your own before discussion. If you are unsure, say which step you need help with.</w:t>
+      </w:r>
+    </w:p>
+    <w:p>
+      <w:pPr>
+        <w:pStyle w:val="Heading2"/>
+      </w:pPr>
+      <w:r>
+        <w:t>Pictured evidence question</w:t>
+      </w:r>
+    </w:p>
+    <w:p>
+      <w:pPr>
+        <w:pStyle w:val="ListBullet"/>
+      </w:pPr>
+      <w:r>
+        <w:t>What additional evidence is needed for a final performance claim? Point to the relevant step in the picture, then write the changed result and the rule or evidence that supports it.</w:t>
+      </w:r>
+    </w:p>
+    <w:p>
+      <w:pPr>
         <w:pStyle w:val="Heading3"/>
       </w:pPr>
       <w:r>
-        <w:t>Check your reasoning</w:t>
-      </w:r>
-    </w:p>
-    <w:p>
-      <w:pPr>
-        <w:spacing w:line="336" w:lineRule="auto" w:after="180"/>
-      </w:pPr>
-      <w:r>
-        <w:rPr>
-          <w:b w:val="0"/>
-        </w:rPr>
-        <w:t>Use the worked case for Documenting a network experiment. Proposed explanation: “A smaller MSE is an accuracy percentage”. Decide whether this explanation is supported.</w:t>
-      </w:r>
-    </w:p>
-    <w:p>
-      <w:pPr>
-        <w:spacing w:line="336" w:lineRule="auto" w:after="180"/>
-      </w:pPr>
-      <w:r>
-        <w:rPr>
-          <w:b w:val="0"/>
-        </w:rPr>
-        <w:t>Point to the step or supplied fact that decides; explain your repair if needed.</w:t>
-      </w:r>
-    </w:p>
-    <w:p>
-      <w:pPr>
-        <w:spacing w:line="336" w:lineRule="auto" w:after="180"/>
-      </w:pPr>
-      <w:r>
-        <w:rPr>
-          <w:b w:val="0"/>
-        </w:rPr>
-        <w:t>Answer on your own before discussion. If you are unsure, say which step you need help with.</w:t>
-      </w:r>
-    </w:p>
-    <w:p>
-      <w:pPr>
-        <w:pStyle w:val="Heading3"/>
-      </w:pPr>
-      <w:r>
-        <w:t>Explain the picture</w:t>
-      </w:r>
-    </w:p>
-    <w:p>
-      <w:pPr>
-        <w:spacing w:line="336" w:lineRule="auto" w:after="180"/>
-      </w:pPr>
-      <w:r>
-        <w:rPr>
-          <w:b w:val="0"/>
-        </w:rPr>
-        <w:t xml:space="preserve">What additional </w:t>
-      </w:r>
-      <w:r>
-        <w:rPr>
-          <w:b/>
-        </w:rPr>
-        <w:t>evidence</w:t>
-      </w:r>
-      <w:r>
-        <w:rPr>
-          <w:b w:val="0"/>
-        </w:rPr>
-        <w:t xml:space="preserve"> is needed for a final performance claim? Point to the relevant step in the picture, then write the changed result and the rule or </w:t>
-      </w:r>
-      <w:r>
-        <w:rPr>
-          <w:b/>
-        </w:rPr>
-        <w:t>evidence</w:t>
-      </w:r>
-      <w:r>
-        <w:rPr>
-          <w:b w:val="0"/>
-        </w:rPr>
-        <w:t xml:space="preserve"> that supports it.</w:t>
-      </w:r>
-    </w:p>
-    <w:p>
-      <w:pPr>
-        <w:pStyle w:val="Heading3"/>
-      </w:pPr>
-      <w:r>
         <w:t>My explanation using a pictured step and the given facts</w:t>
       </w:r>
     </w:p>
@@ -2481,6 +2903,14 @@
     <w:p>
       <w:r>
         <w:t>________________________________________________________________</w:t>
+      </w:r>
+    </w:p>
+    <w:p>
+      <w:pPr>
+        <w:pStyle w:val="Heading2"/>
+      </w:pPr>
+      <w:r>
+        <w:t>Reserve independent R17</w:t>
       </w:r>
     </w:p>
     <w:p>
@@ -2496,29 +2926,60 @@
     </w:p>
     <w:p>
       <w:pPr>
+        <w:pStyle w:val="Heading2"/>
+      </w:pPr>
+      <w:r>
+        <w:t>Earlier wording, alternatives and picture transcripts · reference / check after trying</w:t>
+      </w:r>
+    </w:p>
+    <w:p>
+      <w:pPr>
+        <w:pStyle w:val="Heading3"/>
+      </w:pPr>
+      <w:r>
+        <w:t>Practise with less help: Trace the selected result</w:t>
+      </w:r>
+    </w:p>
+    <w:p>
+      <w:pPr>
+        <w:pStyle w:val="Heading3"/>
+      </w:pPr>
+      <w:r>
+        <w:t>Check your reasoning</w:t>
+      </w:r>
+    </w:p>
+    <w:p>
+      <w:pPr>
+        <w:pStyle w:val="Heading3"/>
+      </w:pPr>
+      <w:r>
+        <w:t>Explain the picture</w:t>
+      </w:r>
+    </w:p>
+    <w:p>
+      <w:pPr>
         <w:pStyle w:val="Heading1"/>
       </w:pPr>
       <w:r>
-        <w:t>09. Run the investigation</w:t>
-      </w:r>
-    </w:p>
-    <w:p>
-      <w:r>
-        <w:t>Investigate Documenting a network experiment. Record the prediction, actual observation or labelled paper trace, explanation and next test separately.</w:t>
-      </w:r>
-    </w:p>
-    <w:p>
-      <w:pPr>
-        <w:pStyle w:val="Heading3"/>
-      </w:pPr>
-      <w:r>
-        <w:t>Predict, investigate and preserve the evidence</w:t>
+        <w:t>09. Replay and inspect a complete record</w:t>
+      </w:r>
+    </w:p>
+    <w:p>
+      <w:r>
+        <w:t>The generated record distinguishes actual environment information from supplied classroom data.</w:t>
+      </w:r>
+    </w:p>
+    <w:p>
+      <w:pPr>
+        <w:pStyle w:val="Heading2"/>
+      </w:pPr>
+      <w:r>
+        <w:t>Current update and metric investigation</w:t>
       </w:r>
     </w:p>
     <w:p>
       <w:pPr>
         <w:spacing w:line="336" w:lineRule="auto" w:after="180"/>
-        <w:shd w:fill="F5F1FB"/>
       </w:pPr>
       <w:r>
         <w:rPr>
@@ -2552,44 +3013,185 @@
       </w:r>
     </w:p>
     <w:p>
+      <w:pPr>
+        <w:pStyle w:val="Heading2"/>
+      </w:pPr>
+      <w:r>
+        <w:t>Complete executable replay and in-memory record</w:t>
+      </w:r>
+    </w:p>
+    <w:p>
       <w:r>
         <w:rPr>
           <w:rFonts w:ascii="Courier New" w:hAnsi="Courier New"/>
           <w:sz w:val="18"/>
         </w:rPr>
-        <w:t>train = [(1.0, 2.0), (2.0, 4.0)]</w:t>
+        <w:t>"""Replay the supplied toy run; emit an in-memory record, not a final test."""</w:t>
         <w:br/>
-        <w:t>validation = [(3.0, 6.0)]</w:t>
+        <w:t>import hashlib</w:t>
+        <w:br/>
+        <w:t>import json</w:t>
+        <w:br/>
+        <w:t>import platform</w:t>
         <w:br/>
         <w:br/>
-        <w:t>def predict(a, x):</w:t>
+        <w:t>def content_hash(value):</w:t>
         <w:br/>
-        <w:t xml:space="preserve">    return max(0.0, a*x)</w:t>
+        <w:t xml:space="preserve">    payload=json.dumps(value,sort_keys=True,separators=(',',':'),allow_nan=False)</w:t>
+        <w:br/>
+        <w:t xml:space="preserve">    return hashlib.sha256(payload.encode('utf-8')).hexdigest()</w:t>
         <w:br/>
         <w:br/>
-        <w:t>def mse(a, rows):</w:t>
+        <w:t>manifest=[{'id':'T1','role':'training','x':1.0,'target':2.0},</w:t>
         <w:br/>
-        <w:t xml:space="preserve">    return sum((predict(a, x)-y)**2 for x, y in rows) / len(rows)</w:t>
+        <w:t xml:space="preserve">          {'id':'T2','role':'training','x':2.0,'target':4.0},</w:t>
+        <w:br/>
+        <w:t xml:space="preserve">          {'id':'V1','role':'validation','x':3.0,'target':6.0}]</w:t>
+        <w:br/>
+        <w:t>config={'run_id':'NN32-A','architecture':'ReLU(a*x); no bias',</w:t>
+        <w:br/>
+        <w:t xml:space="preserve">        'initial_weight':1.0,'learning_rate':.1,'full_batch_updates':2,</w:t>
+        <w:br/>
+        <w:t xml:space="preserve">        'loss':'mean squared error','preprocessing':'none',</w:t>
+        <w:br/>
+        <w:t xml:space="preserve">        'random_operations':'none',</w:t>
+        <w:br/>
+        <w:t xml:space="preserve">        'selection':'minimum validation MSE, earlier update wins ties'}</w:t>
         <w:br/>
         <w:br/>
-        <w:t>a, rate = 1.0, 0.1</w:t>
+        <w:t>def predict(a,x):</w:t>
         <w:br/>
-        <w:t>baseline = mse(a, validation)</w:t>
-        <w:br/>
-        <w:t>records = []</w:t>
-        <w:br/>
-        <w:t>for update in [1, 2]:</w:t>
-        <w:br/>
-        <w:t xml:space="preserve">    gradient = sum(2*(a*x-y)*x for x, y in train) / len(train)</w:t>
-        <w:br/>
-        <w:t xml:space="preserve">    a -= rate * gradient</w:t>
-        <w:br/>
-        <w:t xml:space="preserve">    records.append((update, a, mse(a, train), mse(a, validation)))</w:t>
+        <w:t xml:space="preserve">    return max(0.0,a*x)</w:t>
         <w:br/>
         <w:br/>
-        <w:t>chosen = min(records, key=lambda r: (r[3], r[0]))</w:t>
+        <w:t>def mse(a,rows):</w:t>
         <w:br/>
-        <w:t>print(baseline, records, chosen[0])</w:t>
+        <w:t xml:space="preserve">    if not rows:</w:t>
+        <w:br/>
+        <w:t xml:space="preserve">        raise ValueError('MSE needs at least one row')</w:t>
+        <w:br/>
+        <w:t xml:space="preserve">    return sum((predict(a,r['x'])-r['target'])**2 for r in rows)/len(rows)</w:t>
+        <w:br/>
+        <w:br/>
+        <w:t>def replay(data,config):</w:t>
+        <w:br/>
+        <w:t xml:space="preserve">    training=[r for r in data if r['role']=='training']</w:t>
+        <w:br/>
+        <w:t xml:space="preserve">    validation=[r for r in data if r['role']=='validation']</w:t>
+        <w:br/>
+        <w:t xml:space="preserve">    if not training or not validation:</w:t>
+        <w:br/>
+        <w:t xml:space="preserve">        raise ValueError('Need separate training and validation rows')</w:t>
+        <w:br/>
+        <w:t xml:space="preserve">    if len({r['id'] for r in data})!=len(data):</w:t>
+        <w:br/>
+        <w:t xml:space="preserve">        raise ValueError('Duplicate data ID')</w:t>
+        <w:br/>
+        <w:t xml:space="preserve">    a=config['initial_weight']</w:t>
+        <w:br/>
+        <w:t xml:space="preserve">    baseline={'weight':a,'training_mse':mse(a,training),</w:t>
+        <w:br/>
+        <w:t xml:space="preserve">              'validation_mse':mse(a,validation)}</w:t>
+        <w:br/>
+        <w:t xml:space="preserve">    checkpoints=[]</w:t>
+        <w:br/>
+        <w:t xml:space="preserve">    for update in range(1,config['full_batch_updates']+1):</w:t>
+        <w:br/>
+        <w:t xml:space="preserve">        # This deliberately restricted gradient requires all training a*x &gt; 0.</w:t>
+        <w:br/>
+        <w:t xml:space="preserve">        if any(a*r['x']&lt;=0 for r in training):</w:t>
+        <w:br/>
+        <w:t xml:space="preserve">            raise ValueError('Outside the supplied positive-preactivation gradient')</w:t>
+        <w:br/>
+        <w:t xml:space="preserve">        gradient=sum(2*(a*r['x']-r['target'])*r['x'] for r in training)/len(training)</w:t>
+        <w:br/>
+        <w:t xml:space="preserve">        a-=config['learning_rate']*gradient</w:t>
+        <w:br/>
+        <w:t xml:space="preserve">        predictions=[{'id':r['id'],'role':r['role'],</w:t>
+        <w:br/>
+        <w:t xml:space="preserve">                      'prediction':predict(a,r['x']),</w:t>
+        <w:br/>
+        <w:t xml:space="preserve">                      'squared_error':(predict(a,r['x'])-r['target'])**2}</w:t>
+        <w:br/>
+        <w:t xml:space="preserve">                     for r in data]</w:t>
+        <w:br/>
+        <w:t xml:space="preserve">        checkpoints.append({'update':update,'gradient_before':gradient,'weight':a,</w:t>
+        <w:br/>
+        <w:t xml:space="preserve">                            'training_mse':mse(a,training),</w:t>
+        <w:br/>
+        <w:t xml:space="preserve">                            'validation_mse':mse(a,validation),</w:t>
+        <w:br/>
+        <w:t xml:space="preserve">                            'prediction_rows':predictions})</w:t>
+        <w:br/>
+        <w:t xml:space="preserve">    selected=min(checkpoints,key=lambda r:(r['validation_mse'],r['update']))</w:t>
+        <w:br/>
+        <w:t xml:space="preserve">    return {'baseline':baseline,'checkpoints':checkpoints,</w:t>
+        <w:br/>
+        <w:t xml:space="preserve">            'selected_update':selected['update'],</w:t>
+        <w:br/>
+        <w:t xml:space="preserve">            'selected_weight':selected['weight']}</w:t>
+        <w:br/>
+        <w:br/>
+        <w:t>result=replay(manifest,config)</w:t>
+        <w:br/>
+        <w:t>assert result['baseline']['validation_mse']==9</w:t>
+        <w:br/>
+        <w:t>assert [(r['weight'],r['training_mse'],r['validation_mse'])</w:t>
+        <w:br/>
+        <w:t xml:space="preserve">        for r in result['checkpoints']]==[(1.5,.625,2.25),(1.75,.15625,.5625)]</w:t>
+        <w:br/>
+        <w:t>assert result==replay(manifest,config)  # replay, not new independent evidence</w:t>
+        <w:br/>
+        <w:t>record={'config':config,'data_manifest':manifest,'data_sha256':content_hash(manifest),</w:t>
+        <w:br/>
+        <w:t xml:space="preserve">        'config_sha256':content_hash(config),'python_version':platform.python_version(),</w:t>
+        <w:br/>
+        <w:t xml:space="preserve">        'result':result,'final_evaluation':'not measured','runtime':'not measured',</w:t>
+        <w:br/>
+        <w:t xml:space="preserve">        'peak_memory':'not measured','energy':'not measured',</w:t>
+        <w:br/>
+        <w:t xml:space="preserve">        'provenance':'constructed classroom regression rows'}</w:t>
+        <w:br/>
+        <w:t>print(json.dumps(record,indent=2))</w:t>
+        <w:br/>
+        <w:t># A hash detects changed serialized content; it does not establish label quality.</w:t>
+        <w:br/>
+        <w:t>changed=[dict(r) for r in manifest]</w:t>
+        <w:br/>
+        <w:t>changed[-1]['target']=7.0</w:t>
+        <w:br/>
+        <w:t>assert content_hash(changed)!=content_hash(manifest)</w:t>
+        <w:br/>
+        <w:t>assert content_hash(manifest)==record['data_sha256']</w:t>
+        <w:br/>
+        <w:t>print('Changed validation target detected; original manifest retained.')</w:t>
+        <w:br/>
+        <w:t># Save the exact code separately with its own hash when creating an actual run folder.</w:t>
+        <w:br/>
+      </w:r>
+    </w:p>
+    <w:p>
+      <w:pPr>
+        <w:pStyle w:val="Heading2"/>
+      </w:pPr>
+      <w:r>
+        <w:t>Predictions, scope, content checks and unmeasured fields</w:t>
+      </w:r>
+    </w:p>
+    <w:p>
+      <w:pPr>
+        <w:pStyle w:val="ListNumber"/>
+      </w:pPr>
+      <w:r>
+        <w:t>Predict both updates and metric rows before running or tracing the complete replay. It emits a JSON record in memory with the actual Python version when run, complete data and settings, raw checkpoint predictions, content hashes and not-measured fields. It does not save files or claim a human replay occurred. The restricted training gradient rejects nonpositive training preactivations; it is not a general ReLU trainer. The script demonstrates that changing the validation target changes its content hash while preserving the original manifest. Save the exact script separately with its own hash when making an actual experiment folder. Replaying the same rows checks arithmetic, not independent final performance.</w:t>
+      </w:r>
+    </w:p>
+    <w:p>
+      <w:pPr>
+        <w:pStyle w:val="Heading2"/>
+      </w:pPr>
+      <w:r>
+        <w:t>Evidence ledger and reflection</w:t>
       </w:r>
     </w:p>
     <w:tbl>
@@ -2741,14 +3343,6 @@
     </w:p>
     <w:p>
       <w:pPr>
-        <w:pStyle w:val="Heading3"/>
-      </w:pPr>
-      <w:r>
-        <w:t>Plan → try → check</w:t>
-      </w:r>
-    </w:p>
-    <w:p>
-      <w:pPr>
         <w:spacing w:line="336" w:lineRule="auto" w:after="180"/>
       </w:pPr>
       <w:r>
@@ -2760,23 +3354,96 @@
     </w:p>
     <w:p>
       <w:pPr>
+        <w:pStyle w:val="Heading2"/>
+      </w:pPr>
+      <w:r>
+        <w:t>Reference: earlier two-update snippet · reference / check after trying</w:t>
+      </w:r>
+    </w:p>
+    <w:p>
+      <w:r>
+        <w:rPr>
+          <w:rFonts w:ascii="Courier New" w:hAnsi="Courier New"/>
+          <w:sz w:val="18"/>
+        </w:rPr>
+        <w:t>train = [(1.0, 2.0), (2.0, 4.0)]</w:t>
+        <w:br/>
+        <w:t>validation = [(3.0, 6.0)]</w:t>
+        <w:br/>
+        <w:br/>
+        <w:t>def predict(a, x):</w:t>
+        <w:br/>
+        <w:t xml:space="preserve">    return max(0.0, a*x)</w:t>
+        <w:br/>
+        <w:br/>
+        <w:t>def mse(a, rows):</w:t>
+        <w:br/>
+        <w:t xml:space="preserve">    return sum((predict(a, x)-y)**2 for x, y in rows) / len(rows)</w:t>
+        <w:br/>
+        <w:br/>
+        <w:t>a, rate = 1.0, 0.1</w:t>
+        <w:br/>
+        <w:t>baseline = mse(a, validation)</w:t>
+        <w:br/>
+        <w:t>records = []</w:t>
+        <w:br/>
+        <w:t>for update in [1, 2]:</w:t>
+        <w:br/>
+        <w:t xml:space="preserve">    gradient = sum(2*(a*x-y)*x for x, y in train) / len(train)</w:t>
+        <w:br/>
+        <w:t xml:space="preserve">    a -= rate * gradient</w:t>
+        <w:br/>
+        <w:t xml:space="preserve">    records.append((update, a, mse(a, train), mse(a, validation)))</w:t>
+        <w:br/>
+        <w:br/>
+        <w:t>chosen = min(records, key=lambda r: (r[3], r[0]))</w:t>
+        <w:br/>
+        <w:t>print(baseline, records, chosen[0])</w:t>
+      </w:r>
+    </w:p>
+    <w:p>
+      <w:pPr>
+        <w:pStyle w:val="Heading2"/>
+      </w:pPr>
+      <w:r>
+        <w:t>Earlier wording, alternatives and picture transcripts · reference / check after trying</w:t>
+      </w:r>
+    </w:p>
+    <w:p>
+      <w:pPr>
+        <w:pStyle w:val="Heading3"/>
+      </w:pPr>
+      <w:r>
+        <w:t>Predict, investigate and preserve the evidence</w:t>
+      </w:r>
+    </w:p>
+    <w:p>
+      <w:pPr>
+        <w:pStyle w:val="Heading3"/>
+      </w:pPr>
+      <w:r>
+        <w:t>Plan → try → check</w:t>
+      </w:r>
+    </w:p>
+    <w:p>
+      <w:pPr>
         <w:pStyle w:val="Heading1"/>
       </w:pPr>
       <w:r>
-        <w:t>10. Build your understanding</w:t>
-      </w:r>
-    </w:p>
-    <w:p>
-      <w:r>
-        <w:t>Move from recall to tracing, diagnosis and transfer in Documenting a network experiment. Explain why each step is justified.</w:t>
-      </w:r>
-    </w:p>
-    <w:p>
-      <w:pPr>
-        <w:pStyle w:val="Heading3"/>
-      </w:pPr>
-      <w:r>
-        <w:t>Explain → apply → challenge</w:t>
+        <w:t>14. Try alone: audit the fresh R17 checkpoints</w:t>
+      </w:r>
+    </w:p>
+    <w:p>
+      <w:r>
+        <w:t>Compute the new predictions and errors before writing a bounded conclusion.</w:t>
+      </w:r>
+    </w:p>
+    <w:p>
+      <w:pPr>
+        <w:pStyle w:val="Heading2"/>
+      </w:pPr>
+      <w:r>
+        <w:t>Complete independent run and data</w:t>
       </w:r>
     </w:p>
     <w:p>
@@ -2787,7 +3454,19 @@
         <w:rPr>
           <w:b w:val="0"/>
         </w:rPr>
-        <w:t xml:space="preserve">For NN32-A, record the </w:t>
+        <w:t xml:space="preserve">A separate run R17 records baseline a = 1 and </w:t>
+      </w:r>
+      <w:r>
+        <w:rPr>
+          <w:b/>
+        </w:rPr>
+        <w:t>checkpoint</w:t>
+      </w:r>
+      <w:r>
+        <w:rPr>
+          <w:b w:val="0"/>
+        </w:rPr>
+        <w:t xml:space="preserve">s a = 1.5 and a = 1.75. It uses </w:t>
       </w:r>
       <w:r>
         <w:rPr>
@@ -2799,19 +3478,18 @@
         <w:rPr>
           <w:b w:val="0"/>
         </w:rPr>
-        <w:t xml:space="preserve"> rule, initial weight, bias policy, learning rate, update count, loss, </w:t>
-      </w:r>
-      <w:r>
-        <w:rPr>
-          <w:b/>
-        </w:rPr>
-        <w:t>training</w:t>
-      </w:r>
+        <w:t xml:space="preserve"> max(0, a*x) and one validation case V9 with x = 4, y = 8.</w:t>
+      </w:r>
+    </w:p>
+    <w:p>
+      <w:pPr>
+        <w:spacing w:line="336" w:lineRule="auto" w:after="180"/>
+      </w:pPr>
       <w:r>
         <w:rPr>
           <w:b w:val="0"/>
         </w:rPr>
-        <w:t xml:space="preserve">/validation IDs, data order or shuffling policy, and </w:t>
+        <w:t xml:space="preserve">Compute baseline and </w:t>
       </w:r>
       <w:r>
         <w:rPr>
@@ -2823,18 +3501,70 @@
         <w:rPr>
           <w:b w:val="0"/>
         </w:rPr>
-        <w:t xml:space="preserve"> selection rule.</w:t>
-      </w:r>
-    </w:p>
-    <w:p>
-      <w:pPr>
-        <w:spacing w:line="336" w:lineRule="auto" w:after="180"/>
-      </w:pPr>
+        <w:t xml:space="preserve"> </w:t>
+      </w:r>
+      <w:r>
+        <w:rPr>
+          <w:b/>
+        </w:rPr>
+        <w:t>prediction</w:t>
+      </w:r>
       <w:r>
         <w:rPr>
           <w:b w:val="0"/>
         </w:rPr>
-        <w:t>Name one environment field still to record when you run it.</w:t>
+        <w:t>s and squared errors, choose by lowest validation MSE, and write a bounded conclusion. Final evaluation and runtime have not been measured.</w:t>
+      </w:r>
+    </w:p>
+    <w:p>
+      <w:pPr>
+        <w:pStyle w:val="Heading2"/>
+      </w:pPr>
+      <w:r>
+        <w:t>First attempt and support record</w:t>
+      </w:r>
+    </w:p>
+    <w:p>
+      <w:pPr>
+        <w:pStyle w:val="Heading3"/>
+      </w:pPr>
+      <w:r>
+        <w:t>My independent explanation, trace and limits</w:t>
+      </w:r>
+    </w:p>
+    <w:p>
+      <w:r>
+        <w:t>________________________________________________________________</w:t>
+      </w:r>
+    </w:p>
+    <w:p>
+      <w:r>
+        <w:t>________________________________________________________________</w:t>
+      </w:r>
+    </w:p>
+    <w:p>
+      <w:r>
+        <w:t>________________________________________________________________</w:t>
+      </w:r>
+    </w:p>
+    <w:p>
+      <w:r>
+        <w:t>________________________________________________________________</w:t>
+      </w:r>
+    </w:p>
+    <w:p>
+      <w:r>
+        <w:t>________________________________________________________________</w:t>
+      </w:r>
+    </w:p>
+    <w:p>
+      <w:r>
+        <w:t>________________________________________________________________</w:t>
+      </w:r>
+    </w:p>
+    <w:p>
+      <w:r>
+        <w:t>________________________________________________________________</w:t>
       </w:r>
     </w:p>
     <w:p>
@@ -2845,7 +3575,15 @@
         <w:rPr>
           <w:b w:val="0"/>
         </w:rPr>
-        <w:t>A folder contains only best-model.json and a screenshot of 0.5625. Identify four missing artifacts or records and explain what a content hash can and cannot verify.</w:t>
+        <w:t>Attempt this case before feedback. Record any help. Earlier examples below are further practice; a case already practised with feedback cannot establish fresh transfer.</w:t>
+      </w:r>
+    </w:p>
+    <w:p>
+      <w:pPr>
+        <w:pStyle w:val="Heading2"/>
+      </w:pPr>
+      <w:r>
+        <w:t>Feedback after trying</w:t>
       </w:r>
     </w:p>
     <w:p>
@@ -2856,30 +3594,112 @@
         <w:rPr>
           <w:b w:val="0"/>
         </w:rPr>
-        <w:t>A partner gets different results after changing pre</w:t>
+        <w:t>Attempt the independent case before hints. Record whether you worked alone, used a hint or followed a model. After feedback, fix the first unsupported step and explain why it changed.</w:t>
+      </w:r>
+    </w:p>
+    <w:p>
+      <w:pPr>
+        <w:spacing w:line="336" w:lineRule="auto" w:after="180"/>
+      </w:pPr>
+      <w:r>
+        <w:rPr>
+          <w:b w:val="0"/>
+        </w:rPr>
+        <w:t>A later check uses a changed case, not a copied answer.</w:t>
+      </w:r>
+    </w:p>
+    <w:p>
+      <w:pPr>
+        <w:pStyle w:val="Heading2"/>
+      </w:pPr>
+      <w:r>
+        <w:t>Earlier wording, alternatives and picture transcripts · reference / check after trying</w:t>
+      </w:r>
+    </w:p>
+    <w:p>
+      <w:pPr>
+        <w:pStyle w:val="Heading3"/>
+      </w:pPr>
+      <w:r>
+        <w:t>Independent case: Audit a new record independently</w:t>
+      </w:r>
+    </w:p>
+    <w:p>
+      <w:pPr>
+        <w:pStyle w:val="Heading3"/>
+      </w:pPr>
+      <w:r>
+        <w:t>Attempt this without hints</w:t>
+      </w:r>
+    </w:p>
+    <w:p>
+      <w:pPr>
+        <w:spacing w:line="336" w:lineRule="auto" w:after="180"/>
+      </w:pPr>
+      <w:r>
+        <w:rPr>
+          <w:b w:val="0"/>
+        </w:rPr>
+        <w:t xml:space="preserve">A separate run R17 records baseline a = 1 and </w:t>
       </w:r>
       <w:r>
         <w:rPr>
           <w:b/>
         </w:rPr>
-        <w:t>process</w:t>
+        <w:t>checkpoint</w:t>
       </w:r>
       <w:r>
         <w:rPr>
           <w:b w:val="0"/>
         </w:rPr>
-        <w:t>ing and replacing the validation file. They keep the old run ID and overwrite the old score.</w:t>
-      </w:r>
-    </w:p>
-    <w:p>
-      <w:pPr>
-        <w:spacing w:line="336" w:lineRule="auto" w:after="180"/>
-      </w:pPr>
+        <w:t xml:space="preserve">s a = 1.5 and a = 1.75. It uses </w:t>
+      </w:r>
+      <w:r>
+        <w:rPr>
+          <w:b/>
+        </w:rPr>
+        <w:t>prediction</w:t>
+      </w:r>
       <w:r>
         <w:rPr>
           <w:b w:val="0"/>
         </w:rPr>
-        <w:t>Explain what should be preserved and how the revised work should be recorded.</w:t>
+        <w:t xml:space="preserve"> max(0, a*x) and one validation case V9 with x = 4, y = 8.</w:t>
+      </w:r>
+    </w:p>
+    <w:p>
+      <w:pPr>
+        <w:spacing w:line="336" w:lineRule="auto" w:after="180"/>
+      </w:pPr>
+      <w:r>
+        <w:rPr>
+          <w:b w:val="0"/>
+        </w:rPr>
+        <w:t xml:space="preserve">Compute baseline and </w:t>
+      </w:r>
+      <w:r>
+        <w:rPr>
+          <w:b/>
+        </w:rPr>
+        <w:t>checkpoint</w:t>
+      </w:r>
+      <w:r>
+        <w:rPr>
+          <w:b w:val="0"/>
+        </w:rPr>
+        <w:t xml:space="preserve"> </w:t>
+      </w:r>
+      <w:r>
+        <w:rPr>
+          <w:b/>
+        </w:rPr>
+        <w:t>prediction</w:t>
+      </w:r>
+      <w:r>
+        <w:rPr>
+          <w:b w:val="0"/>
+        </w:rPr>
+        <w:t>s and squared errors, choose by lowest validation MSE, and write a bounded conclusion. Final evaluation and runtime have not been measured.</w:t>
       </w:r>
     </w:p>
     <w:p>
@@ -2887,7 +3707,7 @@
         <w:pStyle w:val="Heading3"/>
       </w:pPr>
       <w:r>
-        <w:t>Explain which evidence supports your conclusion and which claim remains unproved.</w:t>
+        <w:t>My independent procedure, result and limitation</w:t>
       </w:r>
     </w:p>
     <w:p>
@@ -2916,16 +3736,58 @@
       </w:r>
     </w:p>
     <w:p>
+      <w:r>
+        <w:t>________________________________________________________________</w:t>
+      </w:r>
+    </w:p>
+    <w:p>
+      <w:r>
+        <w:t>________________________________________________________________</w:t>
+      </w:r>
+    </w:p>
+    <w:p>
+      <w:r>
+        <w:t>________________________________________________________________</w:t>
+      </w:r>
+    </w:p>
+    <w:p>
+      <w:pPr>
+        <w:spacing w:line="336" w:lineRule="auto" w:after="180"/>
+      </w:pPr>
+      <w:r>
+        <w:rPr>
+          <w:b w:val="0"/>
+        </w:rPr>
+        <w:t>Record support used: none, hint or teacher explanation. After feedback, a different case is needed to demonstrate independence.</w:t>
+      </w:r>
+    </w:p>
+    <w:p>
+      <w:pPr>
+        <w:pStyle w:val="Heading3"/>
+      </w:pPr>
+      <w:r>
+        <w:t>Use feedback to improve</w:t>
+      </w:r>
+    </w:p>
+    <w:p>
       <w:pPr>
         <w:pStyle w:val="Heading1"/>
       </w:pPr>
       <w:r>
-        <w:t>11. Connect your project</w:t>
-      </w:r>
-    </w:p>
-    <w:p>
-      <w:r>
-        <w:t>Apply this week’s idea to Image-pattern Network Investigation. Keep an annotated decision and the evidence supporting it.</w:t>
+        <w:t>11. Save a replayable project record</w:t>
+      </w:r>
+    </w:p>
+    <w:p>
+      <w:r>
+        <w:t>Link the question to the exact data, model states, predictions and conclusion.</w:t>
+      </w:r>
+    </w:p>
+    <w:p>
+      <w:pPr>
+        <w:pStyle w:val="Heading2"/>
+      </w:pPr>
+      <w:r>
+        <w:t>Project task and artifact</w:t>
       </w:r>
     </w:p>
     <w:p>
@@ -3116,10 +3978,10 @@
     </w:tbl>
     <w:p>
       <w:pPr>
-        <w:pStyle w:val="Heading3"/>
-      </w:pPr>
-      <w:r>
-        <w:t>Evidence for your project</w:t>
+        <w:pStyle w:val="Heading2"/>
+      </w:pPr>
+      <w:r>
+        <w:t>Actual run or trace and limitations</w:t>
       </w:r>
     </w:p>
     <w:p>
@@ -3158,15 +4020,88 @@
     </w:p>
     <w:p>
       <w:pPr>
+        <w:pStyle w:val="Heading2"/>
+      </w:pPr>
+      <w:r>
+        <w:t>Earlier wording, alternatives and picture transcripts · reference / check after trying</w:t>
+      </w:r>
+    </w:p>
+    <w:p>
+      <w:pPr>
+        <w:pStyle w:val="Heading3"/>
+      </w:pPr>
+      <w:r>
+        <w:t>Evidence for your project</w:t>
+      </w:r>
+    </w:p>
+    <w:p>
+      <w:pPr>
         <w:pStyle w:val="Heading1"/>
       </w:pPr>
       <w:r>
-        <w:t>12. Show what you know</w:t>
-      </w:r>
-    </w:p>
-    <w:p>
-      <w:r>
-        <w:t>Use a genuinely new case for independent evidence. Previously discussed examples remain practice; use the separately named independent case before feedback.</w:t>
+        <w:t>16. Finish with a checkable result and an honest next step</w:t>
+      </w:r>
+    </w:p>
+    <w:p>
+      <w:r>
+        <w:t>Preserve missing evidence as missing and keep the original run intact.</w:t>
+      </w:r>
+    </w:p>
+    <w:p>
+      <w:pPr>
+        <w:pStyle w:val="Heading2"/>
+      </w:pPr>
+      <w:r>
+        <w:t>Retrieve and explain</w:t>
+      </w:r>
+    </w:p>
+    <w:p>
+      <w:pPr>
+        <w:pStyle w:val="ListBullet"/>
+      </w:pPr>
+      <w:r>
+        <w:t>Close your notes. Explain this goal in your own words: Record a network experiment with enough detail to replay its calculations</w:t>
+      </w:r>
+    </w:p>
+    <w:p>
+      <w:pPr>
+        <w:pStyle w:val="Heading3"/>
+      </w:pPr>
+      <w:r>
+        <w:t>My deciding step, evidence and one remaining question</w:t>
+      </w:r>
+    </w:p>
+    <w:p>
+      <w:r>
+        <w:t>________________________________________________________________</w:t>
+      </w:r>
+    </w:p>
+    <w:p>
+      <w:r>
+        <w:t>________________________________________________________________</w:t>
+      </w:r>
+    </w:p>
+    <w:p>
+      <w:r>
+        <w:t>________________________________________________________________</w:t>
+      </w:r>
+    </w:p>
+    <w:p>
+      <w:r>
+        <w:t>________________________________________________________________</w:t>
+      </w:r>
+    </w:p>
+    <w:p>
+      <w:r>
+        <w:t>________________________________________________________________</w:t>
+      </w:r>
+    </w:p>
+    <w:p>
+      <w:pPr>
+        <w:pStyle w:val="Heading2"/>
+      </w:pPr>
+      <w:r>
+        <w:t>Plan a changed-case return</w:t>
       </w:r>
     </w:p>
     <w:p>
@@ -3177,18 +4112,42 @@
         <w:rPr>
           <w:b w:val="0"/>
         </w:rPr>
-        <w:t>Report missing measurements as not measured, not as zero. If a final set has influenced a change, document that use and reserve new untouched evaluation before making an independent performance claim.</w:t>
-      </w:r>
-    </w:p>
-    <w:p>
-      <w:pPr>
-        <w:spacing w:line="336" w:lineRule="auto" w:after="180"/>
-      </w:pPr>
+        <w:t xml:space="preserve">If you are unsure, return to the worked picture and explain one arrow. If you are ready, change an </w:t>
+      </w:r>
+      <w:r>
+        <w:rPr>
+          <w:b/>
+        </w:rPr>
+        <w:t>input</w:t>
+      </w:r>
       <w:r>
         <w:rPr>
           <w:b w:val="0"/>
         </w:rPr>
-        <w:t xml:space="preserve">A polished report cannot fix leakage or missing </w:t>
+        <w:t xml:space="preserve"> or assumption and justify your </w:t>
+      </w:r>
+      <w:r>
+        <w:rPr>
+          <w:b/>
+        </w:rPr>
+        <w:t>prediction</w:t>
+      </w:r>
+      <w:r>
+        <w:rPr>
+          <w:b w:val="0"/>
+        </w:rPr>
+        <w:t>.</w:t>
+      </w:r>
+    </w:p>
+    <w:p>
+      <w:pPr>
+        <w:spacing w:line="336" w:lineRule="auto" w:after="180"/>
+      </w:pPr>
+      <w:r>
+        <w:rPr>
+          <w:b w:val="0"/>
+        </w:rPr>
+        <w:t xml:space="preserve">Save your workbook </w:t>
       </w:r>
       <w:r>
         <w:rPr>
@@ -3200,14 +4159,305 @@
         <w:rPr>
           <w:b w:val="0"/>
         </w:rPr>
-        <w:t>. For larger experiments, preserve denominators, subgroup results and resource conditions from Weeks 29 to 31.</w:t>
-      </w:r>
-    </w:p>
+        <w:t>. At the next review, try a different case before opening your old answer.</w:t>
+      </w:r>
+    </w:p>
+    <w:p>
+      <w:pPr>
+        <w:pStyle w:val="Heading1"/>
+      </w:pPr>
+      <w:r>
+        <w:t>Reference bank and extra practice</w:t>
+      </w:r>
+    </w:p>
+    <w:p>
+      <w:pPr>
+        <w:pStyle w:val="Heading1"/>
+      </w:pPr>
+      <w:r>
+        <w:t>05. Reference · Use the mathematical words precisely</w:t>
+      </w:r>
+    </w:p>
+    <w:p>
+      <w:r>
+        <w:t>Connect each term to a value or step in the current example.</w:t>
+      </w:r>
+    </w:p>
+    <w:p>
+      <w:pPr>
+        <w:pStyle w:val="Heading2"/>
+      </w:pPr>
+      <w:r>
+        <w:t>Vocabulary and your explanation</w:t>
+      </w:r>
+    </w:p>
+    <w:tbl>
+      <w:tblPr>
+        <w:tblStyle w:val="LightShading-Accent1"/>
+        <w:tblW w:type="auto" w:w="0"/>
+        <w:tblLook w:firstColumn="1" w:firstRow="1" w:lastColumn="0" w:lastRow="0" w:noHBand="0" w:noVBand="1" w:val="04A0"/>
+      </w:tblPr>
+      <w:tblGrid>
+        <w:gridCol w:w="5112"/>
+        <w:gridCol w:w="5112"/>
+      </w:tblGrid>
+      <w:tr>
+        <w:trPr>
+          <w:tblHeader/>
+        </w:trPr>
+        <w:tc>
+          <w:tcPr>
+            <w:tcW w:type="dxa" w:w="5112"/>
+          </w:tcPr>
+          <w:p>
+            <w:r>
+              <w:t>Word</w:t>
+            </w:r>
+          </w:p>
+        </w:tc>
+        <w:tc>
+          <w:tcPr>
+            <w:tcW w:type="dxa" w:w="5112"/>
+          </w:tcPr>
+          <w:p>
+            <w:r>
+              <w:t>Meaning</w:t>
+            </w:r>
+          </w:p>
+        </w:tc>
+      </w:tr>
+      <w:tr>
+        <w:tc>
+          <w:tcPr>
+            <w:tcW w:type="dxa" w:w="5112"/>
+          </w:tcPr>
+          <w:p>
+            <w:r>
+              <w:t>Run identifier</w:t>
+            </w:r>
+          </w:p>
+        </w:tc>
+        <w:tc>
+          <w:tcPr>
+            <w:tcW w:type="dxa" w:w="5112"/>
+          </w:tcPr>
+          <w:p>
+            <w:r>
+              <w:t>A unique label linking one experiment’s settings, outputs and records</w:t>
+            </w:r>
+          </w:p>
+        </w:tc>
+      </w:tr>
+      <w:tr>
+        <w:tc>
+          <w:tcPr>
+            <w:tcW w:type="dxa" w:w="5112"/>
+          </w:tcPr>
+          <w:p>
+            <w:r>
+              <w:t>Checkpoint</w:t>
+            </w:r>
+          </w:p>
+        </w:tc>
+        <w:tc>
+          <w:tcPr>
+            <w:tcW w:type="dxa" w:w="5112"/>
+          </w:tcPr>
+          <w:p>
+            <w:r>
+              <w:t>Saved model parameters at a specified stage of training</w:t>
+            </w:r>
+          </w:p>
+        </w:tc>
+      </w:tr>
+      <w:tr>
+        <w:tc>
+          <w:tcPr>
+            <w:tcW w:type="dxa" w:w="5112"/>
+          </w:tcPr>
+          <w:p>
+            <w:r>
+              <w:t>Manifest</w:t>
+            </w:r>
+          </w:p>
+        </w:tc>
+        <w:tc>
+          <w:tcPr>
+            <w:tcW w:type="dxa" w:w="5112"/>
+          </w:tcPr>
+          <w:p>
+            <w:r>
+              <w:t>An inventory connecting named artifacts with versions, roles and integrity information</w:t>
+            </w:r>
+          </w:p>
+        </w:tc>
+      </w:tr>
+      <w:tr>
+        <w:tc>
+          <w:tcPr>
+            <w:tcW w:type="dxa" w:w="5112"/>
+          </w:tcPr>
+          <w:p>
+            <w:r>
+              <w:t>Replay</w:t>
+            </w:r>
+          </w:p>
+        </w:tc>
+        <w:tc>
+          <w:tcPr>
+            <w:tcW w:type="dxa" w:w="5112"/>
+          </w:tcPr>
+          <w:p>
+            <w:r>
+              <w:t>Repeating a recorded procedure to check whether its outputs agree</w:t>
+            </w:r>
+          </w:p>
+        </w:tc>
+      </w:tr>
+    </w:tbl>
     <w:p>
       <w:pPr>
         <w:pStyle w:val="Heading3"/>
       </w:pPr>
       <w:r>
+        <w:t>Use two terms to explain a step in this week’s example.</w:t>
+      </w:r>
+    </w:p>
+    <w:p>
+      <w:r>
+        <w:t>________________________________________________________________</w:t>
+      </w:r>
+    </w:p>
+    <w:p>
+      <w:r>
+        <w:t>________________________________________________________________</w:t>
+      </w:r>
+    </w:p>
+    <w:p>
+      <w:r>
+        <w:t>________________________________________________________________</w:t>
+      </w:r>
+    </w:p>
+    <w:p>
+      <w:pPr>
+        <w:pStyle w:val="Heading1"/>
+      </w:pPr>
+      <w:r>
+        <w:t>10. Extra challenge · Explain a stronger case</w:t>
+      </w:r>
+    </w:p>
+    <w:p>
+      <w:r>
+        <w:t>Choose the next challenge after the main route.</w:t>
+      </w:r>
+    </w:p>
+    <w:p>
+      <w:pPr>
+        <w:pStyle w:val="Heading2"/>
+      </w:pPr>
+      <w:r>
+        <w:t>Explain,repair and extend</w:t>
+      </w:r>
+    </w:p>
+    <w:p>
+      <w:pPr>
+        <w:pStyle w:val="Heading3"/>
+      </w:pPr>
+      <w:r>
+        <w:t>Explain → apply → challenge</w:t>
+      </w:r>
+    </w:p>
+    <w:p>
+      <w:pPr>
+        <w:pStyle w:val="ListBullet"/>
+      </w:pPr>
+      <w:r>
+        <w:t>For NN32-A, record the prediction rule, initial weight, bias policy, learning rate, update count, loss, training/validation IDs, data order or shuffling policy, and checkpoint selection rule. Name one environment field still to record when you run it.</w:t>
+      </w:r>
+    </w:p>
+    <w:p>
+      <w:pPr>
+        <w:pStyle w:val="ListBullet"/>
+      </w:pPr>
+      <w:r>
+        <w:t>A folder contains only best-model.json and a screenshot of 0.5625. Identify four missing artifacts or records and explain what a content hash can and cannot verify.</w:t>
+      </w:r>
+    </w:p>
+    <w:p>
+      <w:pPr>
+        <w:pStyle w:val="ListBullet"/>
+      </w:pPr>
+      <w:r>
+        <w:t>A partner gets different results after changing preprocessing and replacing the validation file. They keep the old run ID and overwrite the old score. Explain what should be preserved and how the revised work should be recorded.</w:t>
+      </w:r>
+    </w:p>
+    <w:p>
+      <w:pPr>
+        <w:pStyle w:val="Heading3"/>
+      </w:pPr>
+      <w:r>
+        <w:t>Explain which evidence supports your conclusion and which claim remains unproved.</w:t>
+      </w:r>
+    </w:p>
+    <w:p>
+      <w:r>
+        <w:t>________________________________________________________________</w:t>
+      </w:r>
+    </w:p>
+    <w:p>
+      <w:r>
+        <w:t>________________________________________________________________</w:t>
+      </w:r>
+    </w:p>
+    <w:p>
+      <w:r>
+        <w:t>________________________________________________________________</w:t>
+      </w:r>
+    </w:p>
+    <w:p>
+      <w:r>
+        <w:t>________________________________________________________________</w:t>
+      </w:r>
+    </w:p>
+    <w:p>
+      <w:r>
+        <w:t>________________________________________________________________</w:t>
+      </w:r>
+    </w:p>
+    <w:p>
+      <w:pPr>
+        <w:pStyle w:val="Heading1"/>
+      </w:pPr>
+      <w:r>
+        <w:t>12. Reference · Check the representation and its limits</w:t>
+      </w:r>
+    </w:p>
+    <w:p>
+      <w:r>
+        <w:t>Use after practice;reserve the separate independent run R17 for the first individual attempt.</w:t>
+      </w:r>
+    </w:p>
+    <w:p>
+      <w:pPr>
+        <w:pStyle w:val="Heading2"/>
+      </w:pPr>
+      <w:r>
+        <w:t>Current explanation and response</w:t>
+      </w:r>
+    </w:p>
+    <w:p>
+      <w:pPr>
+        <w:pStyle w:val="ListBullet"/>
+      </w:pPr>
+      <w:r>
+        <w:t>Report missing measurements as not measured, not as zero. If a final set has influenced a change, document that use and reserve new untouched evaluation before making an independent performance claim. A polished report cannot fix leakage or missing evidence. For larger experiments, preserve denominators, subgroup results and resource conditions from Weeks 29 to 31.</w:t>
+      </w:r>
+    </w:p>
+    <w:p>
+      <w:pPr>
+        <w:pStyle w:val="Heading3"/>
+      </w:pPr>
+      <w:r>
         <w:t>A report says “final accuracy 0.5625, low energy” but includes only the selected weight and no data or code. Repair its claim and name the minimum evidence needed to check this run.</w:t>
       </w:r>
     </w:p>
@@ -3233,58 +4483,18 @@
     </w:p>
     <w:p>
       <w:pPr>
-        <w:spacing w:line="336" w:lineRule="auto" w:after="180"/>
-      </w:pPr>
-      <w:r>
-        <w:rPr>
-          <w:b w:val="0"/>
-        </w:rPr>
-        <w:t>Finish with a next action that follows from the limitations, such as planning a broader reserved evaluation without claiming it has already succeeded.</w:t>
-      </w:r>
-    </w:p>
-    <w:p>
-      <w:pPr>
-        <w:spacing w:line="336" w:lineRule="auto" w:after="180"/>
-      </w:pPr>
-      <w:r>
-        <w:rPr>
-          <w:b w:val="0"/>
-        </w:rPr>
-        <w:t>Next week begins the capstone by defining a hypothesis and baseline before controlled experiments.</w:t>
-      </w:r>
-    </w:p>
-    <w:p>
-      <w:pPr>
-        <w:spacing w:line="336" w:lineRule="auto" w:after="180"/>
-      </w:pPr>
-      <w:r>
-        <w:rPr>
-          <w:b w:val="0"/>
-        </w:rPr>
-        <w:t>A partner gets different results after changing pre</w:t>
-      </w:r>
-      <w:r>
-        <w:rPr>
-          <w:b/>
-        </w:rPr>
-        <w:t>process</w:t>
-      </w:r>
-      <w:r>
-        <w:rPr>
-          <w:b w:val="0"/>
-        </w:rPr>
-        <w:t>ing and replacing the validation file. They keep the old run ID and overwrite the old score.</w:t>
-      </w:r>
-    </w:p>
-    <w:p>
-      <w:pPr>
-        <w:spacing w:line="336" w:lineRule="auto" w:after="180"/>
-      </w:pPr>
-      <w:r>
-        <w:rPr>
-          <w:b w:val="0"/>
-        </w:rPr>
-        <w:t>Explain what should be preserved and how the revised work should be recorded.</w:t>
+        <w:pStyle w:val="ListBullet"/>
+      </w:pPr>
+      <w:r>
+        <w:t>Finish with a next action that follows from the limitations, such as planning a broader reserved evaluation without claiming it has already succeeded. Next week begins the capstone by defining a hypothesis and baseline before controlled experiments.</w:t>
+      </w:r>
+    </w:p>
+    <w:p>
+      <w:pPr>
+        <w:pStyle w:val="ListBullet"/>
+      </w:pPr>
+      <w:r>
+        <w:t>A partner gets different results after changing preprocessing and replacing the validation file. They keep the old run ID and overwrite the old score. Explain what should be preserved and how the revised work should be recorded.</w:t>
       </w:r>
     </w:p>
     <w:p>
@@ -3320,12 +4530,20 @@
         <w:pStyle w:val="Heading1"/>
       </w:pPr>
       <w:r>
-        <w:t>13. Study a complete case</w:t>
-      </w:r>
-    </w:p>
-    <w:p>
-      <w:r>
-        <w:t>Revisit the complete Documenting a network experiment case for supported practice. Repeated examples do not become fresh assessments.</w:t>
+        <w:t>13. Extra practice · Revisit the complete trace</w:t>
+      </w:r>
+    </w:p>
+    <w:p>
+      <w:r>
+        <w:t>Predict before reading the supplied steps.</w:t>
+      </w:r>
+    </w:p>
+    <w:p>
+      <w:pPr>
+        <w:pStyle w:val="Heading2"/>
+      </w:pPr>
+      <w:r>
+        <w:t>Complete trace and evidence</w:t>
       </w:r>
     </w:p>
     <w:p>
@@ -3526,324 +4744,20 @@
         <w:pStyle w:val="Heading1"/>
       </w:pPr>
       <w:r>
-        <w:t>14. Try a new case independently</w:t>
-      </w:r>
-    </w:p>
-    <w:p>
-      <w:r>
-        <w:t>Attempt the reserved new case before feedback. Record support; the earlier examples below remain additional practice.</w:t>
-      </w:r>
-    </w:p>
-    <w:p>
-      <w:pPr>
-        <w:pStyle w:val="Heading3"/>
-      </w:pPr>
-      <w:r>
-        <w:t>Independent case: Audit a new record independently</w:t>
-      </w:r>
-    </w:p>
-    <w:p>
-      <w:pPr>
-        <w:spacing w:line="336" w:lineRule="auto" w:after="180"/>
-      </w:pPr>
-      <w:r>
-        <w:rPr>
-          <w:b w:val="0"/>
-        </w:rPr>
-        <w:t xml:space="preserve">A separate run R17 records baseline a = 1 and </w:t>
-      </w:r>
-      <w:r>
-        <w:rPr>
-          <w:b/>
-        </w:rPr>
-        <w:t>checkpoint</w:t>
-      </w:r>
-      <w:r>
-        <w:rPr>
-          <w:b w:val="0"/>
-        </w:rPr>
-        <w:t xml:space="preserve">s a = 1.5 and a = 1.75. It uses </w:t>
-      </w:r>
-      <w:r>
-        <w:rPr>
-          <w:b/>
-        </w:rPr>
-        <w:t>prediction</w:t>
-      </w:r>
-      <w:r>
-        <w:rPr>
-          <w:b w:val="0"/>
-        </w:rPr>
-        <w:t xml:space="preserve"> max(0, a*x) and one validation case V9 with x = 4, y = 8.</w:t>
-      </w:r>
-    </w:p>
-    <w:p>
-      <w:pPr>
-        <w:spacing w:line="336" w:lineRule="auto" w:after="180"/>
-      </w:pPr>
-      <w:r>
-        <w:rPr>
-          <w:b w:val="0"/>
-        </w:rPr>
-        <w:t xml:space="preserve">Compute baseline and </w:t>
-      </w:r>
-      <w:r>
-        <w:rPr>
-          <w:b/>
-        </w:rPr>
-        <w:t>checkpoint</w:t>
-      </w:r>
-      <w:r>
-        <w:rPr>
-          <w:b w:val="0"/>
-        </w:rPr>
-        <w:t xml:space="preserve"> </w:t>
-      </w:r>
-      <w:r>
-        <w:rPr>
-          <w:b/>
-        </w:rPr>
-        <w:t>prediction</w:t>
-      </w:r>
-      <w:r>
-        <w:rPr>
-          <w:b w:val="0"/>
-        </w:rPr>
-        <w:t>s and squared errors, choose by lowest validation MSE, and write a bounded conclusion. Final evaluation and runtime have not been measured.</w:t>
-      </w:r>
-    </w:p>
-    <w:p>
-      <w:pPr>
-        <w:pStyle w:val="Heading3"/>
-      </w:pPr>
-      <w:r>
-        <w:t>My independent explanation, trace and limits</w:t>
-      </w:r>
-    </w:p>
-    <w:p>
-      <w:r>
-        <w:t>________________________________________________________________</w:t>
-      </w:r>
-    </w:p>
-    <w:p>
-      <w:r>
-        <w:t>________________________________________________________________</w:t>
-      </w:r>
-    </w:p>
-    <w:p>
-      <w:r>
-        <w:t>________________________________________________________________</w:t>
-      </w:r>
-    </w:p>
-    <w:p>
-      <w:r>
-        <w:t>________________________________________________________________</w:t>
-      </w:r>
-    </w:p>
-    <w:p>
-      <w:r>
-        <w:t>________________________________________________________________</w:t>
-      </w:r>
-    </w:p>
-    <w:p>
-      <w:r>
-        <w:t>________________________________________________________________</w:t>
-      </w:r>
-    </w:p>
-    <w:p>
-      <w:r>
-        <w:t>________________________________________________________________</w:t>
-      </w:r>
-    </w:p>
-    <w:p>
-      <w:pPr>
-        <w:spacing w:line="336" w:lineRule="auto" w:after="180"/>
-      </w:pPr>
-      <w:r>
-        <w:rPr>
-          <w:b w:val="0"/>
-        </w:rPr>
-        <w:t>Attempt this case before feedback. Record any help. Earlier examples below are further practice; a case already practised with feedback cannot establish fresh transfer.</w:t>
-      </w:r>
-    </w:p>
-    <w:p>
-      <w:pPr>
-        <w:pStyle w:val="Heading3"/>
-      </w:pPr>
-      <w:r>
-        <w:t>Attempt this without hints</w:t>
-      </w:r>
-    </w:p>
-    <w:p>
-      <w:pPr>
-        <w:spacing w:line="336" w:lineRule="auto" w:after="180"/>
-      </w:pPr>
-      <w:r>
-        <w:rPr>
-          <w:b w:val="0"/>
-        </w:rPr>
-        <w:t xml:space="preserve">A separate run R17 records baseline a = 1 and </w:t>
-      </w:r>
-      <w:r>
-        <w:rPr>
-          <w:b/>
-        </w:rPr>
-        <w:t>checkpoint</w:t>
-      </w:r>
-      <w:r>
-        <w:rPr>
-          <w:b w:val="0"/>
-        </w:rPr>
-        <w:t xml:space="preserve">s a = 1.5 and a = 1.75. It uses </w:t>
-      </w:r>
-      <w:r>
-        <w:rPr>
-          <w:b/>
-        </w:rPr>
-        <w:t>prediction</w:t>
-      </w:r>
-      <w:r>
-        <w:rPr>
-          <w:b w:val="0"/>
-        </w:rPr>
-        <w:t xml:space="preserve"> max(0, a*x) and one validation case V9 with x = 4, y = 8.</w:t>
-      </w:r>
-    </w:p>
-    <w:p>
-      <w:pPr>
-        <w:spacing w:line="336" w:lineRule="auto" w:after="180"/>
-      </w:pPr>
-      <w:r>
-        <w:rPr>
-          <w:b w:val="0"/>
-        </w:rPr>
-        <w:t xml:space="preserve">Compute baseline and </w:t>
-      </w:r>
-      <w:r>
-        <w:rPr>
-          <w:b/>
-        </w:rPr>
-        <w:t>checkpoint</w:t>
-      </w:r>
-      <w:r>
-        <w:rPr>
-          <w:b w:val="0"/>
-        </w:rPr>
-        <w:t xml:space="preserve"> </w:t>
-      </w:r>
-      <w:r>
-        <w:rPr>
-          <w:b/>
-        </w:rPr>
-        <w:t>prediction</w:t>
-      </w:r>
-      <w:r>
-        <w:rPr>
-          <w:b w:val="0"/>
-        </w:rPr>
-        <w:t>s and squared errors, choose by lowest validation MSE, and write a bounded conclusion. Final evaluation and runtime have not been measured.</w:t>
-      </w:r>
-    </w:p>
-    <w:p>
-      <w:pPr>
-        <w:pStyle w:val="Heading3"/>
-      </w:pPr>
-      <w:r>
-        <w:t>My independent procedure, result and limitation</w:t>
-      </w:r>
-    </w:p>
-    <w:p>
-      <w:r>
-        <w:t>________________________________________________________________</w:t>
-      </w:r>
-    </w:p>
-    <w:p>
-      <w:r>
-        <w:t>________________________________________________________________</w:t>
-      </w:r>
-    </w:p>
-    <w:p>
-      <w:r>
-        <w:t>________________________________________________________________</w:t>
-      </w:r>
-    </w:p>
-    <w:p>
-      <w:r>
-        <w:t>________________________________________________________________</w:t>
-      </w:r>
-    </w:p>
-    <w:p>
-      <w:r>
-        <w:t>________________________________________________________________</w:t>
-      </w:r>
-    </w:p>
-    <w:p>
-      <w:r>
-        <w:t>________________________________________________________________</w:t>
-      </w:r>
-    </w:p>
-    <w:p>
-      <w:r>
-        <w:t>________________________________________________________________</w:t>
-      </w:r>
-    </w:p>
-    <w:p>
-      <w:r>
-        <w:t>________________________________________________________________</w:t>
-      </w:r>
-    </w:p>
-    <w:p>
-      <w:pPr>
-        <w:spacing w:line="336" w:lineRule="auto" w:after="180"/>
-      </w:pPr>
-      <w:r>
-        <w:rPr>
-          <w:b w:val="0"/>
-        </w:rPr>
-        <w:t>Record support used: none, hint or teacher explanation. After feedback, a different case is needed to demonstrate independence.</w:t>
-      </w:r>
-    </w:p>
-    <w:p>
-      <w:pPr>
-        <w:pStyle w:val="Heading3"/>
-      </w:pPr>
-      <w:r>
-        <w:t>Use feedback to improve</w:t>
-      </w:r>
-    </w:p>
-    <w:p>
-      <w:pPr>
-        <w:spacing w:line="336" w:lineRule="auto" w:after="180"/>
-      </w:pPr>
-      <w:r>
-        <w:rPr>
-          <w:b w:val="0"/>
-        </w:rPr>
-        <w:t>Attempt the independent case before hints. Record whether you worked alone, used a hint or followed a model. After feedback, fix the first unsupported step and explain why it changed.</w:t>
-      </w:r>
-    </w:p>
-    <w:p>
-      <w:pPr>
-        <w:spacing w:line="336" w:lineRule="auto" w:after="180"/>
-      </w:pPr>
-      <w:r>
-        <w:rPr>
-          <w:b w:val="0"/>
-        </w:rPr>
-        <w:t>A later check uses a changed case, not a copied answer.</w:t>
-      </w:r>
-    </w:p>
-    <w:p>
-      <w:pPr>
-        <w:pStyle w:val="Heading1"/>
-      </w:pPr>
-      <w:r>
-        <w:t>15. Your lesson route</w:t>
-      </w:r>
-    </w:p>
-    <w:p>
-      <w:r>
-        <w:t>Use this map to navigate Documenting a network experiment, connect the goals to tasks and keep one evidence record for each attempt.</w:t>
+        <w:t>15. Reference · The earlier route checklist</w:t>
+      </w:r>
+    </w:p>
+    <w:p>
+      <w:r>
+        <w:t>Use one main route rather than repeating the lesson.</w:t>
+      </w:r>
+    </w:p>
+    <w:p>
+      <w:pPr>
+        <w:pStyle w:val="Heading2"/>
+      </w:pPr>
+      <w:r>
+        <w:t>Targets,route and first prediction</w:t>
       </w:r>
     </w:p>
     <w:p>
@@ -4034,12 +4948,117 @@
         <w:pStyle w:val="Heading1"/>
       </w:pPr>
       <w:r>
-        <w:t>16. Finish and return</w:t>
-      </w:r>
-    </w:p>
-    <w:p>
-      <w:r>
-        <w:t>Explain Documenting a network experiment without notes, identify a remaining question and plan a later check with a changed case.</w:t>
+        <w:t>17. Extra practice · Predict,check and repair</w:t>
+      </w:r>
+    </w:p>
+    <w:p>
+      <w:r>
+        <w:t>Keep supported feedback separate from the independent case.</w:t>
+      </w:r>
+    </w:p>
+    <w:p>
+      <w:pPr>
+        <w:pStyle w:val="Heading2"/>
+      </w:pPr>
+      <w:r>
+        <w:t>First supported question and optional hint</w:t>
+      </w:r>
+    </w:p>
+    <w:p>
+      <w:pPr>
+        <w:pStyle w:val="ListBullet"/>
+      </w:pPr>
+      <w:r>
+        <w:t>Document checkpoint selection so another team can reconstruct every reported number.</w:t>
+      </w:r>
+    </w:p>
+    <w:p>
+      <w:pPr>
+        <w:pStyle w:val="Heading3"/>
+      </w:pPr>
+      <w:r>
+        <w:t>Practice 1: explain the deciding evidence</w:t>
+      </w:r>
+    </w:p>
+    <w:p>
+      <w:pPr>
+        <w:pStyle w:val="ListBullet"/>
+      </w:pPr>
+      <w:r>
+        <w:t>Which labelled step matches this detail? Choose a = 1.25; save R8, inputs, formula, checkpoint values, loss rule and validation role.</w:t>
+      </w:r>
+    </w:p>
+    <w:p>
+      <w:pPr>
+        <w:pStyle w:val="ListBullet"/>
+      </w:pPr>
+      <w:r>
+        <w:t>1. Checkpoint comparison</w:t>
+      </w:r>
+    </w:p>
+    <w:p>
+      <w:pPr>
+        <w:pStyle w:val="ListBullet"/>
+      </w:pPr>
+      <w:r>
+        <w:t>2. Select and record</w:t>
+      </w:r>
+    </w:p>
+    <w:p>
+      <w:pPr>
+        <w:pStyle w:val="ListBullet"/>
+      </w:pPr>
+      <w:r>
+        <w:t>3. Baseline prediction</w:t>
+      </w:r>
+    </w:p>
+    <w:p>
+      <w:pPr>
+        <w:pStyle w:val="Heading3"/>
+      </w:pPr>
+      <w:r>
+        <w:t>My selected conclusion, deciding fact and explanation</w:t>
+      </w:r>
+    </w:p>
+    <w:p>
+      <w:r>
+        <w:t>________________________________________________________________</w:t>
+      </w:r>
+    </w:p>
+    <w:p>
+      <w:r>
+        <w:t>________________________________________________________________</w:t>
+      </w:r>
+    </w:p>
+    <w:p>
+      <w:r>
+        <w:t>________________________________________________________________</w:t>
+      </w:r>
+    </w:p>
+    <w:p>
+      <w:r>
+        <w:t>________________________________________________________________</w:t>
+      </w:r>
+    </w:p>
+    <w:p>
+      <w:r>
+        <w:t>________________________________________________________________</w:t>
+      </w:r>
+    </w:p>
+    <w:p>
+      <w:pPr>
+        <w:pStyle w:val="ListBullet"/>
+      </w:pPr>
+      <w:r>
+        <w:t>Hint if needed: Read the steps in the pictorial case. Match the supplied detail to the stage that performs or records it.</w:t>
+      </w:r>
+    </w:p>
+    <w:p>
+      <w:pPr>
+        <w:pStyle w:val="Heading2"/>
+      </w:pPr>
+      <w:r>
+        <w:t>Check after the first attempt · reference / check after trying</w:t>
       </w:r>
     </w:p>
     <w:p>
@@ -4050,63 +5069,7 @@
         <w:rPr>
           <w:b w:val="0"/>
         </w:rPr>
-        <w:t xml:space="preserve">Close your notes. Explain this goal in your own words: Record a network experiment with enough detail to </w:t>
-      </w:r>
-      <w:r>
-        <w:rPr>
-          <w:b/>
-        </w:rPr>
-        <w:t>replay</w:t>
-      </w:r>
-      <w:r>
-        <w:rPr>
-          <w:b w:val="0"/>
-        </w:rPr>
-        <w:t xml:space="preserve"> its calculations</w:t>
-      </w:r>
-    </w:p>
-    <w:p>
-      <w:pPr>
-        <w:pStyle w:val="Heading3"/>
-      </w:pPr>
-      <w:r>
-        <w:t>My deciding step, evidence and one remaining question</w:t>
-      </w:r>
-    </w:p>
-    <w:p>
-      <w:r>
-        <w:t>________________________________________________________________</w:t>
-      </w:r>
-    </w:p>
-    <w:p>
-      <w:r>
-        <w:t>________________________________________________________________</w:t>
-      </w:r>
-    </w:p>
-    <w:p>
-      <w:r>
-        <w:t>________________________________________________________________</w:t>
-      </w:r>
-    </w:p>
-    <w:p>
-      <w:r>
-        <w:t>________________________________________________________________</w:t>
-      </w:r>
-    </w:p>
-    <w:p>
-      <w:r>
-        <w:t>________________________________________________________________</w:t>
-      </w:r>
-    </w:p>
-    <w:p>
-      <w:pPr>
-        <w:spacing w:line="336" w:lineRule="auto" w:after="180"/>
-      </w:pPr>
-      <w:r>
-        <w:rPr>
-          <w:b w:val="0"/>
-        </w:rPr>
-        <w:t xml:space="preserve">If you are unsure, return to the worked picture and explain one arrow. If you are ready, change an </w:t>
+        <w:t xml:space="preserve">After your attempt, compare with the supported explanation: Select and record Choose a = 1.25; save R8, </w:t>
       </w:r>
       <w:r>
         <w:rPr>
@@ -4118,7 +5081,353 @@
         <w:rPr>
           <w:b w:val="0"/>
         </w:rPr>
-        <w:t xml:space="preserve"> or assumption and justify your </w:t>
+        <w:t xml:space="preserve">s, formula, </w:t>
+      </w:r>
+      <w:r>
+        <w:rPr>
+          <w:b/>
+        </w:rPr>
+        <w:t>checkpoint</w:t>
+      </w:r>
+      <w:r>
+        <w:rPr>
+          <w:b w:val="0"/>
+        </w:rPr>
+        <w:t xml:space="preserve"> values, loss rule and validation role.</w:t>
+      </w:r>
+    </w:p>
+    <w:p>
+      <w:pPr>
+        <w:spacing w:line="336" w:lineRule="auto" w:after="180"/>
+      </w:pPr>
+      <w:r>
+        <w:rPr>
+          <w:b w:val="0"/>
+        </w:rPr>
+        <w:t xml:space="preserve">A reproducible record includes the actual </w:t>
+      </w:r>
+      <w:r>
+        <w:rPr>
+          <w:b/>
+        </w:rPr>
+        <w:t>input</w:t>
+      </w:r>
+      <w:r>
+        <w:rPr>
+          <w:b w:val="0"/>
+        </w:rPr>
+        <w:t xml:space="preserve">, formula, parameters and scoring rule, together with each dataset’s role. The validation case selects the best supplied </w:t>
+      </w:r>
+      <w:r>
+        <w:rPr>
+          <w:b/>
+        </w:rPr>
+        <w:t>checkpoint</w:t>
+      </w:r>
+      <w:r>
+        <w:rPr>
+          <w:b w:val="0"/>
+        </w:rPr>
+        <w:t>, so it is part of development.</w:t>
+      </w:r>
+    </w:p>
+    <w:p>
+      <w:pPr>
+        <w:spacing w:line="336" w:lineRule="auto" w:after="180"/>
+      </w:pPr>
+      <w:r>
+        <w:rPr>
+          <w:b w:val="0"/>
+        </w:rPr>
+        <w:t xml:space="preserve">Save that selection history and freeze the </w:t>
+      </w:r>
+      <w:r>
+        <w:rPr>
+          <w:b/>
+        </w:rPr>
+        <w:t>checkpoint</w:t>
+      </w:r>
+      <w:r>
+        <w:rPr>
+          <w:b w:val="0"/>
+        </w:rPr>
+        <w:t xml:space="preserve"> before evaluating fresh final cases. Renaming the same case a test does not change how it was used.</w:t>
+      </w:r>
+    </w:p>
+    <w:p>
+      <w:pPr>
+        <w:pStyle w:val="Heading2"/>
+      </w:pPr>
+      <w:r>
+        <w:t>Changed-case question and optional hint</w:t>
+      </w:r>
+    </w:p>
+    <w:p>
+      <w:pPr>
+        <w:pStyle w:val="Heading3"/>
+      </w:pPr>
+      <w:r>
+        <w:t>Practice 2: explain the deciding evidence</w:t>
+      </w:r>
+    </w:p>
+    <w:p>
+      <w:pPr>
+        <w:pStyle w:val="ListBullet"/>
+      </w:pPr>
+      <w:r>
+        <w:t>Changed-case practice: A teammate calls V4 a final test after using it to select a=1.25. Which conclusion is supported by the supplied facts?</w:t>
+      </w:r>
+    </w:p>
+    <w:p>
+      <w:pPr>
+        <w:pStyle w:val="ListBullet"/>
+      </w:pPr>
+      <w:r>
+        <w:t>1. We can decide the result without examining the changed input or the procedure.</w:t>
+      </w:r>
+    </w:p>
+    <w:p>
+      <w:pPr>
+        <w:pStyle w:val="ListBullet"/>
+      </w:pPr>
+      <w:r>
+        <w:t>2. This one example guarantees correct results for every future input.</w:t>
+      </w:r>
+    </w:p>
+    <w:p>
+      <w:pPr>
+        <w:pStyle w:val="ListBullet"/>
+      </w:pPr>
+      <w:r>
+        <w:t>3. Correct its role to validation; it was used for selection.</w:t>
+      </w:r>
+    </w:p>
+    <w:p>
+      <w:pPr>
+        <w:pStyle w:val="Heading3"/>
+      </w:pPr>
+      <w:r>
+        <w:t>My selected conclusion, deciding fact and explanation</w:t>
+      </w:r>
+    </w:p>
+    <w:p>
+      <w:r>
+        <w:t>________________________________________________________________</w:t>
+      </w:r>
+    </w:p>
+    <w:p>
+      <w:r>
+        <w:t>________________________________________________________________</w:t>
+      </w:r>
+    </w:p>
+    <w:p>
+      <w:r>
+        <w:t>________________________________________________________________</w:t>
+      </w:r>
+    </w:p>
+    <w:p>
+      <w:r>
+        <w:t>________________________________________________________________</w:t>
+      </w:r>
+    </w:p>
+    <w:p>
+      <w:r>
+        <w:t>________________________________________________________________</w:t>
+      </w:r>
+    </w:p>
+    <w:p>
+      <w:pPr>
+        <w:pStyle w:val="ListBullet"/>
+      </w:pPr>
+      <w:r>
+        <w:t>Hint if needed: Use the changed condition and the deciding step in the pictorial trace. The answer must say what follows from those facts.</w:t>
+      </w:r>
+    </w:p>
+    <w:p>
+      <w:pPr>
+        <w:pStyle w:val="Heading2"/>
+      </w:pPr>
+      <w:r>
+        <w:t>Check after the changed attempt · reference / check after trying</w:t>
+      </w:r>
+    </w:p>
+    <w:p>
+      <w:pPr>
+        <w:spacing w:line="336" w:lineRule="auto" w:after="180"/>
+      </w:pPr>
+      <w:r>
+        <w:rPr>
+          <w:b w:val="0"/>
+        </w:rPr>
+        <w:t xml:space="preserve">After your attempt, compare with the supported explanation: Correct its role to validation; it was used for selection. Changing the label on a dataset does not make its </w:t>
+      </w:r>
+      <w:r>
+        <w:rPr>
+          <w:b/>
+        </w:rPr>
+        <w:t>evidence</w:t>
+      </w:r>
+      <w:r>
+        <w:rPr>
+          <w:b w:val="0"/>
+        </w:rPr>
+        <w:t xml:space="preserve"> untouched.</w:t>
+      </w:r>
+    </w:p>
+    <w:p>
+      <w:pPr>
+        <w:pStyle w:val="Heading2"/>
+      </w:pPr>
+      <w:r>
+        <w:t>Repair and retain the record</w:t>
+      </w:r>
+    </w:p>
+    <w:p>
+      <w:pPr>
+        <w:spacing w:line="336" w:lineRule="auto" w:after="180"/>
+      </w:pPr>
+      <w:r>
+        <w:rPr>
+          <w:b w:val="0"/>
+        </w:rPr>
+        <w:t>Review Efficiency and resource measurement (ai-5/31). Goal: Calculate throughput and amortised time per example from repeated timings. Short practice: Why is 10 ms/case not necessarily a single-request latency?</w:t>
+      </w:r>
+    </w:p>
+    <w:p>
+      <w:pPr>
+        <w:spacing w:line="336" w:lineRule="auto" w:after="180"/>
+      </w:pPr>
+      <w:r>
+        <w:rPr>
+          <w:b w:val="0"/>
+        </w:rPr>
+        <w:t xml:space="preserve">Point to the relevant step in the picture, then write the changed result and the rule or </w:t>
+      </w:r>
+      <w:r>
+        <w:rPr>
+          <w:b/>
+        </w:rPr>
+        <w:t>evidence</w:t>
+      </w:r>
+      <w:r>
+        <w:rPr>
+          <w:b w:val="0"/>
+        </w:rPr>
+        <w:t xml:space="preserve"> that supports it.. Return to this week and explain what you changed.</w:t>
+      </w:r>
+    </w:p>
+    <w:p>
+      <w:pPr>
+        <w:spacing w:line="336" w:lineRule="auto" w:after="180"/>
+      </w:pPr>
+      <w:r>
+        <w:rPr>
+          <w:b w:val="0"/>
+        </w:rPr>
+        <w:t>Review Uncertainty and failure analysis (ai-5/29). Goal: Distinguish a predicted class, confidence score and observed correctness. Short practice: What is C’s positive-class probability and chosen-label confidence?</w:t>
+      </w:r>
+    </w:p>
+    <w:p>
+      <w:pPr>
+        <w:spacing w:line="336" w:lineRule="auto" w:after="180"/>
+      </w:pPr>
+      <w:r>
+        <w:rPr>
+          <w:b w:val="0"/>
+        </w:rPr>
+        <w:t xml:space="preserve">Point to the relevant step in the picture, then write the changed result and the rule or </w:t>
+      </w:r>
+      <w:r>
+        <w:rPr>
+          <w:b/>
+        </w:rPr>
+        <w:t>evidence</w:t>
+      </w:r>
+      <w:r>
+        <w:rPr>
+          <w:b w:val="0"/>
+        </w:rPr>
+        <w:t xml:space="preserve"> that supports it.. Return to this week and explain what you changed.</w:t>
+      </w:r>
+    </w:p>
+    <w:p>
+      <w:pPr>
+        <w:spacing w:line="336" w:lineRule="auto" w:after="180"/>
+      </w:pPr>
+      <w:r>
+        <w:rPr>
+          <w:b w:val="0"/>
+        </w:rPr>
+        <w:t>Review Embeddings and neighbourhoods (ai-5/26). Goal: Look up a vector using a token ID and preserve sequence shape. Short practice: What would justify claiming nearby vectors mean related topics?</w:t>
+      </w:r>
+    </w:p>
+    <w:p>
+      <w:pPr>
+        <w:spacing w:line="336" w:lineRule="auto" w:after="180"/>
+      </w:pPr>
+      <w:r>
+        <w:rPr>
+          <w:b w:val="0"/>
+        </w:rPr>
+        <w:t xml:space="preserve">Point to the relevant step in the picture, then write the changed result and the rule or </w:t>
+      </w:r>
+      <w:r>
+        <w:rPr>
+          <w:b/>
+        </w:rPr>
+        <w:t>evidence</w:t>
+      </w:r>
+      <w:r>
+        <w:rPr>
+          <w:b w:val="0"/>
+        </w:rPr>
+        <w:t xml:space="preserve"> that supports it.. Return to this week and explain what you changed.</w:t>
+      </w:r>
+    </w:p>
+    <w:p>
+      <w:pPr>
+        <w:spacing w:line="336" w:lineRule="auto" w:after="180"/>
+      </w:pPr>
+      <w:r>
+        <w:rPr>
+          <w:b w:val="0"/>
+        </w:rPr>
+        <w:t xml:space="preserve">The browser lab lets you edit the supported Python examples already included in this lesson. Predict first, run, inspect the actual </w:t>
+      </w:r>
+      <w:r>
+        <w:rPr>
+          <w:b/>
+        </w:rPr>
+        <w:t>output</w:t>
+      </w:r>
+      <w:r>
+        <w:rPr>
+          <w:b w:val="0"/>
+        </w:rPr>
+        <w:t xml:space="preserve"> or error, change one </w:t>
+      </w:r>
+      <w:r>
+        <w:rPr>
+          <w:b/>
+        </w:rPr>
+        <w:t>input</w:t>
+      </w:r>
+      <w:r>
+        <w:rPr>
+          <w:b w:val="0"/>
+        </w:rPr>
+        <w:t>, then run again.</w:t>
+      </w:r>
+    </w:p>
+    <w:p>
+      <w:pPr>
+        <w:spacing w:line="336" w:lineRule="auto" w:after="180"/>
+      </w:pPr>
+      <w:r>
+        <w:rPr>
+          <w:b w:val="0"/>
+        </w:rPr>
+        <w:t xml:space="preserve">Keep code, </w:t>
       </w:r>
       <w:r>
         <w:rPr>
@@ -4130,7 +5439,7 @@
         <w:rPr>
           <w:b w:val="0"/>
         </w:rPr>
-        <w:t>.</w:t>
+        <w:t>s, actual results and a reasoned revision together. On paper, label your result as a trace rather than an execution.</w:t>
       </w:r>
     </w:p>
     <w:p>
@@ -4141,7 +5450,7 @@
         <w:rPr>
           <w:b w:val="0"/>
         </w:rPr>
-        <w:t xml:space="preserve">Save your workbook </w:t>
+        <w:t xml:space="preserve">Use Download completed work in the hosted lesson to export your answers, reflections, practice feedback and code-run </w:t>
       </w:r>
       <w:r>
         <w:rPr>
@@ -4153,20 +5462,26 @@
         <w:rPr>
           <w:b w:val="0"/>
         </w:rPr>
-        <w:t>. At the next review, try a different case before opening your old answer.</w:t>
-      </w:r>
-    </w:p>
-    <w:p>
-      <w:pPr>
-        <w:pStyle w:val="Heading1"/>
-      </w:pPr>
-      <w:r>
-        <w:t>17. Supported practice, repair and portfolio</w:t>
-      </w:r>
-    </w:p>
-    <w:p>
-      <w:r>
-        <w:t>Attempt supported questions before using hints or feedback. Review a missing building block, then keep the completed work.</w:t>
+        <w:t>. Open the HTML copy to read or print it.</w:t>
+      </w:r>
+    </w:p>
+    <w:p>
+      <w:pPr>
+        <w:spacing w:line="336" w:lineRule="auto" w:after="180"/>
+      </w:pPr>
+      <w:r>
+        <w:rPr>
+          <w:b w:val="0"/>
+        </w:rPr>
+        <w:t>Drafts stay in this browser when storage is available; clear drafts on a shared device.</w:t>
+      </w:r>
+    </w:p>
+    <w:p>
+      <w:pPr>
+        <w:pStyle w:val="Heading2"/>
+      </w:pPr>
+      <w:r>
+        <w:t>Earlier wording, alternatives and picture transcripts · reference / check after trying</w:t>
       </w:r>
     </w:p>
     <w:p>
@@ -4182,122 +5497,10 @@
     </w:p>
     <w:p>
       <w:pPr>
-        <w:spacing w:line="336" w:lineRule="auto" w:after="180"/>
-      </w:pPr>
-      <w:r>
-        <w:rPr>
-          <w:b w:val="0"/>
-        </w:rPr>
-        <w:t xml:space="preserve">Document </w:t>
-      </w:r>
-      <w:r>
-        <w:rPr>
-          <w:b/>
-        </w:rPr>
-        <w:t>checkpoint</w:t>
-      </w:r>
-      <w:r>
-        <w:rPr>
-          <w:b w:val="0"/>
-        </w:rPr>
-        <w:t xml:space="preserve"> selection so another team can reconstruct every reported number.</w:t>
-      </w:r>
-    </w:p>
-    <w:p>
-      <w:pPr>
         <w:pStyle w:val="Heading3"/>
       </w:pPr>
       <w:r>
-        <w:t>Practice 1: explain the deciding evidence</w:t>
-      </w:r>
-    </w:p>
-    <w:p>
-      <w:pPr>
-        <w:spacing w:line="336" w:lineRule="auto" w:after="180"/>
-      </w:pPr>
-      <w:r>
-        <w:rPr>
-          <w:b w:val="0"/>
-        </w:rPr>
-        <w:t xml:space="preserve">Which labelled step matches this detail? Choose a = 1.25; save R8, </w:t>
-      </w:r>
-      <w:r>
-        <w:rPr>
-          <w:b/>
-        </w:rPr>
-        <w:t>input</w:t>
-      </w:r>
-      <w:r>
-        <w:rPr>
-          <w:b w:val="0"/>
-        </w:rPr>
-        <w:t xml:space="preserve">s, formula, </w:t>
-      </w:r>
-      <w:r>
-        <w:rPr>
-          <w:b/>
-        </w:rPr>
-        <w:t>checkpoint</w:t>
-      </w:r>
-      <w:r>
-        <w:rPr>
-          <w:b w:val="0"/>
-        </w:rPr>
-        <w:t xml:space="preserve"> values, loss rule and validation role.</w:t>
-      </w:r>
-    </w:p>
-    <w:p>
-      <w:pPr>
-        <w:spacing w:line="336" w:lineRule="auto" w:after="180"/>
-        <w:shd w:fill="F4F9FC"/>
-      </w:pPr>
-      <w:r>
-        <w:rPr>
-          <w:b w:val="0"/>
-        </w:rPr>
-        <w:t xml:space="preserve">1. </w:t>
-      </w:r>
-      <w:r>
-        <w:rPr>
-          <w:b/>
-        </w:rPr>
-        <w:t>Checkpoint</w:t>
-      </w:r>
-      <w:r>
-        <w:rPr>
-          <w:b w:val="0"/>
-        </w:rPr>
-        <w:t xml:space="preserve"> comparison</w:t>
-      </w:r>
-    </w:p>
-    <w:p>
-      <w:pPr>
-        <w:spacing w:line="336" w:lineRule="auto" w:after="180"/>
-        <w:shd w:fill="F4F9FC"/>
-      </w:pPr>
-      <w:r>
-        <w:rPr>
-          <w:b w:val="0"/>
-        </w:rPr>
-        <w:t>2. Select and record</w:t>
-      </w:r>
-    </w:p>
-    <w:p>
-      <w:pPr>
-        <w:spacing w:line="336" w:lineRule="auto" w:after="180"/>
-        <w:shd w:fill="F4F9FC"/>
-      </w:pPr>
-      <w:r>
-        <w:rPr>
-          <w:b w:val="0"/>
-        </w:rPr>
-        <w:t xml:space="preserve">3. Baseline </w:t>
-      </w:r>
-      <w:r>
-        <w:rPr>
-          <w:b/>
-        </w:rPr>
-        <w:t>prediction</w:t>
+        <w:t>Repair a missing building block</w:t>
       </w:r>
     </w:p>
     <w:p>
@@ -4305,32 +5508,7 @@
         <w:pStyle w:val="Heading3"/>
       </w:pPr>
       <w:r>
-        <w:t>My selected conclusion, deciding fact and explanation</w:t>
-      </w:r>
-    </w:p>
-    <w:p>
-      <w:r>
-        <w:t>________________________________________________________________</w:t>
-      </w:r>
-    </w:p>
-    <w:p>
-      <w:r>
-        <w:t>________________________________________________________________</w:t>
-      </w:r>
-    </w:p>
-    <w:p>
-      <w:r>
-        <w:t>________________________________________________________________</w:t>
-      </w:r>
-    </w:p>
-    <w:p>
-      <w:r>
-        <w:t>________________________________________________________________</w:t>
-      </w:r>
-    </w:p>
-    <w:p>
-      <w:r>
-        <w:t>________________________________________________________________</w:t>
+        <w:t>Predict, run and debug</w:t>
       </w:r>
     </w:p>
     <w:p>
@@ -4338,532 +5516,25 @@
         <w:pStyle w:val="Heading3"/>
       </w:pPr>
       <w:r>
-        <w:t>Hint · try first</w:t>
-      </w:r>
-    </w:p>
-    <w:p>
-      <w:pPr>
-        <w:spacing w:line="336" w:lineRule="auto" w:after="180"/>
-        <w:shd w:fill="F1F6F8"/>
-      </w:pPr>
-      <w:r>
-        <w:rPr>
-          <w:b w:val="0"/>
-        </w:rPr>
-        <w:t>Hint if needed: Read the steps in the pictorial case. Match the supplied detail to the stage that performs or records it.</w:t>
-      </w:r>
-    </w:p>
-    <w:p>
-      <w:pPr>
-        <w:pStyle w:val="Heading3"/>
-      </w:pPr>
-      <w:r>
-        <w:t>Feedback · compare after trying</w:t>
-      </w:r>
-    </w:p>
-    <w:p>
-      <w:pPr>
-        <w:spacing w:line="336" w:lineRule="auto" w:after="180"/>
-        <w:shd w:fill="F1F6FC"/>
-      </w:pPr>
-      <w:r>
-        <w:rPr>
-          <w:b w:val="0"/>
-        </w:rPr>
-        <w:t xml:space="preserve">After your attempt, compare with the supported explanation: Select and record Choose a = 1.25; save R8, </w:t>
-      </w:r>
-      <w:r>
-        <w:rPr>
-          <w:b/>
-        </w:rPr>
-        <w:t>input</w:t>
-      </w:r>
-      <w:r>
-        <w:rPr>
-          <w:b w:val="0"/>
-        </w:rPr>
-        <w:t xml:space="preserve">s, formula, </w:t>
-      </w:r>
-      <w:r>
-        <w:rPr>
-          <w:b/>
-        </w:rPr>
-        <w:t>checkpoint</w:t>
-      </w:r>
-      <w:r>
-        <w:rPr>
-          <w:b w:val="0"/>
-        </w:rPr>
-        <w:t xml:space="preserve"> values, loss rule and validation role.</w:t>
-      </w:r>
-    </w:p>
-    <w:p>
-      <w:pPr>
-        <w:spacing w:line="336" w:lineRule="auto" w:after="180"/>
-        <w:shd w:fill="F1F6FC"/>
-      </w:pPr>
-      <w:r>
-        <w:rPr>
-          <w:b w:val="0"/>
-        </w:rPr>
-        <w:t xml:space="preserve">A reproducible record includes the actual </w:t>
-      </w:r>
-      <w:r>
-        <w:rPr>
-          <w:b/>
-        </w:rPr>
-        <w:t>input</w:t>
-      </w:r>
-      <w:r>
-        <w:rPr>
-          <w:b w:val="0"/>
-        </w:rPr>
-        <w:t xml:space="preserve">, formula, parameters and scoring rule, together with each dataset’s role. The validation case selects the best supplied </w:t>
-      </w:r>
-      <w:r>
-        <w:rPr>
-          <w:b/>
-        </w:rPr>
-        <w:t>checkpoint</w:t>
-      </w:r>
-      <w:r>
-        <w:rPr>
-          <w:b w:val="0"/>
-        </w:rPr>
-        <w:t>, so it is part of development.</w:t>
-      </w:r>
-    </w:p>
-    <w:p>
-      <w:pPr>
-        <w:spacing w:line="336" w:lineRule="auto" w:after="180"/>
-        <w:shd w:fill="F1F6FC"/>
-      </w:pPr>
-      <w:r>
-        <w:rPr>
-          <w:b w:val="0"/>
-        </w:rPr>
-        <w:t xml:space="preserve">Save that selection history and freeze the </w:t>
-      </w:r>
-      <w:r>
-        <w:rPr>
-          <w:b/>
-        </w:rPr>
-        <w:t>checkpoint</w:t>
-      </w:r>
-      <w:r>
-        <w:rPr>
-          <w:b w:val="0"/>
-        </w:rPr>
-        <w:t xml:space="preserve"> before evaluating fresh final cases. Renaming the same case a test does not change how it was used.</w:t>
-      </w:r>
-    </w:p>
-    <w:p>
-      <w:pPr>
-        <w:pStyle w:val="Heading3"/>
-      </w:pPr>
-      <w:r>
-        <w:t>Practice 2: explain the deciding evidence</w:t>
-      </w:r>
-    </w:p>
-    <w:p>
-      <w:pPr>
-        <w:pStyle w:val="Heading3"/>
-      </w:pPr>
-      <w:r>
-        <w:t>Changed case · predict first</w:t>
-      </w:r>
-    </w:p>
-    <w:p>
-      <w:pPr>
-        <w:spacing w:line="336" w:lineRule="auto" w:after="180"/>
-        <w:shd w:fill="F5F1FB"/>
-      </w:pPr>
-      <w:r>
-        <w:rPr>
-          <w:b w:val="0"/>
-        </w:rPr>
-        <w:t>Changed-case practice: A teammate calls V4 a final test after using it to select a=1.25. Which conclusion is supported by the supplied facts?</w:t>
-      </w:r>
-    </w:p>
-    <w:p>
-      <w:pPr>
-        <w:spacing w:line="336" w:lineRule="auto" w:after="180"/>
-        <w:shd w:fill="F4F9FC"/>
-      </w:pPr>
-      <w:r>
-        <w:rPr>
-          <w:b w:val="0"/>
-        </w:rPr>
-        <w:t xml:space="preserve">1. We can decide the result without examining the changed </w:t>
-      </w:r>
-      <w:r>
-        <w:rPr>
-          <w:b/>
-        </w:rPr>
-        <w:t>input</w:t>
-      </w:r>
-      <w:r>
-        <w:rPr>
-          <w:b w:val="0"/>
-        </w:rPr>
-        <w:t xml:space="preserve"> or the procedure.</w:t>
-      </w:r>
-    </w:p>
-    <w:p>
-      <w:pPr>
-        <w:spacing w:line="336" w:lineRule="auto" w:after="180"/>
-        <w:shd w:fill="F4F9FC"/>
-      </w:pPr>
-      <w:r>
-        <w:rPr>
-          <w:b w:val="0"/>
-        </w:rPr>
-        <w:t xml:space="preserve">2. This one example guarantees correct results for every future </w:t>
-      </w:r>
-      <w:r>
-        <w:rPr>
-          <w:b/>
-        </w:rPr>
-        <w:t>input</w:t>
-      </w:r>
-      <w:r>
-        <w:rPr>
-          <w:b w:val="0"/>
-        </w:rPr>
-        <w:t>.</w:t>
-      </w:r>
-    </w:p>
-    <w:p>
-      <w:pPr>
-        <w:spacing w:line="336" w:lineRule="auto" w:after="180"/>
-        <w:shd w:fill="F4F9FC"/>
-      </w:pPr>
-      <w:r>
-        <w:rPr>
-          <w:b w:val="0"/>
-        </w:rPr>
-        <w:t>3. Correct its role to validation; it was used for selection.</w:t>
-      </w:r>
-    </w:p>
-    <w:p>
-      <w:pPr>
-        <w:pStyle w:val="Heading3"/>
-      </w:pPr>
-      <w:r>
-        <w:t>My selected conclusion, deciding fact and explanation</w:t>
-      </w:r>
-    </w:p>
-    <w:p>
-      <w:r>
-        <w:t>________________________________________________________________</w:t>
-      </w:r>
-    </w:p>
-    <w:p>
-      <w:r>
-        <w:t>________________________________________________________________</w:t>
-      </w:r>
-    </w:p>
-    <w:p>
-      <w:r>
-        <w:t>________________________________________________________________</w:t>
-      </w:r>
-    </w:p>
-    <w:p>
-      <w:r>
-        <w:t>________________________________________________________________</w:t>
-      </w:r>
-    </w:p>
-    <w:p>
-      <w:r>
-        <w:t>________________________________________________________________</w:t>
-      </w:r>
-    </w:p>
-    <w:p>
-      <w:pPr>
-        <w:pStyle w:val="Heading3"/>
-      </w:pPr>
-      <w:r>
-        <w:t>Hint · try first</w:t>
-      </w:r>
-    </w:p>
-    <w:p>
-      <w:pPr>
-        <w:spacing w:line="336" w:lineRule="auto" w:after="180"/>
-        <w:shd w:fill="F1F6F8"/>
-      </w:pPr>
-      <w:r>
-        <w:rPr>
-          <w:b w:val="0"/>
-        </w:rPr>
-        <w:t>Hint if needed: Use the changed condition and the deciding step in the pictorial trace. The answer must say what follows from those facts.</w:t>
-      </w:r>
-    </w:p>
-    <w:p>
-      <w:pPr>
-        <w:pStyle w:val="Heading3"/>
-      </w:pPr>
-      <w:r>
-        <w:t>Feedback · compare after trying</w:t>
-      </w:r>
-    </w:p>
-    <w:p>
-      <w:pPr>
-        <w:spacing w:line="336" w:lineRule="auto" w:after="180"/>
-        <w:shd w:fill="F1F6FC"/>
-      </w:pPr>
-      <w:r>
-        <w:rPr>
-          <w:b w:val="0"/>
-        </w:rPr>
-        <w:t xml:space="preserve">After your attempt, compare with the supported explanation: Correct its role to validation; it was used for selection. Changing the label on a dataset does not make its </w:t>
-      </w:r>
-      <w:r>
-        <w:rPr>
-          <w:b/>
-        </w:rPr>
-        <w:t>evidence</w:t>
-      </w:r>
-      <w:r>
-        <w:rPr>
-          <w:b w:val="0"/>
-        </w:rPr>
-        <w:t xml:space="preserve"> untouched.</w:t>
-      </w:r>
-    </w:p>
-    <w:p>
-      <w:pPr>
-        <w:pStyle w:val="Heading3"/>
-      </w:pPr>
-      <w:r>
-        <w:t>Repair a missing building block</w:t>
-      </w:r>
-    </w:p>
-    <w:p>
-      <w:pPr>
-        <w:spacing w:line="336" w:lineRule="auto" w:after="180"/>
-      </w:pPr>
-      <w:r>
-        <w:rPr>
-          <w:b w:val="0"/>
-        </w:rPr>
-        <w:t>Review Efficiency and resource measurement (ai-5/31). Goal: Calculate throughput and amortised time per example from repeated timings. Short practice: Why is 10 ms/case not necessarily a single-request latency?</w:t>
-      </w:r>
-    </w:p>
-    <w:p>
-      <w:pPr>
-        <w:spacing w:line="336" w:lineRule="auto" w:after="180"/>
-      </w:pPr>
-      <w:r>
-        <w:rPr>
-          <w:b w:val="0"/>
-        </w:rPr>
-        <w:t xml:space="preserve">Point to the relevant step in the picture, then write the changed result and the rule or </w:t>
-      </w:r>
-      <w:r>
-        <w:rPr>
-          <w:b/>
-        </w:rPr>
-        <w:t>evidence</w:t>
-      </w:r>
-      <w:r>
-        <w:rPr>
-          <w:b w:val="0"/>
-        </w:rPr>
-        <w:t xml:space="preserve"> that supports it.. Return to this week and explain what you changed.</w:t>
-      </w:r>
-    </w:p>
-    <w:p>
-      <w:pPr>
-        <w:spacing w:line="336" w:lineRule="auto" w:after="180"/>
-      </w:pPr>
-      <w:r>
-        <w:rPr>
-          <w:b w:val="0"/>
-        </w:rPr>
-        <w:t>Review Uncertainty and failure analysis (ai-5/29). Goal: Distinguish a predicted class, confidence score and observed correctness. Short practice: What is C’s positive-class probability and chosen-label confidence?</w:t>
-      </w:r>
-    </w:p>
-    <w:p>
-      <w:pPr>
-        <w:spacing w:line="336" w:lineRule="auto" w:after="180"/>
-      </w:pPr>
-      <w:r>
-        <w:rPr>
-          <w:b w:val="0"/>
-        </w:rPr>
-        <w:t xml:space="preserve">Point to the relevant step in the picture, then write the changed result and the rule or </w:t>
-      </w:r>
-      <w:r>
-        <w:rPr>
-          <w:b/>
-        </w:rPr>
-        <w:t>evidence</w:t>
-      </w:r>
-      <w:r>
-        <w:rPr>
-          <w:b w:val="0"/>
-        </w:rPr>
-        <w:t xml:space="preserve"> that supports it.. Return to this week and explain what you changed.</w:t>
-      </w:r>
-    </w:p>
-    <w:p>
-      <w:pPr>
-        <w:spacing w:line="336" w:lineRule="auto" w:after="180"/>
-      </w:pPr>
-      <w:r>
-        <w:rPr>
-          <w:b w:val="0"/>
-        </w:rPr>
-        <w:t>Review Embeddings and neighbourhoods (ai-5/26). Goal: Look up a vector using a token ID and preserve sequence shape. Short practice: What would justify claiming nearby vectors mean related topics?</w:t>
-      </w:r>
-    </w:p>
-    <w:p>
-      <w:pPr>
-        <w:spacing w:line="336" w:lineRule="auto" w:after="180"/>
-      </w:pPr>
-      <w:r>
-        <w:rPr>
-          <w:b w:val="0"/>
-        </w:rPr>
-        <w:t xml:space="preserve">Point to the relevant step in the picture, then write the changed result and the rule or </w:t>
-      </w:r>
-      <w:r>
-        <w:rPr>
-          <w:b/>
-        </w:rPr>
-        <w:t>evidence</w:t>
-      </w:r>
-      <w:r>
-        <w:rPr>
-          <w:b w:val="0"/>
-        </w:rPr>
-        <w:t xml:space="preserve"> that supports it.. Return to this week and explain what you changed.</w:t>
-      </w:r>
-    </w:p>
-    <w:p>
-      <w:pPr>
-        <w:pStyle w:val="Heading3"/>
-      </w:pPr>
-      <w:r>
-        <w:t>Predict, run and debug</w:t>
-      </w:r>
-    </w:p>
-    <w:p>
-      <w:pPr>
-        <w:spacing w:line="336" w:lineRule="auto" w:after="180"/>
-      </w:pPr>
-      <w:r>
-        <w:rPr>
-          <w:b w:val="0"/>
-        </w:rPr>
-        <w:t xml:space="preserve">The browser lab lets you edit the supported Python examples already included in this lesson. Predict first, run, inspect the actual </w:t>
-      </w:r>
-      <w:r>
-        <w:rPr>
-          <w:b/>
-        </w:rPr>
-        <w:t>output</w:t>
-      </w:r>
-      <w:r>
-        <w:rPr>
-          <w:b w:val="0"/>
-        </w:rPr>
-        <w:t xml:space="preserve"> or error, change one </w:t>
-      </w:r>
-      <w:r>
-        <w:rPr>
-          <w:b/>
-        </w:rPr>
-        <w:t>input</w:t>
-      </w:r>
-      <w:r>
-        <w:rPr>
-          <w:b w:val="0"/>
-        </w:rPr>
-        <w:t>, then run again.</w:t>
-      </w:r>
-    </w:p>
-    <w:p>
-      <w:pPr>
-        <w:spacing w:line="336" w:lineRule="auto" w:after="180"/>
-      </w:pPr>
-      <w:r>
-        <w:rPr>
-          <w:b w:val="0"/>
-        </w:rPr>
-        <w:t xml:space="preserve">Keep code, </w:t>
-      </w:r>
-      <w:r>
-        <w:rPr>
-          <w:b/>
-        </w:rPr>
-        <w:t>prediction</w:t>
-      </w:r>
-      <w:r>
-        <w:rPr>
-          <w:b w:val="0"/>
-        </w:rPr>
-        <w:t>s, actual results and a reasoned revision together. On paper, label your result as a trace rather than an execution.</w:t>
-      </w:r>
-    </w:p>
-    <w:p>
-      <w:pPr>
-        <w:pStyle w:val="Heading3"/>
-      </w:pPr>
-      <w:r>
         <w:t>Keep your completed work</w:t>
       </w:r>
     </w:p>
     <w:p>
       <w:pPr>
-        <w:spacing w:line="336" w:lineRule="auto" w:after="180"/>
-      </w:pPr>
-      <w:r>
-        <w:rPr>
-          <w:b w:val="0"/>
-        </w:rPr>
-        <w:t xml:space="preserve">Use Download completed work in the hosted lesson to export your answers, reflections, practice feedback and code-run </w:t>
-      </w:r>
-      <w:r>
-        <w:rPr>
-          <w:b/>
-        </w:rPr>
-        <w:t>evidence</w:t>
-      </w:r>
-      <w:r>
-        <w:rPr>
-          <w:b w:val="0"/>
-        </w:rPr>
-        <w:t>. Open the HTML copy to read or print it.</w:t>
-      </w:r>
-    </w:p>
-    <w:p>
-      <w:pPr>
-        <w:spacing w:line="336" w:lineRule="auto" w:after="180"/>
-      </w:pPr>
-      <w:r>
-        <w:rPr>
-          <w:b w:val="0"/>
-        </w:rPr>
-        <w:t>Drafts stay in this browser when storage is available; clear drafts on a shared device.</w:t>
-      </w:r>
-    </w:p>
-    <w:p>
-      <w:pPr>
         <w:pStyle w:val="Heading1"/>
       </w:pPr>
       <w:r>
-        <w:t>18. Visual concept journey</w:t>
-      </w:r>
-    </w:p>
-    <w:p>
-      <w:r>
-        <w:t>Explain each Documenting a network experiment graphic using its labels, deciding evidence and relevant limitation.</w:t>
-      </w:r>
-    </w:p>
-    <w:p>
-      <w:pPr>
-        <w:pStyle w:val="Heading3"/>
+        <w:t>18. Reference · Six-picture concept journey</w:t>
+      </w:r>
+    </w:p>
+    <w:p>
+      <w:r>
+        <w:t>Choose the picture that supports the current explanation.</w:t>
+      </w:r>
+    </w:p>
+    <w:p>
+      <w:pPr>
+        <w:pStyle w:val="Heading2"/>
       </w:pPr>
       <w:r>
         <w:t>01. Documenting a network experiment: the case</w:t>
@@ -4874,7 +5545,7 @@
         <w:drawing>
           <wp:inline xmlns:a="http://schemas.openxmlformats.org/drawingml/2006/main" xmlns:pic="http://schemas.openxmlformats.org/drawingml/2006/picture">
             <wp:extent cx="5486400" cy="3291840"/>
-            <wp:docPr id="3" name="Picture 3" descr="Document checkpoint selection so another team can reconstruct every reported number. Supplied facts: Run R8 predicts ReLU(a×x). Validation V4 has x = 2, target 3. Baseline a = 0.5; checkpoints a = 1 and 1.25; choose minimum validation squared error. All inputs and outcomes in this worked example are invented classroom data; no real model run is claimed."/>
+            <wp:docPr id="5" name="Picture 5" descr="Document checkpoint selection so another team can reconstruct every reported number. Supplied facts: Run R8 predicts ReLU(a×x). Validation V4 has x = 2, target 3. Baseline a = 0.5; checkpoints a = 1 and 1.25; choose minimum validation squared error. All inputs and outcomes in this worked example are invented classroom data; no real model run is claimed."/>
             <wp:cNvGraphicFramePr>
               <a:graphicFrameLocks noChangeAspect="1"/>
             </wp:cNvGraphicFramePr>
@@ -4886,7 +5557,7 @@
                     <pic:cNvPicPr/>
                   </pic:nvPicPr>
                   <pic:blipFill>
-                    <a:blip r:embed="rId11"/>
+                    <a:blip r:embed="rId13"/>
                     <a:stretch>
                       <a:fillRect/>
                     </a:stretch>
@@ -4966,7 +5637,6 @@
     <w:p>
       <w:pPr>
         <w:spacing w:line="336" w:lineRule="auto" w:after="180"/>
-        <w:shd w:fill="F5F1FB"/>
       </w:pPr>
       <w:r>
         <w:rPr>
@@ -4977,7 +5647,7 @@
     </w:p>
     <w:p>
       <w:pPr>
-        <w:pStyle w:val="Heading3"/>
+        <w:pStyle w:val="Heading2"/>
       </w:pPr>
       <w:r>
         <w:t>02. Follow the deciding steps</w:t>
@@ -4988,7 +5658,7 @@
         <w:drawing>
           <wp:inline xmlns:a="http://schemas.openxmlformats.org/drawingml/2006/main" xmlns:pic="http://schemas.openxmlformats.org/drawingml/2006/picture">
             <wp:extent cx="5486400" cy="3337560"/>
-            <wp:docPr id="4" name="Picture 4" descr="Baseline prediction: At a = 0.5, prediction 1, error² = 4. → Checkpoint comparison: At a = 1, prediction 2, loss 1; at 1.25, prediction 2.5, loss 0.25. → Select and record: Choose a = 1.25; save R8, inputs, formula, checkpoint values, loss rule and validation role."/>
+            <wp:docPr id="6" name="Picture 6" descr="Baseline prediction: At a = 0.5, prediction 1, error² = 4. → Checkpoint comparison: At a = 1, prediction 2, loss 1; at 1.25, prediction 2.5, loss 0.25. → Select and record: Choose a = 1.25; save R8, inputs, formula, checkpoint values, loss rule and validation role."/>
             <wp:cNvGraphicFramePr>
               <a:graphicFrameLocks noChangeAspect="1"/>
             </wp:cNvGraphicFramePr>
@@ -5000,7 +5670,7 @@
                     <pic:cNvPicPr/>
                   </pic:nvPicPr>
                   <pic:blipFill>
-                    <a:blip r:embed="rId12"/>
+                    <a:blip r:embed="rId9"/>
                     <a:stretch>
                       <a:fillRect/>
                     </a:stretch>
@@ -5117,7 +5787,6 @@
     <w:p>
       <w:pPr>
         <w:spacing w:line="336" w:lineRule="auto" w:after="180"/>
-        <w:shd w:fill="F5F1FB"/>
       </w:pPr>
       <w:r>
         <w:rPr>
@@ -5140,7 +5809,7 @@
     </w:p>
     <w:p>
       <w:pPr>
-        <w:pStyle w:val="Heading3"/>
+        <w:pStyle w:val="Heading2"/>
       </w:pPr>
       <w:r>
         <w:t>03. Validation squared loss by checkpoint</w:t>
@@ -5151,7 +5820,7 @@
         <w:drawing>
           <wp:inline xmlns:a="http://schemas.openxmlformats.org/drawingml/2006/main" xmlns:pic="http://schemas.openxmlformats.org/drawingml/2006/picture">
             <wp:extent cx="5486400" cy="3145536"/>
-            <wp:docPr id="5" name="Picture 5" descr="Validation squared loss by checkpoint. Units: squared error. baseline a = 0.5: 4. checkpoint a = 1: 1. checkpoint a = 1.25: 0.25."/>
+            <wp:docPr id="7" name="Picture 7" descr="Validation squared loss by checkpoint. Units: squared error. baseline a = 0.5: 4. checkpoint a = 1: 1. checkpoint a = 1.25: 0.25."/>
             <wp:cNvGraphicFramePr>
               <a:graphicFrameLocks noChangeAspect="1"/>
             </wp:cNvGraphicFramePr>
@@ -5163,7 +5832,7 @@
                     <pic:cNvPicPr/>
                   </pic:nvPicPr>
                   <pic:blipFill>
-                    <a:blip r:embed="rId13"/>
+                    <a:blip r:embed="rId14"/>
                     <a:stretch>
                       <a:fillRect/>
                     </a:stretch>
@@ -5232,7 +5901,6 @@
     <w:p>
       <w:pPr>
         <w:spacing w:line="336" w:lineRule="auto" w:after="180"/>
-        <w:shd w:fill="F5F1FB"/>
       </w:pPr>
       <w:r>
         <w:rPr>
@@ -5243,7 +5911,7 @@
     </w:p>
     <w:p>
       <w:pPr>
-        <w:pStyle w:val="Heading3"/>
+        <w:pStyle w:val="Heading2"/>
       </w:pPr>
       <w:r>
         <w:t>04. Change one thing. Trace what follows.</w:t>
@@ -5254,7 +5922,7 @@
         <w:drawing>
           <wp:inline xmlns:a="http://schemas.openxmlformats.org/drawingml/2006/main" xmlns:pic="http://schemas.openxmlformats.org/drawingml/2006/picture">
             <wp:extent cx="5486400" cy="3041904"/>
-            <wp:docPr id="6" name="Picture 6" descr="Original case: Choose a = 1.25; save R8, inputs, formula, checkpoint values, loss rule and validation role. Changed condition: A teammate calls V4 a final test after using it to select a=1.25. Expected result: Correct its role to validation; it was used for selection. Reason: Changing the label on a dataset does not make its evidence untouched."/>
+            <wp:docPr id="8" name="Picture 8" descr="Original case: Choose a = 1.25; save R8, inputs, formula, checkpoint values, loss rule and validation role. Changed condition: A teammate calls V4 a final test after using it to select a=1.25. Expected result: Correct its role to validation; it was used for selection. Reason: Changing the label on a dataset does not make its evidence untouched."/>
             <wp:cNvGraphicFramePr>
               <a:graphicFrameLocks noChangeAspect="1"/>
             </wp:cNvGraphicFramePr>
@@ -5266,7 +5934,7 @@
                     <pic:cNvPicPr/>
                   </pic:nvPicPr>
                   <pic:blipFill>
-                    <a:blip r:embed="rId14"/>
+                    <a:blip r:embed="rId10"/>
                     <a:stretch>
                       <a:fillRect/>
                     </a:stretch>
@@ -5346,7 +6014,6 @@
     <w:p>
       <w:pPr>
         <w:spacing w:line="336" w:lineRule="auto" w:after="180"/>
-        <w:shd w:fill="F5F1FB"/>
       </w:pPr>
       <w:r>
         <w:rPr>
@@ -5357,7 +6024,7 @@
     </w:p>
     <w:p>
       <w:pPr>
-        <w:pStyle w:val="Heading3"/>
+        <w:pStyle w:val="Heading2"/>
       </w:pPr>
       <w:r>
         <w:t>05. Connect the explanation to its limit</w:t>
@@ -5368,7 +6035,7 @@
         <w:drawing>
           <wp:inline xmlns:a="http://schemas.openxmlformats.org/drawingml/2006/main" xmlns:pic="http://schemas.openxmlformats.org/drawingml/2006/picture">
             <wp:extent cx="5486400" cy="2834640"/>
-            <wp:docPr id="7" name="Picture 7" descr="A reproducible record includes the actual input, formula, parameters and scoring rule, together with each dataset’s role. The validation case selects the best supplied checkpoint, so it is part of development. Save that selection history and freeze the checkpoint before evaluating fresh final cases. Renaming the same case a test does not change how it was used. Limit: Reconstructing one run verifies arithmetic and provenance, not population performance or educational learning impact."/>
+            <wp:docPr id="9" name="Picture 9" descr="A reproducible record includes the actual input, formula, parameters and scoring rule, together with each dataset’s role. The validation case selects the best supplied checkpoint, so it is part of development. Save that selection history and freeze the checkpoint before evaluating fresh final cases. Renaming the same case a test does not change how it was used. Limit: Reconstructing one run verifies arithmetic and provenance, not population performance or educational learning impact."/>
             <wp:cNvGraphicFramePr>
               <a:graphicFrameLocks noChangeAspect="1"/>
             </wp:cNvGraphicFramePr>
@@ -5471,7 +6138,6 @@
     <w:p>
       <w:pPr>
         <w:spacing w:line="336" w:lineRule="auto" w:after="180"/>
-        <w:shd w:fill="F5F1FB"/>
       </w:pPr>
       <w:r>
         <w:rPr>
@@ -5482,7 +6148,7 @@
     </w:p>
     <w:p>
       <w:pPr>
-        <w:pStyle w:val="Heading3"/>
+        <w:pStyle w:val="Heading2"/>
       </w:pPr>
       <w:r>
         <w:t>06. Make the idea visible in your project</w:t>
@@ -5493,7 +6159,7 @@
         <w:drawing>
           <wp:inline xmlns:a="http://schemas.openxmlformats.org/drawingml/2006/main" xmlns:pic="http://schemas.openxmlformats.org/drawingml/2006/picture">
             <wp:extent cx="5486400" cy="3681984"/>
-            <wp:docPr id="8" name="Picture 8" descr="For your Image-pattern Network Investigation, save the input, procedure, observed result and limitation of this check. Label this worked example as practice; use a different, previously unreviewed case when checking independent understanding. Draw your input, deciding step, result and limit. Supported question: What additional evidence is needed for a final performance claim? Point to the relevant step in the picture, then write the changed result and the rule or evidence that supports it."/>
+            <wp:docPr id="10" name="Picture 10" descr="For your Image-pattern Network Investigation, save the input, procedure, observed result and limitation of this check. Label this worked example as practice; use a different, previously unreviewed case when checking independent understanding. Draw your input, deciding step, result and limit. Supported question: What additional evidence is needed for a final performance claim? Point to the relevant step in the picture, then write the changed result and the rule or evidence that supports it."/>
             <wp:cNvGraphicFramePr>
               <a:graphicFrameLocks noChangeAspect="1"/>
             </wp:cNvGraphicFramePr>
@@ -5608,7 +6274,6 @@
     <w:p>
       <w:pPr>
         <w:spacing w:line="336" w:lineRule="auto" w:after="180"/>
-        <w:shd w:fill="F5F1FB"/>
       </w:pPr>
       <w:r>
         <w:rPr>
@@ -5627,6 +6292,62 @@
           <w:b w:val="0"/>
         </w:rPr>
         <w:t>.</w:t>
+      </w:r>
+    </w:p>
+    <w:p>
+      <w:pPr>
+        <w:pStyle w:val="Heading2"/>
+      </w:pPr>
+      <w:r>
+        <w:t>Earlier wording, alternatives and picture transcripts · reference / check after trying</w:t>
+      </w:r>
+    </w:p>
+    <w:p>
+      <w:pPr>
+        <w:pStyle w:val="Heading3"/>
+      </w:pPr>
+      <w:r>
+        <w:t>01. Documenting a network experiment: the case</w:t>
+      </w:r>
+    </w:p>
+    <w:p>
+      <w:pPr>
+        <w:pStyle w:val="Heading3"/>
+      </w:pPr>
+      <w:r>
+        <w:t>02. Follow the deciding steps</w:t>
+      </w:r>
+    </w:p>
+    <w:p>
+      <w:pPr>
+        <w:pStyle w:val="Heading3"/>
+      </w:pPr>
+      <w:r>
+        <w:t>03. Validation squared loss by checkpoint</w:t>
+      </w:r>
+    </w:p>
+    <w:p>
+      <w:pPr>
+        <w:pStyle w:val="Heading3"/>
+      </w:pPr>
+      <w:r>
+        <w:t>04. Change one thing. Trace what follows.</w:t>
+      </w:r>
+    </w:p>
+    <w:p>
+      <w:pPr>
+        <w:pStyle w:val="Heading3"/>
+      </w:pPr>
+      <w:r>
+        <w:t>05. Connect the explanation to its limit</w:t>
+      </w:r>
+    </w:p>
+    <w:p>
+      <w:pPr>
+        <w:pStyle w:val="Heading3"/>
+      </w:pPr>
+      <w:r>
+        <w:t>06. Make the idea visible in your project</w:t>
       </w:r>
     </w:p>
     <w:sectPr>
